--- a/docx/DSH科研工具手册.docx
+++ b/docx/DSH科研工具手册.docx
@@ -1365,8 +1365,8 @@
         <w:tblLayout w:type="fixed"/>
       </w:tblPr>
       <w:tblGrid>
-        <w:gridCol w:w="2950"/>
-        <w:gridCol w:w="6688"/>
+        <w:gridCol w:w="3336"/>
+        <w:gridCol w:w="6302"/>
       </w:tblGrid>
       <w:tr>
         <w:trPr>
@@ -1375,7 +1375,7 @@
         </w:trPr>
         <w:tc>
           <w:tcPr>
-            <w:tcW w:type="dxa" w:w="2950"/>
+            <w:tcW w:type="dxa" w:w="3336"/>
             <w:shd w:fill="0F766E" w:color="auto" w:val="clear"/>
             <w:tcMar>
               <w:top w:type="dxa" w:w="80"/>
@@ -1403,7 +1403,7 @@
         </w:tc>
         <w:tc>
           <w:tcPr>
-            <w:tcW w:type="dxa" w:w="6688"/>
+            <w:tcW w:type="dxa" w:w="6302"/>
             <w:shd w:fill="0F766E" w:color="auto" w:val="clear"/>
             <w:tcMar>
               <w:top w:type="dxa" w:w="80"/>
@@ -1436,7 +1436,7 @@
         </w:trPr>
         <w:tc>
           <w:tcPr>
-            <w:tcW w:type="dxa" w:w="2950"/>
+            <w:tcW w:type="dxa" w:w="3336"/>
             <w:shd w:fill="FFFFFF" w:color="auto" w:val="clear"/>
             <w:tcMar>
               <w:top w:type="dxa" w:w="80"/>
@@ -1462,7 +1462,7 @@
         </w:tc>
         <w:tc>
           <w:tcPr>
-            <w:tcW w:type="dxa" w:w="6688"/>
+            <w:tcW w:type="dxa" w:w="6302"/>
             <w:shd w:fill="FFFFFF" w:color="auto" w:val="clear"/>
             <w:tcMar>
               <w:top w:type="dxa" w:w="80"/>
@@ -1493,7 +1493,7 @@
         </w:trPr>
         <w:tc>
           <w:tcPr>
-            <w:tcW w:type="dxa" w:w="2950"/>
+            <w:tcW w:type="dxa" w:w="3336"/>
             <w:shd w:fill="F7F5F0" w:color="auto" w:val="clear"/>
             <w:tcMar>
               <w:top w:type="dxa" w:w="80"/>
@@ -1519,7 +1519,7 @@
         </w:tc>
         <w:tc>
           <w:tcPr>
-            <w:tcW w:type="dxa" w:w="6688"/>
+            <w:tcW w:type="dxa" w:w="6302"/>
             <w:shd w:fill="F7F5F0" w:color="auto" w:val="clear"/>
             <w:tcMar>
               <w:top w:type="dxa" w:w="80"/>
@@ -1550,7 +1550,7 @@
         </w:trPr>
         <w:tc>
           <w:tcPr>
-            <w:tcW w:type="dxa" w:w="2950"/>
+            <w:tcW w:type="dxa" w:w="3336"/>
             <w:shd w:fill="FFFFFF" w:color="auto" w:val="clear"/>
             <w:tcMar>
               <w:top w:type="dxa" w:w="80"/>
@@ -1576,7 +1576,7 @@
         </w:tc>
         <w:tc>
           <w:tcPr>
-            <w:tcW w:type="dxa" w:w="6688"/>
+            <w:tcW w:type="dxa" w:w="6302"/>
             <w:shd w:fill="FFFFFF" w:color="auto" w:val="clear"/>
             <w:tcMar>
               <w:top w:type="dxa" w:w="80"/>
@@ -1635,7 +1635,7 @@
         </w:trPr>
         <w:tc>
           <w:tcPr>
-            <w:tcW w:type="dxa" w:w="2950"/>
+            <w:tcW w:type="dxa" w:w="3336"/>
             <w:shd w:fill="F7F5F0" w:color="auto" w:val="clear"/>
             <w:tcMar>
               <w:top w:type="dxa" w:w="80"/>
@@ -1661,7 +1661,7 @@
         </w:tc>
         <w:tc>
           <w:tcPr>
-            <w:tcW w:type="dxa" w:w="6688"/>
+            <w:tcW w:type="dxa" w:w="6302"/>
             <w:shd w:fill="F7F5F0" w:color="auto" w:val="clear"/>
             <w:tcMar>
               <w:top w:type="dxa" w:w="80"/>
@@ -1720,7 +1720,7 @@
         </w:trPr>
         <w:tc>
           <w:tcPr>
-            <w:tcW w:type="dxa" w:w="2950"/>
+            <w:tcW w:type="dxa" w:w="3336"/>
             <w:shd w:fill="FFFFFF" w:color="auto" w:val="clear"/>
             <w:tcMar>
               <w:top w:type="dxa" w:w="80"/>
@@ -1746,7 +1746,7 @@
         </w:tc>
         <w:tc>
           <w:tcPr>
-            <w:tcW w:type="dxa" w:w="6688"/>
+            <w:tcW w:type="dxa" w:w="6302"/>
             <w:shd w:fill="FFFFFF" w:color="auto" w:val="clear"/>
             <w:tcMar>
               <w:top w:type="dxa" w:w="80"/>
@@ -2532,8 +2532,8 @@
         <w:tblLayout w:type="fixed"/>
       </w:tblPr>
       <w:tblGrid>
-        <w:gridCol w:w="2659"/>
-        <w:gridCol w:w="6979"/>
+        <w:gridCol w:w="4448"/>
+        <w:gridCol w:w="5190"/>
       </w:tblGrid>
       <w:tr>
         <w:trPr>
@@ -2542,7 +2542,7 @@
         </w:trPr>
         <w:tc>
           <w:tcPr>
-            <w:tcW w:type="dxa" w:w="2659"/>
+            <w:tcW w:type="dxa" w:w="4448"/>
             <w:shd w:fill="0F766E" w:color="auto" w:val="clear"/>
             <w:tcMar>
               <w:top w:type="dxa" w:w="80"/>
@@ -2570,7 +2570,7 @@
         </w:tc>
         <w:tc>
           <w:tcPr>
-            <w:tcW w:type="dxa" w:w="6979"/>
+            <w:tcW w:type="dxa" w:w="5190"/>
             <w:shd w:fill="0F766E" w:color="auto" w:val="clear"/>
             <w:tcMar>
               <w:top w:type="dxa" w:w="80"/>
@@ -2603,7 +2603,7 @@
         </w:trPr>
         <w:tc>
           <w:tcPr>
-            <w:tcW w:type="dxa" w:w="2659"/>
+            <w:tcW w:type="dxa" w:w="4448"/>
             <w:shd w:fill="FFFFFF" w:color="auto" w:val="clear"/>
             <w:tcMar>
               <w:top w:type="dxa" w:w="80"/>
@@ -2629,7 +2629,7 @@
         </w:tc>
         <w:tc>
           <w:tcPr>
-            <w:tcW w:type="dxa" w:w="6979"/>
+            <w:tcW w:type="dxa" w:w="5190"/>
             <w:shd w:fill="FFFFFF" w:color="auto" w:val="clear"/>
             <w:tcMar>
               <w:top w:type="dxa" w:w="80"/>
@@ -2670,7 +2670,7 @@
         </w:trPr>
         <w:tc>
           <w:tcPr>
-            <w:tcW w:type="dxa" w:w="2659"/>
+            <w:tcW w:type="dxa" w:w="4448"/>
             <w:shd w:fill="F7F5F0" w:color="auto" w:val="clear"/>
             <w:tcMar>
               <w:top w:type="dxa" w:w="80"/>
@@ -2696,7 +2696,7 @@
         </w:tc>
         <w:tc>
           <w:tcPr>
-            <w:tcW w:type="dxa" w:w="6979"/>
+            <w:tcW w:type="dxa" w:w="5190"/>
             <w:shd w:fill="F7F5F0" w:color="auto" w:val="clear"/>
             <w:tcMar>
               <w:top w:type="dxa" w:w="80"/>
@@ -2737,7 +2737,7 @@
         </w:trPr>
         <w:tc>
           <w:tcPr>
-            <w:tcW w:type="dxa" w:w="2659"/>
+            <w:tcW w:type="dxa" w:w="4448"/>
             <w:shd w:fill="FFFFFF" w:color="auto" w:val="clear"/>
             <w:tcMar>
               <w:top w:type="dxa" w:w="80"/>
@@ -2763,7 +2763,7 @@
         </w:tc>
         <w:tc>
           <w:tcPr>
-            <w:tcW w:type="dxa" w:w="6979"/>
+            <w:tcW w:type="dxa" w:w="5190"/>
             <w:shd w:fill="FFFFFF" w:color="auto" w:val="clear"/>
             <w:tcMar>
               <w:top w:type="dxa" w:w="80"/>
@@ -2794,7 +2794,7 @@
         </w:trPr>
         <w:tc>
           <w:tcPr>
-            <w:tcW w:type="dxa" w:w="2659"/>
+            <w:tcW w:type="dxa" w:w="4448"/>
             <w:shd w:fill="F7F5F0" w:color="auto" w:val="clear"/>
             <w:tcMar>
               <w:top w:type="dxa" w:w="80"/>
@@ -2820,7 +2820,7 @@
         </w:tc>
         <w:tc>
           <w:tcPr>
-            <w:tcW w:type="dxa" w:w="6979"/>
+            <w:tcW w:type="dxa" w:w="5190"/>
             <w:shd w:fill="F7F5F0" w:color="auto" w:val="clear"/>
             <w:tcMar>
               <w:top w:type="dxa" w:w="80"/>
@@ -2853,7 +2853,7 @@
         </w:trPr>
         <w:tc>
           <w:tcPr>
-            <w:tcW w:type="dxa" w:w="2659"/>
+            <w:tcW w:type="dxa" w:w="4448"/>
             <w:shd w:fill="FFFFFF" w:color="auto" w:val="clear"/>
             <w:tcMar>
               <w:top w:type="dxa" w:w="80"/>
@@ -2879,7 +2879,7 @@
         </w:tc>
         <w:tc>
           <w:tcPr>
-            <w:tcW w:type="dxa" w:w="6979"/>
+            <w:tcW w:type="dxa" w:w="5190"/>
             <w:shd w:fill="FFFFFF" w:color="auto" w:val="clear"/>
             <w:tcMar>
               <w:top w:type="dxa" w:w="80"/>
@@ -3181,9 +3181,9 @@
         <w:tblLayout w:type="fixed"/>
       </w:tblPr>
       <w:tblGrid>
-        <w:gridCol w:w="1493"/>
-        <w:gridCol w:w="3122"/>
-        <w:gridCol w:w="5023"/>
+        <w:gridCol w:w="2224"/>
+        <w:gridCol w:w="2842"/>
+        <w:gridCol w:w="4572"/>
       </w:tblGrid>
       <w:tr>
         <w:trPr>
@@ -3192,7 +3192,7 @@
         </w:trPr>
         <w:tc>
           <w:tcPr>
-            <w:tcW w:type="dxa" w:w="1493"/>
+            <w:tcW w:type="dxa" w:w="2224"/>
             <w:shd w:fill="0F766E" w:color="auto" w:val="clear"/>
             <w:tcMar>
               <w:top w:type="dxa" w:w="80"/>
@@ -3220,7 +3220,7 @@
         </w:tc>
         <w:tc>
           <w:tcPr>
-            <w:tcW w:type="dxa" w:w="3122"/>
+            <w:tcW w:type="dxa" w:w="2842"/>
             <w:shd w:fill="0F766E" w:color="auto" w:val="clear"/>
             <w:tcMar>
               <w:top w:type="dxa" w:w="80"/>
@@ -3248,7 +3248,7 @@
         </w:tc>
         <w:tc>
           <w:tcPr>
-            <w:tcW w:type="dxa" w:w="5023"/>
+            <w:tcW w:type="dxa" w:w="4572"/>
             <w:shd w:fill="0F766E" w:color="auto" w:val="clear"/>
             <w:tcMar>
               <w:top w:type="dxa" w:w="80"/>
@@ -3281,7 +3281,7 @@
         </w:trPr>
         <w:tc>
           <w:tcPr>
-            <w:tcW w:type="dxa" w:w="1493"/>
+            <w:tcW w:type="dxa" w:w="2224"/>
             <w:shd w:fill="FFFFFF" w:color="auto" w:val="clear"/>
             <w:tcMar>
               <w:top w:type="dxa" w:w="80"/>
@@ -3309,7 +3309,7 @@
         </w:tc>
         <w:tc>
           <w:tcPr>
-            <w:tcW w:type="dxa" w:w="3122"/>
+            <w:tcW w:type="dxa" w:w="2842"/>
             <w:shd w:fill="FFFFFF" w:color="auto" w:val="clear"/>
             <w:tcMar>
               <w:top w:type="dxa" w:w="80"/>
@@ -3335,7 +3335,7 @@
         </w:tc>
         <w:tc>
           <w:tcPr>
-            <w:tcW w:type="dxa" w:w="5023"/>
+            <w:tcW w:type="dxa" w:w="4572"/>
             <w:shd w:fill="FFFFFF" w:color="auto" w:val="clear"/>
             <w:tcMar>
               <w:top w:type="dxa" w:w="80"/>
@@ -3384,7 +3384,7 @@
         </w:trPr>
         <w:tc>
           <w:tcPr>
-            <w:tcW w:type="dxa" w:w="1493"/>
+            <w:tcW w:type="dxa" w:w="2224"/>
             <w:shd w:fill="F7F5F0" w:color="auto" w:val="clear"/>
             <w:tcMar>
               <w:top w:type="dxa" w:w="80"/>
@@ -3412,7 +3412,7 @@
         </w:tc>
         <w:tc>
           <w:tcPr>
-            <w:tcW w:type="dxa" w:w="3122"/>
+            <w:tcW w:type="dxa" w:w="2842"/>
             <w:shd w:fill="F7F5F0" w:color="auto" w:val="clear"/>
             <w:tcMar>
               <w:top w:type="dxa" w:w="80"/>
@@ -3438,7 +3438,7 @@
         </w:tc>
         <w:tc>
           <w:tcPr>
-            <w:tcW w:type="dxa" w:w="5023"/>
+            <w:tcW w:type="dxa" w:w="4572"/>
             <w:shd w:fill="F7F5F0" w:color="auto" w:val="clear"/>
             <w:tcMar>
               <w:top w:type="dxa" w:w="80"/>
@@ -4108,9 +4108,9 @@
         <w:tblLayout w:type="fixed"/>
       </w:tblPr>
       <w:tblGrid>
-        <w:gridCol w:w="4434"/>
-        <w:gridCol w:w="1542"/>
-        <w:gridCol w:w="3662"/>
+        <w:gridCol w:w="3695"/>
+        <w:gridCol w:w="2891"/>
+        <w:gridCol w:w="3052"/>
       </w:tblGrid>
       <w:tr>
         <w:trPr>
@@ -4119,7 +4119,7 @@
         </w:trPr>
         <w:tc>
           <w:tcPr>
-            <w:tcW w:type="dxa" w:w="4434"/>
+            <w:tcW w:type="dxa" w:w="3695"/>
             <w:shd w:fill="0F766E" w:color="auto" w:val="clear"/>
             <w:tcMar>
               <w:top w:type="dxa" w:w="80"/>
@@ -4147,7 +4147,7 @@
         </w:tc>
         <w:tc>
           <w:tcPr>
-            <w:tcW w:type="dxa" w:w="1542"/>
+            <w:tcW w:type="dxa" w:w="2891"/>
             <w:shd w:fill="0F766E" w:color="auto" w:val="clear"/>
             <w:tcMar>
               <w:top w:type="dxa" w:w="80"/>
@@ -4175,7 +4175,7 @@
         </w:tc>
         <w:tc>
           <w:tcPr>
-            <w:tcW w:type="dxa" w:w="3662"/>
+            <w:tcW w:type="dxa" w:w="3052"/>
             <w:shd w:fill="0F766E" w:color="auto" w:val="clear"/>
             <w:tcMar>
               <w:top w:type="dxa" w:w="80"/>
@@ -4208,7 +4208,7 @@
         </w:trPr>
         <w:tc>
           <w:tcPr>
-            <w:tcW w:type="dxa" w:w="4434"/>
+            <w:tcW w:type="dxa" w:w="3695"/>
             <w:shd w:fill="FFFFFF" w:color="auto" w:val="clear"/>
             <w:tcMar>
               <w:top w:type="dxa" w:w="80"/>
@@ -4236,7 +4236,7 @@
         </w:tc>
         <w:tc>
           <w:tcPr>
-            <w:tcW w:type="dxa" w:w="1542"/>
+            <w:tcW w:type="dxa" w:w="2891"/>
             <w:shd w:fill="FFFFFF" w:color="auto" w:val="clear"/>
             <w:tcMar>
               <w:top w:type="dxa" w:w="80"/>
@@ -4262,7 +4262,7 @@
         </w:tc>
         <w:tc>
           <w:tcPr>
-            <w:tcW w:type="dxa" w:w="3662"/>
+            <w:tcW w:type="dxa" w:w="3052"/>
             <w:shd w:fill="FFFFFF" w:color="auto" w:val="clear"/>
             <w:tcMar>
               <w:top w:type="dxa" w:w="80"/>
@@ -4293,7 +4293,7 @@
         </w:trPr>
         <w:tc>
           <w:tcPr>
-            <w:tcW w:type="dxa" w:w="4434"/>
+            <w:tcW w:type="dxa" w:w="3695"/>
             <w:shd w:fill="F7F5F0" w:color="auto" w:val="clear"/>
             <w:tcMar>
               <w:top w:type="dxa" w:w="80"/>
@@ -4321,7 +4321,7 @@
         </w:tc>
         <w:tc>
           <w:tcPr>
-            <w:tcW w:type="dxa" w:w="1542"/>
+            <w:tcW w:type="dxa" w:w="2891"/>
             <w:shd w:fill="F7F5F0" w:color="auto" w:val="clear"/>
             <w:tcMar>
               <w:top w:type="dxa" w:w="80"/>
@@ -4347,7 +4347,7 @@
         </w:tc>
         <w:tc>
           <w:tcPr>
-            <w:tcW w:type="dxa" w:w="3662"/>
+            <w:tcW w:type="dxa" w:w="3052"/>
             <w:shd w:fill="F7F5F0" w:color="auto" w:val="clear"/>
             <w:tcMar>
               <w:top w:type="dxa" w:w="80"/>
@@ -4378,7 +4378,7 @@
         </w:trPr>
         <w:tc>
           <w:tcPr>
-            <w:tcW w:type="dxa" w:w="4434"/>
+            <w:tcW w:type="dxa" w:w="3695"/>
             <w:shd w:fill="FFFFFF" w:color="auto" w:val="clear"/>
             <w:tcMar>
               <w:top w:type="dxa" w:w="80"/>
@@ -4406,7 +4406,7 @@
         </w:tc>
         <w:tc>
           <w:tcPr>
-            <w:tcW w:type="dxa" w:w="1542"/>
+            <w:tcW w:type="dxa" w:w="2891"/>
             <w:shd w:fill="FFFFFF" w:color="auto" w:val="clear"/>
             <w:tcMar>
               <w:top w:type="dxa" w:w="80"/>
@@ -4432,7 +4432,7 @@
         </w:tc>
         <w:tc>
           <w:tcPr>
-            <w:tcW w:type="dxa" w:w="3662"/>
+            <w:tcW w:type="dxa" w:w="3052"/>
             <w:shd w:fill="FFFFFF" w:color="auto" w:val="clear"/>
             <w:tcMar>
               <w:top w:type="dxa" w:w="80"/>
@@ -4463,7 +4463,7 @@
         </w:trPr>
         <w:tc>
           <w:tcPr>
-            <w:tcW w:type="dxa" w:w="4434"/>
+            <w:tcW w:type="dxa" w:w="3695"/>
             <w:shd w:fill="F7F5F0" w:color="auto" w:val="clear"/>
             <w:tcMar>
               <w:top w:type="dxa" w:w="80"/>
@@ -4491,7 +4491,7 @@
         </w:tc>
         <w:tc>
           <w:tcPr>
-            <w:tcW w:type="dxa" w:w="1542"/>
+            <w:tcW w:type="dxa" w:w="2891"/>
             <w:shd w:fill="F7F5F0" w:color="auto" w:val="clear"/>
             <w:tcMar>
               <w:top w:type="dxa" w:w="80"/>
@@ -4517,7 +4517,7 @@
         </w:tc>
         <w:tc>
           <w:tcPr>
-            <w:tcW w:type="dxa" w:w="3662"/>
+            <w:tcW w:type="dxa" w:w="3052"/>
             <w:shd w:fill="F7F5F0" w:color="auto" w:val="clear"/>
             <w:tcMar>
               <w:top w:type="dxa" w:w="80"/>
@@ -4548,7 +4548,7 @@
         </w:trPr>
         <w:tc>
           <w:tcPr>
-            <w:tcW w:type="dxa" w:w="4434"/>
+            <w:tcW w:type="dxa" w:w="3695"/>
             <w:shd w:fill="FFFFFF" w:color="auto" w:val="clear"/>
             <w:tcMar>
               <w:top w:type="dxa" w:w="80"/>
@@ -4576,7 +4576,7 @@
         </w:tc>
         <w:tc>
           <w:tcPr>
-            <w:tcW w:type="dxa" w:w="1542"/>
+            <w:tcW w:type="dxa" w:w="2891"/>
             <w:shd w:fill="FFFFFF" w:color="auto" w:val="clear"/>
             <w:tcMar>
               <w:top w:type="dxa" w:w="80"/>
@@ -4602,7 +4602,7 @@
         </w:tc>
         <w:tc>
           <w:tcPr>
-            <w:tcW w:type="dxa" w:w="3662"/>
+            <w:tcW w:type="dxa" w:w="3052"/>
             <w:shd w:fill="FFFFFF" w:color="auto" w:val="clear"/>
             <w:tcMar>
               <w:top w:type="dxa" w:w="80"/>
@@ -4633,7 +4633,7 @@
         </w:trPr>
         <w:tc>
           <w:tcPr>
-            <w:tcW w:type="dxa" w:w="4434"/>
+            <w:tcW w:type="dxa" w:w="3695"/>
             <w:shd w:fill="F7F5F0" w:color="auto" w:val="clear"/>
             <w:tcMar>
               <w:top w:type="dxa" w:w="80"/>
@@ -4661,7 +4661,7 @@
         </w:tc>
         <w:tc>
           <w:tcPr>
-            <w:tcW w:type="dxa" w:w="1542"/>
+            <w:tcW w:type="dxa" w:w="2891"/>
             <w:shd w:fill="F7F5F0" w:color="auto" w:val="clear"/>
             <w:tcMar>
               <w:top w:type="dxa" w:w="80"/>
@@ -4687,7 +4687,7 @@
         </w:tc>
         <w:tc>
           <w:tcPr>
-            <w:tcW w:type="dxa" w:w="3662"/>
+            <w:tcW w:type="dxa" w:w="3052"/>
             <w:shd w:fill="F7F5F0" w:color="auto" w:val="clear"/>
             <w:tcMar>
               <w:top w:type="dxa" w:w="80"/>
@@ -6355,8 +6355,8 @@
         <w:tblLayout w:type="fixed"/>
       </w:tblPr>
       <w:tblGrid>
-        <w:gridCol w:w="2203"/>
-        <w:gridCol w:w="7435"/>
+        <w:gridCol w:w="3855"/>
+        <w:gridCol w:w="5783"/>
       </w:tblGrid>
       <w:tr>
         <w:trPr>
@@ -6365,7 +6365,7 @@
         </w:trPr>
         <w:tc>
           <w:tcPr>
-            <w:tcW w:type="dxa" w:w="2203"/>
+            <w:tcW w:type="dxa" w:w="3855"/>
             <w:shd w:fill="0F766E" w:color="auto" w:val="clear"/>
             <w:tcMar>
               <w:top w:type="dxa" w:w="80"/>
@@ -6393,7 +6393,7 @@
         </w:tc>
         <w:tc>
           <w:tcPr>
-            <w:tcW w:type="dxa" w:w="7435"/>
+            <w:tcW w:type="dxa" w:w="5783"/>
             <w:shd w:fill="0F766E" w:color="auto" w:val="clear"/>
             <w:tcMar>
               <w:top w:type="dxa" w:w="80"/>
@@ -6426,7 +6426,7 @@
         </w:trPr>
         <w:tc>
           <w:tcPr>
-            <w:tcW w:type="dxa" w:w="2203"/>
+            <w:tcW w:type="dxa" w:w="3855"/>
             <w:shd w:fill="FFFFFF" w:color="auto" w:val="clear"/>
             <w:tcMar>
               <w:top w:type="dxa" w:w="80"/>
@@ -6452,7 +6452,7 @@
         </w:tc>
         <w:tc>
           <w:tcPr>
-            <w:tcW w:type="dxa" w:w="7435"/>
+            <w:tcW w:type="dxa" w:w="5783"/>
             <w:shd w:fill="FFFFFF" w:color="auto" w:val="clear"/>
             <w:tcMar>
               <w:top w:type="dxa" w:w="80"/>
@@ -6483,7 +6483,7 @@
         </w:trPr>
         <w:tc>
           <w:tcPr>
-            <w:tcW w:type="dxa" w:w="2203"/>
+            <w:tcW w:type="dxa" w:w="3855"/>
             <w:shd w:fill="F7F5F0" w:color="auto" w:val="clear"/>
             <w:tcMar>
               <w:top w:type="dxa" w:w="80"/>
@@ -6509,7 +6509,7 @@
         </w:tc>
         <w:tc>
           <w:tcPr>
-            <w:tcW w:type="dxa" w:w="7435"/>
+            <w:tcW w:type="dxa" w:w="5783"/>
             <w:shd w:fill="F7F5F0" w:color="auto" w:val="clear"/>
             <w:tcMar>
               <w:top w:type="dxa" w:w="80"/>
@@ -6540,7 +6540,7 @@
         </w:trPr>
         <w:tc>
           <w:tcPr>
-            <w:tcW w:type="dxa" w:w="2203"/>
+            <w:tcW w:type="dxa" w:w="3855"/>
             <w:shd w:fill="FFFFFF" w:color="auto" w:val="clear"/>
             <w:tcMar>
               <w:top w:type="dxa" w:w="80"/>
@@ -6566,7 +6566,7 @@
         </w:tc>
         <w:tc>
           <w:tcPr>
-            <w:tcW w:type="dxa" w:w="7435"/>
+            <w:tcW w:type="dxa" w:w="5783"/>
             <w:shd w:fill="FFFFFF" w:color="auto" w:val="clear"/>
             <w:tcMar>
               <w:top w:type="dxa" w:w="80"/>
@@ -6597,7 +6597,7 @@
         </w:trPr>
         <w:tc>
           <w:tcPr>
-            <w:tcW w:type="dxa" w:w="2203"/>
+            <w:tcW w:type="dxa" w:w="3855"/>
             <w:shd w:fill="F7F5F0" w:color="auto" w:val="clear"/>
             <w:tcMar>
               <w:top w:type="dxa" w:w="80"/>
@@ -6623,7 +6623,7 @@
         </w:tc>
         <w:tc>
           <w:tcPr>
-            <w:tcW w:type="dxa" w:w="7435"/>
+            <w:tcW w:type="dxa" w:w="5783"/>
             <w:shd w:fill="F7F5F0" w:color="auto" w:val="clear"/>
             <w:tcMar>
               <w:top w:type="dxa" w:w="80"/>
@@ -6654,7 +6654,7 @@
         </w:trPr>
         <w:tc>
           <w:tcPr>
-            <w:tcW w:type="dxa" w:w="2203"/>
+            <w:tcW w:type="dxa" w:w="3855"/>
             <w:shd w:fill="FFFFFF" w:color="auto" w:val="clear"/>
             <w:tcMar>
               <w:top w:type="dxa" w:w="80"/>
@@ -6680,7 +6680,7 @@
         </w:tc>
         <w:tc>
           <w:tcPr>
-            <w:tcW w:type="dxa" w:w="7435"/>
+            <w:tcW w:type="dxa" w:w="5783"/>
             <w:shd w:fill="FFFFFF" w:color="auto" w:val="clear"/>
             <w:tcMar>
               <w:top w:type="dxa" w:w="80"/>
@@ -6711,7 +6711,7 @@
         </w:trPr>
         <w:tc>
           <w:tcPr>
-            <w:tcW w:type="dxa" w:w="2203"/>
+            <w:tcW w:type="dxa" w:w="3855"/>
             <w:shd w:fill="F7F5F0" w:color="auto" w:val="clear"/>
             <w:tcMar>
               <w:top w:type="dxa" w:w="80"/>
@@ -6737,7 +6737,7 @@
         </w:tc>
         <w:tc>
           <w:tcPr>
-            <w:tcW w:type="dxa" w:w="7435"/>
+            <w:tcW w:type="dxa" w:w="5783"/>
             <w:shd w:fill="F7F5F0" w:color="auto" w:val="clear"/>
             <w:tcMar>
               <w:top w:type="dxa" w:w="80"/>
@@ -7012,9 +7012,9 @@
         <w:tblLayout w:type="fixed"/>
       </w:tblPr>
       <w:tblGrid>
-        <w:gridCol w:w="1513"/>
-        <w:gridCol w:w="3544"/>
-        <w:gridCol w:w="4581"/>
+        <w:gridCol w:w="1549"/>
+        <w:gridCol w:w="3528"/>
+        <w:gridCol w:w="4561"/>
       </w:tblGrid>
       <w:tr>
         <w:trPr>
@@ -7023,7 +7023,7 @@
         </w:trPr>
         <w:tc>
           <w:tcPr>
-            <w:tcW w:type="dxa" w:w="1513"/>
+            <w:tcW w:type="dxa" w:w="1549"/>
             <w:shd w:fill="0F766E" w:color="auto" w:val="clear"/>
             <w:tcMar>
               <w:top w:type="dxa" w:w="80"/>
@@ -7051,7 +7051,7 @@
         </w:tc>
         <w:tc>
           <w:tcPr>
-            <w:tcW w:type="dxa" w:w="3544"/>
+            <w:tcW w:type="dxa" w:w="3528"/>
             <w:shd w:fill="0F766E" w:color="auto" w:val="clear"/>
             <w:tcMar>
               <w:top w:type="dxa" w:w="80"/>
@@ -7079,7 +7079,7 @@
         </w:tc>
         <w:tc>
           <w:tcPr>
-            <w:tcW w:type="dxa" w:w="4581"/>
+            <w:tcW w:type="dxa" w:w="4561"/>
             <w:shd w:fill="0F766E" w:color="auto" w:val="clear"/>
             <w:tcMar>
               <w:top w:type="dxa" w:w="80"/>
@@ -7112,7 +7112,7 @@
         </w:trPr>
         <w:tc>
           <w:tcPr>
-            <w:tcW w:type="dxa" w:w="1513"/>
+            <w:tcW w:type="dxa" w:w="1549"/>
             <w:shd w:fill="FFFFFF" w:color="auto" w:val="clear"/>
             <w:tcMar>
               <w:top w:type="dxa" w:w="80"/>
@@ -7148,7 +7148,7 @@
         </w:tc>
         <w:tc>
           <w:tcPr>
-            <w:tcW w:type="dxa" w:w="3544"/>
+            <w:tcW w:type="dxa" w:w="3528"/>
             <w:shd w:fill="FFFFFF" w:color="auto" w:val="clear"/>
             <w:tcMar>
               <w:top w:type="dxa" w:w="80"/>
@@ -7184,7 +7184,7 @@
         </w:tc>
         <w:tc>
           <w:tcPr>
-            <w:tcW w:type="dxa" w:w="4581"/>
+            <w:tcW w:type="dxa" w:w="4561"/>
             <w:shd w:fill="FFFFFF" w:color="auto" w:val="clear"/>
             <w:tcMar>
               <w:top w:type="dxa" w:w="80"/>
@@ -7216,7 +7216,7 @@
         </w:trPr>
         <w:tc>
           <w:tcPr>
-            <w:tcW w:type="dxa" w:w="1513"/>
+            <w:tcW w:type="dxa" w:w="1549"/>
             <w:shd w:fill="F7F5F0" w:color="auto" w:val="clear"/>
             <w:tcMar>
               <w:top w:type="dxa" w:w="80"/>
@@ -7252,7 +7252,7 @@
         </w:tc>
         <w:tc>
           <w:tcPr>
-            <w:tcW w:type="dxa" w:w="3544"/>
+            <w:tcW w:type="dxa" w:w="3528"/>
             <w:shd w:fill="F7F5F0" w:color="auto" w:val="clear"/>
             <w:tcMar>
               <w:top w:type="dxa" w:w="80"/>
@@ -7296,7 +7296,7 @@
         </w:tc>
         <w:tc>
           <w:tcPr>
-            <w:tcW w:type="dxa" w:w="4581"/>
+            <w:tcW w:type="dxa" w:w="4561"/>
             <w:shd w:fill="F7F5F0" w:color="auto" w:val="clear"/>
             <w:tcMar>
               <w:top w:type="dxa" w:w="80"/>
@@ -7328,7 +7328,7 @@
         </w:trPr>
         <w:tc>
           <w:tcPr>
-            <w:tcW w:type="dxa" w:w="1513"/>
+            <w:tcW w:type="dxa" w:w="1549"/>
             <w:shd w:fill="FFFFFF" w:color="auto" w:val="clear"/>
             <w:tcMar>
               <w:top w:type="dxa" w:w="80"/>
@@ -7382,7 +7382,7 @@
         </w:tc>
         <w:tc>
           <w:tcPr>
-            <w:tcW w:type="dxa" w:w="3544"/>
+            <w:tcW w:type="dxa" w:w="3528"/>
             <w:shd w:fill="FFFFFF" w:color="auto" w:val="clear"/>
             <w:tcMar>
               <w:top w:type="dxa" w:w="80"/>
@@ -7408,7 +7408,7 @@
         </w:tc>
         <w:tc>
           <w:tcPr>
-            <w:tcW w:type="dxa" w:w="4581"/>
+            <w:tcW w:type="dxa" w:w="4561"/>
             <w:shd w:fill="FFFFFF" w:color="auto" w:val="clear"/>
             <w:tcMar>
               <w:top w:type="dxa" w:w="80"/>
@@ -7568,9 +7568,9 @@
         <w:tblLayout w:type="fixed"/>
       </w:tblPr>
       <w:tblGrid>
-        <w:gridCol w:w="1308"/>
-        <w:gridCol w:w="3547"/>
-        <w:gridCol w:w="4783"/>
+        <w:gridCol w:w="1458"/>
+        <w:gridCol w:w="3483"/>
+        <w:gridCol w:w="4697"/>
       </w:tblGrid>
       <w:tr>
         <w:trPr>
@@ -7579,7 +7579,7 @@
         </w:trPr>
         <w:tc>
           <w:tcPr>
-            <w:tcW w:type="dxa" w:w="1308"/>
+            <w:tcW w:type="dxa" w:w="1458"/>
             <w:shd w:fill="0F766E" w:color="auto" w:val="clear"/>
             <w:tcMar>
               <w:top w:type="dxa" w:w="80"/>
@@ -7607,7 +7607,7 @@
         </w:tc>
         <w:tc>
           <w:tcPr>
-            <w:tcW w:type="dxa" w:w="3547"/>
+            <w:tcW w:type="dxa" w:w="3483"/>
             <w:shd w:fill="0F766E" w:color="auto" w:val="clear"/>
             <w:tcMar>
               <w:top w:type="dxa" w:w="80"/>
@@ -7635,7 +7635,7 @@
         </w:tc>
         <w:tc>
           <w:tcPr>
-            <w:tcW w:type="dxa" w:w="4783"/>
+            <w:tcW w:type="dxa" w:w="4697"/>
             <w:shd w:fill="0F766E" w:color="auto" w:val="clear"/>
             <w:tcMar>
               <w:top w:type="dxa" w:w="80"/>
@@ -7668,7 +7668,7 @@
         </w:trPr>
         <w:tc>
           <w:tcPr>
-            <w:tcW w:type="dxa" w:w="1308"/>
+            <w:tcW w:type="dxa" w:w="1458"/>
             <w:shd w:fill="FFFFFF" w:color="auto" w:val="clear"/>
             <w:tcMar>
               <w:top w:type="dxa" w:w="80"/>
@@ -7704,7 +7704,7 @@
         </w:tc>
         <w:tc>
           <w:tcPr>
-            <w:tcW w:type="dxa" w:w="3547"/>
+            <w:tcW w:type="dxa" w:w="3483"/>
             <w:shd w:fill="FFFFFF" w:color="auto" w:val="clear"/>
             <w:tcMar>
               <w:top w:type="dxa" w:w="80"/>
@@ -7730,7 +7730,7 @@
         </w:tc>
         <w:tc>
           <w:tcPr>
-            <w:tcW w:type="dxa" w:w="4783"/>
+            <w:tcW w:type="dxa" w:w="4697"/>
             <w:shd w:fill="FFFFFF" w:color="auto" w:val="clear"/>
             <w:tcMar>
               <w:top w:type="dxa" w:w="80"/>
@@ -7762,7 +7762,7 @@
         </w:trPr>
         <w:tc>
           <w:tcPr>
-            <w:tcW w:type="dxa" w:w="1308"/>
+            <w:tcW w:type="dxa" w:w="1458"/>
             <w:shd w:fill="F7F5F0" w:color="auto" w:val="clear"/>
             <w:tcMar>
               <w:top w:type="dxa" w:w="80"/>
@@ -7798,7 +7798,7 @@
         </w:tc>
         <w:tc>
           <w:tcPr>
-            <w:tcW w:type="dxa" w:w="3547"/>
+            <w:tcW w:type="dxa" w:w="3483"/>
             <w:shd w:fill="F7F5F0" w:color="auto" w:val="clear"/>
             <w:tcMar>
               <w:top w:type="dxa" w:w="80"/>
@@ -7834,7 +7834,7 @@
         </w:tc>
         <w:tc>
           <w:tcPr>
-            <w:tcW w:type="dxa" w:w="4783"/>
+            <w:tcW w:type="dxa" w:w="4697"/>
             <w:shd w:fill="F7F5F0" w:color="auto" w:val="clear"/>
             <w:tcMar>
               <w:top w:type="dxa" w:w="80"/>
@@ -7866,7 +7866,7 @@
         </w:trPr>
         <w:tc>
           <w:tcPr>
-            <w:tcW w:type="dxa" w:w="1308"/>
+            <w:tcW w:type="dxa" w:w="1458"/>
             <w:shd w:fill="FFFFFF" w:color="auto" w:val="clear"/>
             <w:tcMar>
               <w:top w:type="dxa" w:w="80"/>
@@ -7894,7 +7894,7 @@
         </w:tc>
         <w:tc>
           <w:tcPr>
-            <w:tcW w:type="dxa" w:w="3547"/>
+            <w:tcW w:type="dxa" w:w="3483"/>
             <w:shd w:fill="FFFFFF" w:color="auto" w:val="clear"/>
             <w:tcMar>
               <w:top w:type="dxa" w:w="80"/>
@@ -7920,7 +7920,7 @@
         </w:tc>
         <w:tc>
           <w:tcPr>
-            <w:tcW w:type="dxa" w:w="4783"/>
+            <w:tcW w:type="dxa" w:w="4697"/>
             <w:shd w:fill="FFFFFF" w:color="auto" w:val="clear"/>
             <w:tcMar>
               <w:top w:type="dxa" w:w="80"/>
@@ -7952,7 +7952,7 @@
         </w:trPr>
         <w:tc>
           <w:tcPr>
-            <w:tcW w:type="dxa" w:w="1308"/>
+            <w:tcW w:type="dxa" w:w="1458"/>
             <w:shd w:fill="F7F5F0" w:color="auto" w:val="clear"/>
             <w:tcMar>
               <w:top w:type="dxa" w:w="80"/>
@@ -7980,7 +7980,7 @@
         </w:tc>
         <w:tc>
           <w:tcPr>
-            <w:tcW w:type="dxa" w:w="3547"/>
+            <w:tcW w:type="dxa" w:w="3483"/>
             <w:shd w:fill="F7F5F0" w:color="auto" w:val="clear"/>
             <w:tcMar>
               <w:top w:type="dxa" w:w="80"/>
@@ -8006,7 +8006,7 @@
         </w:tc>
         <w:tc>
           <w:tcPr>
-            <w:tcW w:type="dxa" w:w="4783"/>
+            <w:tcW w:type="dxa" w:w="4697"/>
             <w:shd w:fill="F7F5F0" w:color="auto" w:val="clear"/>
             <w:tcMar>
               <w:top w:type="dxa" w:w="80"/>
@@ -8038,7 +8038,7 @@
         </w:trPr>
         <w:tc>
           <w:tcPr>
-            <w:tcW w:type="dxa" w:w="1308"/>
+            <w:tcW w:type="dxa" w:w="1458"/>
             <w:shd w:fill="FFFFFF" w:color="auto" w:val="clear"/>
             <w:tcMar>
               <w:top w:type="dxa" w:w="80"/>
@@ -8066,7 +8066,7 @@
         </w:tc>
         <w:tc>
           <w:tcPr>
-            <w:tcW w:type="dxa" w:w="3547"/>
+            <w:tcW w:type="dxa" w:w="3483"/>
             <w:shd w:fill="FFFFFF" w:color="auto" w:val="clear"/>
             <w:tcMar>
               <w:top w:type="dxa" w:w="80"/>
@@ -8092,7 +8092,7 @@
         </w:tc>
         <w:tc>
           <w:tcPr>
-            <w:tcW w:type="dxa" w:w="4783"/>
+            <w:tcW w:type="dxa" w:w="4697"/>
             <w:shd w:fill="FFFFFF" w:color="auto" w:val="clear"/>
             <w:tcMar>
               <w:top w:type="dxa" w:w="80"/>
@@ -8124,7 +8124,7 @@
         </w:trPr>
         <w:tc>
           <w:tcPr>
-            <w:tcW w:type="dxa" w:w="1308"/>
+            <w:tcW w:type="dxa" w:w="1458"/>
             <w:shd w:fill="F7F5F0" w:color="auto" w:val="clear"/>
             <w:tcMar>
               <w:top w:type="dxa" w:w="80"/>
@@ -8152,7 +8152,7 @@
         </w:tc>
         <w:tc>
           <w:tcPr>
-            <w:tcW w:type="dxa" w:w="3547"/>
+            <w:tcW w:type="dxa" w:w="3483"/>
             <w:shd w:fill="F7F5F0" w:color="auto" w:val="clear"/>
             <w:tcMar>
               <w:top w:type="dxa" w:w="80"/>
@@ -8178,7 +8178,7 @@
         </w:tc>
         <w:tc>
           <w:tcPr>
-            <w:tcW w:type="dxa" w:w="4783"/>
+            <w:tcW w:type="dxa" w:w="4697"/>
             <w:shd w:fill="F7F5F0" w:color="auto" w:val="clear"/>
             <w:tcMar>
               <w:top w:type="dxa" w:w="80"/>
@@ -8816,9 +8816,9 @@
         <w:tblLayout w:type="fixed"/>
       </w:tblPr>
       <w:tblGrid>
-        <w:gridCol w:w="900"/>
-        <w:gridCol w:w="4899"/>
-        <w:gridCol w:w="3839"/>
+        <w:gridCol w:w="1410"/>
+        <w:gridCol w:w="4624"/>
+        <w:gridCol w:w="3604"/>
       </w:tblGrid>
       <w:tr>
         <w:trPr>
@@ -8827,7 +8827,7 @@
         </w:trPr>
         <w:tc>
           <w:tcPr>
-            <w:tcW w:type="dxa" w:w="900"/>
+            <w:tcW w:type="dxa" w:w="1410"/>
             <w:shd w:fill="0F766E" w:color="auto" w:val="clear"/>
             <w:tcMar>
               <w:top w:type="dxa" w:w="80"/>
@@ -8855,7 +8855,7 @@
         </w:tc>
         <w:tc>
           <w:tcPr>
-            <w:tcW w:type="dxa" w:w="4899"/>
+            <w:tcW w:type="dxa" w:w="4624"/>
             <w:shd w:fill="0F766E" w:color="auto" w:val="clear"/>
             <w:tcMar>
               <w:top w:type="dxa" w:w="80"/>
@@ -8883,7 +8883,7 @@
         </w:tc>
         <w:tc>
           <w:tcPr>
-            <w:tcW w:type="dxa" w:w="3839"/>
+            <w:tcW w:type="dxa" w:w="3604"/>
             <w:shd w:fill="0F766E" w:color="auto" w:val="clear"/>
             <w:tcMar>
               <w:top w:type="dxa" w:w="80"/>
@@ -8916,7 +8916,7 @@
         </w:trPr>
         <w:tc>
           <w:tcPr>
-            <w:tcW w:type="dxa" w:w="900"/>
+            <w:tcW w:type="dxa" w:w="1410"/>
             <w:shd w:fill="FFFFFF" w:color="auto" w:val="clear"/>
             <w:tcMar>
               <w:top w:type="dxa" w:w="80"/>
@@ -8952,7 +8952,7 @@
         </w:tc>
         <w:tc>
           <w:tcPr>
-            <w:tcW w:type="dxa" w:w="4899"/>
+            <w:tcW w:type="dxa" w:w="4624"/>
             <w:shd w:fill="FFFFFF" w:color="auto" w:val="clear"/>
             <w:tcMar>
               <w:top w:type="dxa" w:w="80"/>
@@ -8978,7 +8978,7 @@
         </w:tc>
         <w:tc>
           <w:tcPr>
-            <w:tcW w:type="dxa" w:w="3839"/>
+            <w:tcW w:type="dxa" w:w="3604"/>
             <w:shd w:fill="FFFFFF" w:color="auto" w:val="clear"/>
             <w:tcMar>
               <w:top w:type="dxa" w:w="80"/>
@@ -9010,7 +9010,7 @@
         </w:trPr>
         <w:tc>
           <w:tcPr>
-            <w:tcW w:type="dxa" w:w="900"/>
+            <w:tcW w:type="dxa" w:w="1410"/>
             <w:shd w:fill="F7F5F0" w:color="auto" w:val="clear"/>
             <w:tcMar>
               <w:top w:type="dxa" w:w="80"/>
@@ -9038,7 +9038,7 @@
         </w:tc>
         <w:tc>
           <w:tcPr>
-            <w:tcW w:type="dxa" w:w="4899"/>
+            <w:tcW w:type="dxa" w:w="4624"/>
             <w:shd w:fill="F7F5F0" w:color="auto" w:val="clear"/>
             <w:tcMar>
               <w:top w:type="dxa" w:w="80"/>
@@ -9064,7 +9064,7 @@
         </w:tc>
         <w:tc>
           <w:tcPr>
-            <w:tcW w:type="dxa" w:w="3839"/>
+            <w:tcW w:type="dxa" w:w="3604"/>
             <w:shd w:fill="F7F5F0" w:color="auto" w:val="clear"/>
             <w:tcMar>
               <w:top w:type="dxa" w:w="80"/>
@@ -9096,7 +9096,7 @@
         </w:trPr>
         <w:tc>
           <w:tcPr>
-            <w:tcW w:type="dxa" w:w="900"/>
+            <w:tcW w:type="dxa" w:w="1410"/>
             <w:shd w:fill="FFFFFF" w:color="auto" w:val="clear"/>
             <w:tcMar>
               <w:top w:type="dxa" w:w="80"/>
@@ -9124,7 +9124,7 @@
         </w:tc>
         <w:tc>
           <w:tcPr>
-            <w:tcW w:type="dxa" w:w="4899"/>
+            <w:tcW w:type="dxa" w:w="4624"/>
             <w:shd w:fill="FFFFFF" w:color="auto" w:val="clear"/>
             <w:tcMar>
               <w:top w:type="dxa" w:w="80"/>
@@ -9150,7 +9150,7 @@
         </w:tc>
         <w:tc>
           <w:tcPr>
-            <w:tcW w:type="dxa" w:w="3839"/>
+            <w:tcW w:type="dxa" w:w="3604"/>
             <w:shd w:fill="FFFFFF" w:color="auto" w:val="clear"/>
             <w:tcMar>
               <w:top w:type="dxa" w:w="80"/>
@@ -9211,9 +9211,9 @@
         <w:tblLayout w:type="fixed"/>
       </w:tblPr>
       <w:tblGrid>
-        <w:gridCol w:w="1003"/>
-        <w:gridCol w:w="4135"/>
-        <w:gridCol w:w="4500"/>
+        <w:gridCol w:w="1949"/>
+        <w:gridCol w:w="3682"/>
+        <w:gridCol w:w="4007"/>
       </w:tblGrid>
       <w:tr>
         <w:trPr>
@@ -9222,7 +9222,7 @@
         </w:trPr>
         <w:tc>
           <w:tcPr>
-            <w:tcW w:type="dxa" w:w="1003"/>
+            <w:tcW w:type="dxa" w:w="1949"/>
             <w:shd w:fill="0F766E" w:color="auto" w:val="clear"/>
             <w:tcMar>
               <w:top w:type="dxa" w:w="80"/>
@@ -9250,7 +9250,7 @@
         </w:tc>
         <w:tc>
           <w:tcPr>
-            <w:tcW w:type="dxa" w:w="4135"/>
+            <w:tcW w:type="dxa" w:w="3682"/>
             <w:shd w:fill="0F766E" w:color="auto" w:val="clear"/>
             <w:tcMar>
               <w:top w:type="dxa" w:w="80"/>
@@ -9278,7 +9278,7 @@
         </w:tc>
         <w:tc>
           <w:tcPr>
-            <w:tcW w:type="dxa" w:w="4500"/>
+            <w:tcW w:type="dxa" w:w="4007"/>
             <w:shd w:fill="0F766E" w:color="auto" w:val="clear"/>
             <w:tcMar>
               <w:top w:type="dxa" w:w="80"/>
@@ -9311,7 +9311,7 @@
         </w:trPr>
         <w:tc>
           <w:tcPr>
-            <w:tcW w:type="dxa" w:w="1003"/>
+            <w:tcW w:type="dxa" w:w="1949"/>
             <w:shd w:fill="FFFFFF" w:color="auto" w:val="clear"/>
             <w:tcMar>
               <w:top w:type="dxa" w:w="80"/>
@@ -9337,7 +9337,7 @@
         </w:tc>
         <w:tc>
           <w:tcPr>
-            <w:tcW w:type="dxa" w:w="4135"/>
+            <w:tcW w:type="dxa" w:w="3682"/>
             <w:shd w:fill="FFFFFF" w:color="auto" w:val="clear"/>
             <w:tcMar>
               <w:top w:type="dxa" w:w="80"/>
@@ -9363,7 +9363,7 @@
         </w:tc>
         <w:tc>
           <w:tcPr>
-            <w:tcW w:type="dxa" w:w="4500"/>
+            <w:tcW w:type="dxa" w:w="4007"/>
             <w:shd w:fill="FFFFFF" w:color="auto" w:val="clear"/>
             <w:tcMar>
               <w:top w:type="dxa" w:w="80"/>
@@ -9394,7 +9394,7 @@
         </w:trPr>
         <w:tc>
           <w:tcPr>
-            <w:tcW w:type="dxa" w:w="1003"/>
+            <w:tcW w:type="dxa" w:w="1949"/>
             <w:shd w:fill="F7F5F0" w:color="auto" w:val="clear"/>
             <w:tcMar>
               <w:top w:type="dxa" w:w="80"/>
@@ -9420,7 +9420,7 @@
         </w:tc>
         <w:tc>
           <w:tcPr>
-            <w:tcW w:type="dxa" w:w="4135"/>
+            <w:tcW w:type="dxa" w:w="3682"/>
             <w:shd w:fill="F7F5F0" w:color="auto" w:val="clear"/>
             <w:tcMar>
               <w:top w:type="dxa" w:w="80"/>
@@ -9446,7 +9446,7 @@
         </w:tc>
         <w:tc>
           <w:tcPr>
-            <w:tcW w:type="dxa" w:w="4500"/>
+            <w:tcW w:type="dxa" w:w="4007"/>
             <w:shd w:fill="F7F5F0" w:color="auto" w:val="clear"/>
             <w:tcMar>
               <w:top w:type="dxa" w:w="80"/>
@@ -9477,7 +9477,7 @@
         </w:trPr>
         <w:tc>
           <w:tcPr>
-            <w:tcW w:type="dxa" w:w="1003"/>
+            <w:tcW w:type="dxa" w:w="1949"/>
             <w:shd w:fill="FFFFFF" w:color="auto" w:val="clear"/>
             <w:tcMar>
               <w:top w:type="dxa" w:w="80"/>
@@ -9503,7 +9503,7 @@
         </w:tc>
         <w:tc>
           <w:tcPr>
-            <w:tcW w:type="dxa" w:w="4135"/>
+            <w:tcW w:type="dxa" w:w="3682"/>
             <w:shd w:fill="FFFFFF" w:color="auto" w:val="clear"/>
             <w:tcMar>
               <w:top w:type="dxa" w:w="80"/>
@@ -9529,7 +9529,7 @@
         </w:tc>
         <w:tc>
           <w:tcPr>
-            <w:tcW w:type="dxa" w:w="4500"/>
+            <w:tcW w:type="dxa" w:w="4007"/>
             <w:shd w:fill="FFFFFF" w:color="auto" w:val="clear"/>
             <w:tcMar>
               <w:top w:type="dxa" w:w="80"/>
@@ -9558,14 +9558,6 @@
     <w:p>
       <w:pPr>
         <w:spacing w:after="220"/>
-      </w:pPr>
-    </w:p>
-    <w:p>
-      <w:pPr>
-        <w:pBdr>
-          <w:bottom w:val="single" w:color="D9D4C8" w:sz="6"/>
-        </w:pBdr>
-        <w:spacing w:after="220" w:before="220"/>
       </w:pPr>
     </w:p>
     <w:p>
@@ -10380,9 +10372,9 @@
         <w:tblLayout w:type="fixed"/>
       </w:tblPr>
       <w:tblGrid>
-        <w:gridCol w:w="900"/>
-        <w:gridCol w:w="4640"/>
-        <w:gridCol w:w="4098"/>
+        <w:gridCol w:w="1276"/>
+        <w:gridCol w:w="4535"/>
+        <w:gridCol w:w="3827"/>
       </w:tblGrid>
       <w:tr>
         <w:trPr>
@@ -10391,7 +10383,7 @@
         </w:trPr>
         <w:tc>
           <w:tcPr>
-            <w:tcW w:type="dxa" w:w="900"/>
+            <w:tcW w:type="dxa" w:w="1276"/>
             <w:shd w:fill="0F766E" w:color="auto" w:val="clear"/>
             <w:tcMar>
               <w:top w:type="dxa" w:w="80"/>
@@ -10419,7 +10411,7 @@
         </w:tc>
         <w:tc>
           <w:tcPr>
-            <w:tcW w:type="dxa" w:w="4640"/>
+            <w:tcW w:type="dxa" w:w="4535"/>
             <w:shd w:fill="0F766E" w:color="auto" w:val="clear"/>
             <w:tcMar>
               <w:top w:type="dxa" w:w="80"/>
@@ -10447,7 +10439,7 @@
         </w:tc>
         <w:tc>
           <w:tcPr>
-            <w:tcW w:type="dxa" w:w="4098"/>
+            <w:tcW w:type="dxa" w:w="3827"/>
             <w:shd w:fill="0F766E" w:color="auto" w:val="clear"/>
             <w:tcMar>
               <w:top w:type="dxa" w:w="80"/>
@@ -10480,7 +10472,7 @@
         </w:trPr>
         <w:tc>
           <w:tcPr>
-            <w:tcW w:type="dxa" w:w="900"/>
+            <w:tcW w:type="dxa" w:w="1276"/>
             <w:shd w:fill="FFFFFF" w:color="auto" w:val="clear"/>
             <w:tcMar>
               <w:top w:type="dxa" w:w="80"/>
@@ -10516,7 +10508,7 @@
         </w:tc>
         <w:tc>
           <w:tcPr>
-            <w:tcW w:type="dxa" w:w="4640"/>
+            <w:tcW w:type="dxa" w:w="4535"/>
             <w:shd w:fill="FFFFFF" w:color="auto" w:val="clear"/>
             <w:tcMar>
               <w:top w:type="dxa" w:w="80"/>
@@ -10573,7 +10565,7 @@
         </w:tc>
         <w:tc>
           <w:tcPr>
-            <w:tcW w:type="dxa" w:w="4098"/>
+            <w:tcW w:type="dxa" w:w="3827"/>
             <w:shd w:fill="FFFFFF" w:color="auto" w:val="clear"/>
             <w:tcMar>
               <w:top w:type="dxa" w:w="80"/>
@@ -10622,7 +10614,7 @@
         </w:trPr>
         <w:tc>
           <w:tcPr>
-            <w:tcW w:type="dxa" w:w="900"/>
+            <w:tcW w:type="dxa" w:w="1276"/>
             <w:shd w:fill="F7F5F0" w:color="auto" w:val="clear"/>
             <w:tcMar>
               <w:top w:type="dxa" w:w="80"/>
@@ -10648,7 +10640,7 @@
         </w:tc>
         <w:tc>
           <w:tcPr>
-            <w:tcW w:type="dxa" w:w="4640"/>
+            <w:tcW w:type="dxa" w:w="4535"/>
             <w:shd w:fill="F7F5F0" w:color="auto" w:val="clear"/>
             <w:tcMar>
               <w:top w:type="dxa" w:w="80"/>
@@ -10705,7 +10697,7 @@
         </w:tc>
         <w:tc>
           <w:tcPr>
-            <w:tcW w:type="dxa" w:w="4098"/>
+            <w:tcW w:type="dxa" w:w="3827"/>
             <w:shd w:fill="F7F5F0" w:color="auto" w:val="clear"/>
             <w:tcMar>
               <w:top w:type="dxa" w:w="80"/>
@@ -11526,9 +11518,9 @@
         <w:tblLayout w:type="fixed"/>
       </w:tblPr>
       <w:tblGrid>
-        <w:gridCol w:w="1277"/>
-        <w:gridCol w:w="5690"/>
-        <w:gridCol w:w="2671"/>
+        <w:gridCol w:w="1928"/>
+        <w:gridCol w:w="5247"/>
+        <w:gridCol w:w="2463"/>
       </w:tblGrid>
       <w:tr>
         <w:trPr>
@@ -11537,7 +11529,7 @@
         </w:trPr>
         <w:tc>
           <w:tcPr>
-            <w:tcW w:type="dxa" w:w="1277"/>
+            <w:tcW w:type="dxa" w:w="1928"/>
             <w:shd w:fill="0F766E" w:color="auto" w:val="clear"/>
             <w:tcMar>
               <w:top w:type="dxa" w:w="80"/>
@@ -11565,7 +11557,7 @@
         </w:tc>
         <w:tc>
           <w:tcPr>
-            <w:tcW w:type="dxa" w:w="5690"/>
+            <w:tcW w:type="dxa" w:w="5247"/>
             <w:shd w:fill="0F766E" w:color="auto" w:val="clear"/>
             <w:tcMar>
               <w:top w:type="dxa" w:w="80"/>
@@ -11593,7 +11585,7 @@
         </w:tc>
         <w:tc>
           <w:tcPr>
-            <w:tcW w:type="dxa" w:w="2671"/>
+            <w:tcW w:type="dxa" w:w="2463"/>
             <w:shd w:fill="0F766E" w:color="auto" w:val="clear"/>
             <w:tcMar>
               <w:top w:type="dxa" w:w="80"/>
@@ -11626,7 +11618,7 @@
         </w:trPr>
         <w:tc>
           <w:tcPr>
-            <w:tcW w:type="dxa" w:w="1277"/>
+            <w:tcW w:type="dxa" w:w="1928"/>
             <w:shd w:fill="FFFFFF" w:color="auto" w:val="clear"/>
             <w:tcMar>
               <w:top w:type="dxa" w:w="80"/>
@@ -11652,7 +11644,7 @@
         </w:tc>
         <w:tc>
           <w:tcPr>
-            <w:tcW w:type="dxa" w:w="5690"/>
+            <w:tcW w:type="dxa" w:w="5247"/>
             <w:shd w:fill="FFFFFF" w:color="auto" w:val="clear"/>
             <w:tcMar>
               <w:top w:type="dxa" w:w="80"/>
@@ -11678,7 +11670,7 @@
         </w:tc>
         <w:tc>
           <w:tcPr>
-            <w:tcW w:type="dxa" w:w="2671"/>
+            <w:tcW w:type="dxa" w:w="2463"/>
             <w:shd w:fill="FFFFFF" w:color="auto" w:val="clear"/>
             <w:tcMar>
               <w:top w:type="dxa" w:w="80"/>
@@ -11719,7 +11711,7 @@
         </w:trPr>
         <w:tc>
           <w:tcPr>
-            <w:tcW w:type="dxa" w:w="1277"/>
+            <w:tcW w:type="dxa" w:w="1928"/>
             <w:shd w:fill="F7F5F0" w:color="auto" w:val="clear"/>
             <w:tcMar>
               <w:top w:type="dxa" w:w="80"/>
@@ -11745,7 +11737,7 @@
         </w:tc>
         <w:tc>
           <w:tcPr>
-            <w:tcW w:type="dxa" w:w="5690"/>
+            <w:tcW w:type="dxa" w:w="5247"/>
             <w:shd w:fill="F7F5F0" w:color="auto" w:val="clear"/>
             <w:tcMar>
               <w:top w:type="dxa" w:w="80"/>
@@ -11781,7 +11773,7 @@
         </w:tc>
         <w:tc>
           <w:tcPr>
-            <w:tcW w:type="dxa" w:w="2671"/>
+            <w:tcW w:type="dxa" w:w="2463"/>
             <w:shd w:fill="F7F5F0" w:color="auto" w:val="clear"/>
             <w:tcMar>
               <w:top w:type="dxa" w:w="80"/>
@@ -11822,7 +11814,7 @@
         </w:trPr>
         <w:tc>
           <w:tcPr>
-            <w:tcW w:type="dxa" w:w="1277"/>
+            <w:tcW w:type="dxa" w:w="1928"/>
             <w:shd w:fill="FFFFFF" w:color="auto" w:val="clear"/>
             <w:tcMar>
               <w:top w:type="dxa" w:w="80"/>
@@ -11848,7 +11840,7 @@
         </w:tc>
         <w:tc>
           <w:tcPr>
-            <w:tcW w:type="dxa" w:w="5690"/>
+            <w:tcW w:type="dxa" w:w="5247"/>
             <w:shd w:fill="FFFFFF" w:color="auto" w:val="clear"/>
             <w:tcMar>
               <w:top w:type="dxa" w:w="80"/>
@@ -11874,7 +11866,7 @@
         </w:tc>
         <w:tc>
           <w:tcPr>
-            <w:tcW w:type="dxa" w:w="2671"/>
+            <w:tcW w:type="dxa" w:w="2463"/>
             <w:shd w:fill="FFFFFF" w:color="auto" w:val="clear"/>
             <w:tcMar>
               <w:top w:type="dxa" w:w="80"/>
@@ -11915,7 +11907,7 @@
         </w:trPr>
         <w:tc>
           <w:tcPr>
-            <w:tcW w:type="dxa" w:w="1277"/>
+            <w:tcW w:type="dxa" w:w="1928"/>
             <w:shd w:fill="F7F5F0" w:color="auto" w:val="clear"/>
             <w:tcMar>
               <w:top w:type="dxa" w:w="80"/>
@@ -11941,7 +11933,7 @@
         </w:tc>
         <w:tc>
           <w:tcPr>
-            <w:tcW w:type="dxa" w:w="5690"/>
+            <w:tcW w:type="dxa" w:w="5247"/>
             <w:shd w:fill="F7F5F0" w:color="auto" w:val="clear"/>
             <w:tcMar>
               <w:top w:type="dxa" w:w="80"/>
@@ -11967,7 +11959,7 @@
         </w:tc>
         <w:tc>
           <w:tcPr>
-            <w:tcW w:type="dxa" w:w="2671"/>
+            <w:tcW w:type="dxa" w:w="2463"/>
             <w:shd w:fill="F7F5F0" w:color="auto" w:val="clear"/>
             <w:tcMar>
               <w:top w:type="dxa" w:w="80"/>
@@ -12008,7 +12000,7 @@
         </w:trPr>
         <w:tc>
           <w:tcPr>
-            <w:tcW w:type="dxa" w:w="1277"/>
+            <w:tcW w:type="dxa" w:w="1928"/>
             <w:shd w:fill="FFFFFF" w:color="auto" w:val="clear"/>
             <w:tcMar>
               <w:top w:type="dxa" w:w="80"/>
@@ -12034,7 +12026,7 @@
         </w:tc>
         <w:tc>
           <w:tcPr>
-            <w:tcW w:type="dxa" w:w="5690"/>
+            <w:tcW w:type="dxa" w:w="5247"/>
             <w:shd w:fill="FFFFFF" w:color="auto" w:val="clear"/>
             <w:tcMar>
               <w:top w:type="dxa" w:w="80"/>
@@ -12060,7 +12052,7 @@
         </w:tc>
         <w:tc>
           <w:tcPr>
-            <w:tcW w:type="dxa" w:w="2671"/>
+            <w:tcW w:type="dxa" w:w="2463"/>
             <w:shd w:fill="FFFFFF" w:color="auto" w:val="clear"/>
             <w:tcMar>
               <w:top w:type="dxa" w:w="80"/>
@@ -13655,9 +13647,9 @@
         <w:tblLayout w:type="fixed"/>
       </w:tblPr>
       <w:tblGrid>
-        <w:gridCol w:w="3454"/>
-        <w:gridCol w:w="2176"/>
-        <w:gridCol w:w="4008"/>
+        <w:gridCol w:w="3347"/>
+        <w:gridCol w:w="2410"/>
+        <w:gridCol w:w="3881"/>
       </w:tblGrid>
       <w:tr>
         <w:trPr>
@@ -13666,7 +13658,7 @@
         </w:trPr>
         <w:tc>
           <w:tcPr>
-            <w:tcW w:type="dxa" w:w="3454"/>
+            <w:tcW w:type="dxa" w:w="3347"/>
             <w:shd w:fill="0F766E" w:color="auto" w:val="clear"/>
             <w:tcMar>
               <w:top w:type="dxa" w:w="80"/>
@@ -13694,7 +13686,7 @@
         </w:tc>
         <w:tc>
           <w:tcPr>
-            <w:tcW w:type="dxa" w:w="2176"/>
+            <w:tcW w:type="dxa" w:w="2410"/>
             <w:shd w:fill="0F766E" w:color="auto" w:val="clear"/>
             <w:tcMar>
               <w:top w:type="dxa" w:w="80"/>
@@ -13722,7 +13714,7 @@
         </w:tc>
         <w:tc>
           <w:tcPr>
-            <w:tcW w:type="dxa" w:w="4008"/>
+            <w:tcW w:type="dxa" w:w="3881"/>
             <w:shd w:fill="0F766E" w:color="auto" w:val="clear"/>
             <w:tcMar>
               <w:top w:type="dxa" w:w="80"/>
@@ -13755,7 +13747,7 @@
         </w:trPr>
         <w:tc>
           <w:tcPr>
-            <w:tcW w:type="dxa" w:w="3454"/>
+            <w:tcW w:type="dxa" w:w="3347"/>
             <w:shd w:fill="FFFFFF" w:color="auto" w:val="clear"/>
             <w:tcMar>
               <w:top w:type="dxa" w:w="80"/>
@@ -13781,7 +13773,7 @@
         </w:tc>
         <w:tc>
           <w:tcPr>
-            <w:tcW w:type="dxa" w:w="2176"/>
+            <w:tcW w:type="dxa" w:w="2410"/>
             <w:shd w:fill="FFFFFF" w:color="auto" w:val="clear"/>
             <w:tcMar>
               <w:top w:type="dxa" w:w="80"/>
@@ -13809,7 +13801,7 @@
         </w:tc>
         <w:tc>
           <w:tcPr>
-            <w:tcW w:type="dxa" w:w="4008"/>
+            <w:tcW w:type="dxa" w:w="3881"/>
             <w:shd w:fill="FFFFFF" w:color="auto" w:val="clear"/>
             <w:tcMar>
               <w:top w:type="dxa" w:w="80"/>
@@ -13840,7 +13832,7 @@
         </w:trPr>
         <w:tc>
           <w:tcPr>
-            <w:tcW w:type="dxa" w:w="3454"/>
+            <w:tcW w:type="dxa" w:w="3347"/>
             <w:shd w:fill="F7F5F0" w:color="auto" w:val="clear"/>
             <w:tcMar>
               <w:top w:type="dxa" w:w="80"/>
@@ -13866,7 +13858,7 @@
         </w:tc>
         <w:tc>
           <w:tcPr>
-            <w:tcW w:type="dxa" w:w="2176"/>
+            <w:tcW w:type="dxa" w:w="2410"/>
             <w:shd w:fill="F7F5F0" w:color="auto" w:val="clear"/>
             <w:tcMar>
               <w:top w:type="dxa" w:w="80"/>
@@ -13902,7 +13894,7 @@
         </w:tc>
         <w:tc>
           <w:tcPr>
-            <w:tcW w:type="dxa" w:w="4008"/>
+            <w:tcW w:type="dxa" w:w="3881"/>
             <w:shd w:fill="F7F5F0" w:color="auto" w:val="clear"/>
             <w:tcMar>
               <w:top w:type="dxa" w:w="80"/>
@@ -13933,7 +13925,7 @@
         </w:trPr>
         <w:tc>
           <w:tcPr>
-            <w:tcW w:type="dxa" w:w="3454"/>
+            <w:tcW w:type="dxa" w:w="3347"/>
             <w:shd w:fill="FFFFFF" w:color="auto" w:val="clear"/>
             <w:tcMar>
               <w:top w:type="dxa" w:w="80"/>
@@ -13959,7 +13951,7 @@
         </w:tc>
         <w:tc>
           <w:tcPr>
-            <w:tcW w:type="dxa" w:w="2176"/>
+            <w:tcW w:type="dxa" w:w="2410"/>
             <w:shd w:fill="FFFFFF" w:color="auto" w:val="clear"/>
             <w:tcMar>
               <w:top w:type="dxa" w:w="80"/>
@@ -14003,7 +13995,7 @@
         </w:tc>
         <w:tc>
           <w:tcPr>
-            <w:tcW w:type="dxa" w:w="4008"/>
+            <w:tcW w:type="dxa" w:w="3881"/>
             <w:shd w:fill="FFFFFF" w:color="auto" w:val="clear"/>
             <w:tcMar>
               <w:top w:type="dxa" w:w="80"/>
@@ -16659,9 +16651,9 @@
         <w:tblLayout w:type="fixed"/>
       </w:tblPr>
       <w:tblGrid>
-        <w:gridCol w:w="1897"/>
-        <w:gridCol w:w="5161"/>
-        <w:gridCol w:w="2580"/>
+        <w:gridCol w:w="2478"/>
+        <w:gridCol w:w="4682"/>
+        <w:gridCol w:w="2478"/>
       </w:tblGrid>
       <w:tr>
         <w:trPr>
@@ -16670,7 +16662,7 @@
         </w:trPr>
         <w:tc>
           <w:tcPr>
-            <w:tcW w:type="dxa" w:w="1897"/>
+            <w:tcW w:type="dxa" w:w="2478"/>
             <w:shd w:fill="0F766E" w:color="auto" w:val="clear"/>
             <w:tcMar>
               <w:top w:type="dxa" w:w="80"/>
@@ -16698,7 +16690,7 @@
         </w:tc>
         <w:tc>
           <w:tcPr>
-            <w:tcW w:type="dxa" w:w="5161"/>
+            <w:tcW w:type="dxa" w:w="4682"/>
             <w:shd w:fill="0F766E" w:color="auto" w:val="clear"/>
             <w:tcMar>
               <w:top w:type="dxa" w:w="80"/>
@@ -16726,7 +16718,7 @@
         </w:tc>
         <w:tc>
           <w:tcPr>
-            <w:tcW w:type="dxa" w:w="2580"/>
+            <w:tcW w:type="dxa" w:w="2478"/>
             <w:shd w:fill="0F766E" w:color="auto" w:val="clear"/>
             <w:tcMar>
               <w:top w:type="dxa" w:w="80"/>
@@ -16759,7 +16751,7 @@
         </w:trPr>
         <w:tc>
           <w:tcPr>
-            <w:tcW w:type="dxa" w:w="1897"/>
+            <w:tcW w:type="dxa" w:w="2478"/>
             <w:shd w:fill="FFFFFF" w:color="auto" w:val="clear"/>
             <w:tcMar>
               <w:top w:type="dxa" w:w="80"/>
@@ -16795,7 +16787,7 @@
         </w:tc>
         <w:tc>
           <w:tcPr>
-            <w:tcW w:type="dxa" w:w="5161"/>
+            <w:tcW w:type="dxa" w:w="4682"/>
             <w:shd w:fill="FFFFFF" w:color="auto" w:val="clear"/>
             <w:tcMar>
               <w:top w:type="dxa" w:w="80"/>
@@ -16849,7 +16841,7 @@
         </w:tc>
         <w:tc>
           <w:tcPr>
-            <w:tcW w:type="dxa" w:w="2580"/>
+            <w:tcW w:type="dxa" w:w="2478"/>
             <w:shd w:fill="FFFFFF" w:color="auto" w:val="clear"/>
             <w:tcMar>
               <w:top w:type="dxa" w:w="80"/>
@@ -16880,7 +16872,7 @@
         </w:trPr>
         <w:tc>
           <w:tcPr>
-            <w:tcW w:type="dxa" w:w="1897"/>
+            <w:tcW w:type="dxa" w:w="2478"/>
             <w:shd w:fill="F7F5F0" w:color="auto" w:val="clear"/>
             <w:tcMar>
               <w:top w:type="dxa" w:w="80"/>
@@ -16916,7 +16908,7 @@
         </w:tc>
         <w:tc>
           <w:tcPr>
-            <w:tcW w:type="dxa" w:w="5161"/>
+            <w:tcW w:type="dxa" w:w="4682"/>
             <w:shd w:fill="F7F5F0" w:color="auto" w:val="clear"/>
             <w:tcMar>
               <w:top w:type="dxa" w:w="80"/>
@@ -16988,7 +16980,7 @@
         </w:tc>
         <w:tc>
           <w:tcPr>
-            <w:tcW w:type="dxa" w:w="2580"/>
+            <w:tcW w:type="dxa" w:w="2478"/>
             <w:shd w:fill="F7F5F0" w:color="auto" w:val="clear"/>
             <w:tcMar>
               <w:top w:type="dxa" w:w="80"/>
@@ -17019,7 +17011,7 @@
         </w:trPr>
         <w:tc>
           <w:tcPr>
-            <w:tcW w:type="dxa" w:w="1897"/>
+            <w:tcW w:type="dxa" w:w="2478"/>
             <w:shd w:fill="FFFFFF" w:color="auto" w:val="clear"/>
             <w:tcMar>
               <w:top w:type="dxa" w:w="80"/>
@@ -17047,7 +17039,7 @@
         </w:tc>
         <w:tc>
           <w:tcPr>
-            <w:tcW w:type="dxa" w:w="5161"/>
+            <w:tcW w:type="dxa" w:w="4682"/>
             <w:shd w:fill="FFFFFF" w:color="auto" w:val="clear"/>
             <w:tcMar>
               <w:top w:type="dxa" w:w="80"/>
@@ -17075,7 +17067,7 @@
         </w:tc>
         <w:tc>
           <w:tcPr>
-            <w:tcW w:type="dxa" w:w="2580"/>
+            <w:tcW w:type="dxa" w:w="2478"/>
             <w:shd w:fill="FFFFFF" w:color="auto" w:val="clear"/>
             <w:tcMar>
               <w:top w:type="dxa" w:w="80"/>
@@ -17478,8 +17470,8 @@
         <w:tblLayout w:type="fixed"/>
       </w:tblPr>
       <w:tblGrid>
-        <w:gridCol w:w="2088"/>
-        <w:gridCol w:w="7550"/>
+        <w:gridCol w:w="2669"/>
+        <w:gridCol w:w="6969"/>
       </w:tblGrid>
       <w:tr>
         <w:trPr>
@@ -17488,7 +17480,7 @@
         </w:trPr>
         <w:tc>
           <w:tcPr>
-            <w:tcW w:type="dxa" w:w="2088"/>
+            <w:tcW w:type="dxa" w:w="2669"/>
             <w:shd w:fill="0F766E" w:color="auto" w:val="clear"/>
             <w:tcMar>
               <w:top w:type="dxa" w:w="80"/>
@@ -17516,7 +17508,7 @@
         </w:tc>
         <w:tc>
           <w:tcPr>
-            <w:tcW w:type="dxa" w:w="7550"/>
+            <w:tcW w:type="dxa" w:w="6969"/>
             <w:shd w:fill="0F766E" w:color="auto" w:val="clear"/>
             <w:tcMar>
               <w:top w:type="dxa" w:w="80"/>
@@ -17549,7 +17541,7 @@
         </w:trPr>
         <w:tc>
           <w:tcPr>
-            <w:tcW w:type="dxa" w:w="2088"/>
+            <w:tcW w:type="dxa" w:w="2669"/>
             <w:shd w:fill="FFFFFF" w:color="auto" w:val="clear"/>
             <w:tcMar>
               <w:top w:type="dxa" w:w="80"/>
@@ -17577,7 +17569,7 @@
         </w:tc>
         <w:tc>
           <w:tcPr>
-            <w:tcW w:type="dxa" w:w="7550"/>
+            <w:tcW w:type="dxa" w:w="6969"/>
             <w:shd w:fill="FFFFFF" w:color="auto" w:val="clear"/>
             <w:tcMar>
               <w:top w:type="dxa" w:w="80"/>
@@ -17654,7 +17646,7 @@
         </w:trPr>
         <w:tc>
           <w:tcPr>
-            <w:tcW w:type="dxa" w:w="2088"/>
+            <w:tcW w:type="dxa" w:w="2669"/>
             <w:shd w:fill="F7F5F0" w:color="auto" w:val="clear"/>
             <w:tcMar>
               <w:top w:type="dxa" w:w="80"/>
@@ -17682,7 +17674,7 @@
         </w:tc>
         <w:tc>
           <w:tcPr>
-            <w:tcW w:type="dxa" w:w="7550"/>
+            <w:tcW w:type="dxa" w:w="6969"/>
             <w:shd w:fill="F7F5F0" w:color="auto" w:val="clear"/>
             <w:tcMar>
               <w:top w:type="dxa" w:w="80"/>
@@ -17723,7 +17715,7 @@
         </w:trPr>
         <w:tc>
           <w:tcPr>
-            <w:tcW w:type="dxa" w:w="2088"/>
+            <w:tcW w:type="dxa" w:w="2669"/>
             <w:shd w:fill="FFFFFF" w:color="auto" w:val="clear"/>
             <w:tcMar>
               <w:top w:type="dxa" w:w="80"/>
@@ -17751,7 +17743,7 @@
         </w:tc>
         <w:tc>
           <w:tcPr>
-            <w:tcW w:type="dxa" w:w="7550"/>
+            <w:tcW w:type="dxa" w:w="6969"/>
             <w:shd w:fill="FFFFFF" w:color="auto" w:val="clear"/>
             <w:tcMar>
               <w:top w:type="dxa" w:w="80"/>
@@ -20649,8 +20641,8 @@
         <w:tblLayout w:type="fixed"/>
       </w:tblPr>
       <w:tblGrid>
-        <w:gridCol w:w="2690"/>
-        <w:gridCol w:w="6948"/>
+        <w:gridCol w:w="3540"/>
+        <w:gridCol w:w="6098"/>
       </w:tblGrid>
       <w:tr>
         <w:trPr>
@@ -20659,7 +20651,7 @@
         </w:trPr>
         <w:tc>
           <w:tcPr>
-            <w:tcW w:type="dxa" w:w="2690"/>
+            <w:tcW w:type="dxa" w:w="3540"/>
             <w:shd w:fill="0F766E" w:color="auto" w:val="clear"/>
             <w:tcMar>
               <w:top w:type="dxa" w:w="80"/>
@@ -20687,7 +20679,7 @@
         </w:tc>
         <w:tc>
           <w:tcPr>
-            <w:tcW w:type="dxa" w:w="6948"/>
+            <w:tcW w:type="dxa" w:w="6098"/>
             <w:shd w:fill="0F766E" w:color="auto" w:val="clear"/>
             <w:tcMar>
               <w:top w:type="dxa" w:w="80"/>
@@ -20720,7 +20712,7 @@
         </w:trPr>
         <w:tc>
           <w:tcPr>
-            <w:tcW w:type="dxa" w:w="2690"/>
+            <w:tcW w:type="dxa" w:w="3540"/>
             <w:shd w:fill="FFFFFF" w:color="auto" w:val="clear"/>
             <w:tcMar>
               <w:top w:type="dxa" w:w="80"/>
@@ -20746,7 +20738,7 @@
         </w:tc>
         <w:tc>
           <w:tcPr>
-            <w:tcW w:type="dxa" w:w="6948"/>
+            <w:tcW w:type="dxa" w:w="6098"/>
             <w:shd w:fill="FFFFFF" w:color="auto" w:val="clear"/>
             <w:tcMar>
               <w:top w:type="dxa" w:w="80"/>
@@ -20777,7 +20769,7 @@
         </w:trPr>
         <w:tc>
           <w:tcPr>
-            <w:tcW w:type="dxa" w:w="2690"/>
+            <w:tcW w:type="dxa" w:w="3540"/>
             <w:shd w:fill="F7F5F0" w:color="auto" w:val="clear"/>
             <w:tcMar>
               <w:top w:type="dxa" w:w="80"/>
@@ -20805,7 +20797,7 @@
         </w:tc>
         <w:tc>
           <w:tcPr>
-            <w:tcW w:type="dxa" w:w="6948"/>
+            <w:tcW w:type="dxa" w:w="6098"/>
             <w:shd w:fill="F7F5F0" w:color="auto" w:val="clear"/>
             <w:tcMar>
               <w:top w:type="dxa" w:w="80"/>
@@ -20846,7 +20838,7 @@
         </w:trPr>
         <w:tc>
           <w:tcPr>
-            <w:tcW w:type="dxa" w:w="2690"/>
+            <w:tcW w:type="dxa" w:w="3540"/>
             <w:shd w:fill="FFFFFF" w:color="auto" w:val="clear"/>
             <w:tcMar>
               <w:top w:type="dxa" w:w="80"/>
@@ -20872,7 +20864,7 @@
         </w:tc>
         <w:tc>
           <w:tcPr>
-            <w:tcW w:type="dxa" w:w="6948"/>
+            <w:tcW w:type="dxa" w:w="6098"/>
             <w:shd w:fill="FFFFFF" w:color="auto" w:val="clear"/>
             <w:tcMar>
               <w:top w:type="dxa" w:w="80"/>
@@ -20903,7 +20895,7 @@
         </w:trPr>
         <w:tc>
           <w:tcPr>
-            <w:tcW w:type="dxa" w:w="2690"/>
+            <w:tcW w:type="dxa" w:w="3540"/>
             <w:shd w:fill="F7F5F0" w:color="auto" w:val="clear"/>
             <w:tcMar>
               <w:top w:type="dxa" w:w="80"/>
@@ -20929,7 +20921,7 @@
         </w:tc>
         <w:tc>
           <w:tcPr>
-            <w:tcW w:type="dxa" w:w="6948"/>
+            <w:tcW w:type="dxa" w:w="6098"/>
             <w:shd w:fill="F7F5F0" w:color="auto" w:val="clear"/>
             <w:tcMar>
               <w:top w:type="dxa" w:w="80"/>
@@ -20960,7 +20952,7 @@
         </w:trPr>
         <w:tc>
           <w:tcPr>
-            <w:tcW w:type="dxa" w:w="2690"/>
+            <w:tcW w:type="dxa" w:w="3540"/>
             <w:shd w:fill="FFFFFF" w:color="auto" w:val="clear"/>
             <w:tcMar>
               <w:top w:type="dxa" w:w="80"/>
@@ -20986,7 +20978,7 @@
         </w:tc>
         <w:tc>
           <w:tcPr>
-            <w:tcW w:type="dxa" w:w="6948"/>
+            <w:tcW w:type="dxa" w:w="6098"/>
             <w:shd w:fill="FFFFFF" w:color="auto" w:val="clear"/>
             <w:tcMar>
               <w:top w:type="dxa" w:w="80"/>
@@ -21017,7 +21009,7 @@
         </w:trPr>
         <w:tc>
           <w:tcPr>
-            <w:tcW w:type="dxa" w:w="2690"/>
+            <w:tcW w:type="dxa" w:w="3540"/>
             <w:shd w:fill="F7F5F0" w:color="auto" w:val="clear"/>
             <w:tcMar>
               <w:top w:type="dxa" w:w="80"/>
@@ -21043,7 +21035,7 @@
         </w:tc>
         <w:tc>
           <w:tcPr>
-            <w:tcW w:type="dxa" w:w="6948"/>
+            <w:tcW w:type="dxa" w:w="6098"/>
             <w:shd w:fill="F7F5F0" w:color="auto" w:val="clear"/>
             <w:tcMar>
               <w:top w:type="dxa" w:w="80"/>
@@ -21074,7 +21066,7 @@
         </w:trPr>
         <w:tc>
           <w:tcPr>
-            <w:tcW w:type="dxa" w:w="2690"/>
+            <w:tcW w:type="dxa" w:w="3540"/>
             <w:shd w:fill="FFFFFF" w:color="auto" w:val="clear"/>
             <w:tcMar>
               <w:top w:type="dxa" w:w="80"/>
@@ -21100,7 +21092,7 @@
         </w:tc>
         <w:tc>
           <w:tcPr>
-            <w:tcW w:type="dxa" w:w="6948"/>
+            <w:tcW w:type="dxa" w:w="6098"/>
             <w:shd w:fill="FFFFFF" w:color="auto" w:val="clear"/>
             <w:tcMar>
               <w:top w:type="dxa" w:w="80"/>
@@ -22939,8 +22931,8 @@
         <w:tblLayout w:type="fixed"/>
       </w:tblPr>
       <w:tblGrid>
-        <w:gridCol w:w="1658"/>
-        <w:gridCol w:w="7980"/>
+        <w:gridCol w:w="2116"/>
+        <w:gridCol w:w="7522"/>
       </w:tblGrid>
       <w:tr>
         <w:trPr>
@@ -22949,7 +22941,7 @@
         </w:trPr>
         <w:tc>
           <w:tcPr>
-            <w:tcW w:type="dxa" w:w="1658"/>
+            <w:tcW w:type="dxa" w:w="2116"/>
             <w:shd w:fill="0F766E" w:color="auto" w:val="clear"/>
             <w:tcMar>
               <w:top w:type="dxa" w:w="80"/>
@@ -22977,7 +22969,7 @@
         </w:tc>
         <w:tc>
           <w:tcPr>
-            <w:tcW w:type="dxa" w:w="7980"/>
+            <w:tcW w:type="dxa" w:w="7522"/>
             <w:shd w:fill="0F766E" w:color="auto" w:val="clear"/>
             <w:tcMar>
               <w:top w:type="dxa" w:w="80"/>
@@ -23010,7 +23002,7 @@
         </w:trPr>
         <w:tc>
           <w:tcPr>
-            <w:tcW w:type="dxa" w:w="1658"/>
+            <w:tcW w:type="dxa" w:w="2116"/>
             <w:shd w:fill="FFFFFF" w:color="auto" w:val="clear"/>
             <w:tcMar>
               <w:top w:type="dxa" w:w="80"/>
@@ -23046,7 +23038,7 @@
         </w:tc>
         <w:tc>
           <w:tcPr>
-            <w:tcW w:type="dxa" w:w="7980"/>
+            <w:tcW w:type="dxa" w:w="7522"/>
             <w:shd w:fill="FFFFFF" w:color="auto" w:val="clear"/>
             <w:tcMar>
               <w:top w:type="dxa" w:w="80"/>
@@ -23095,7 +23087,7 @@
         </w:trPr>
         <w:tc>
           <w:tcPr>
-            <w:tcW w:type="dxa" w:w="1658"/>
+            <w:tcW w:type="dxa" w:w="2116"/>
             <w:shd w:fill="F7F5F0" w:color="auto" w:val="clear"/>
             <w:tcMar>
               <w:top w:type="dxa" w:w="80"/>
@@ -23131,7 +23123,7 @@
         </w:tc>
         <w:tc>
           <w:tcPr>
-            <w:tcW w:type="dxa" w:w="7980"/>
+            <w:tcW w:type="dxa" w:w="7522"/>
             <w:shd w:fill="F7F5F0" w:color="auto" w:val="clear"/>
             <w:tcMar>
               <w:top w:type="dxa" w:w="80"/>
@@ -23162,7 +23154,7 @@
         </w:trPr>
         <w:tc>
           <w:tcPr>
-            <w:tcW w:type="dxa" w:w="1658"/>
+            <w:tcW w:type="dxa" w:w="2116"/>
             <w:shd w:fill="FFFFFF" w:color="auto" w:val="clear"/>
             <w:tcMar>
               <w:top w:type="dxa" w:w="80"/>
@@ -23198,7 +23190,7 @@
         </w:tc>
         <w:tc>
           <w:tcPr>
-            <w:tcW w:type="dxa" w:w="7980"/>
+            <w:tcW w:type="dxa" w:w="7522"/>
             <w:shd w:fill="FFFFFF" w:color="auto" w:val="clear"/>
             <w:tcMar>
               <w:top w:type="dxa" w:w="80"/>
@@ -23239,7 +23231,7 @@
         </w:trPr>
         <w:tc>
           <w:tcPr>
-            <w:tcW w:type="dxa" w:w="1658"/>
+            <w:tcW w:type="dxa" w:w="2116"/>
             <w:shd w:fill="F7F5F0" w:color="auto" w:val="clear"/>
             <w:tcMar>
               <w:top w:type="dxa" w:w="80"/>
@@ -23275,7 +23267,7 @@
         </w:tc>
         <w:tc>
           <w:tcPr>
-            <w:tcW w:type="dxa" w:w="7980"/>
+            <w:tcW w:type="dxa" w:w="7522"/>
             <w:shd w:fill="F7F5F0" w:color="auto" w:val="clear"/>
             <w:tcMar>
               <w:top w:type="dxa" w:w="80"/>
@@ -23324,7 +23316,7 @@
         </w:trPr>
         <w:tc>
           <w:tcPr>
-            <w:tcW w:type="dxa" w:w="1658"/>
+            <w:tcW w:type="dxa" w:w="2116"/>
             <w:shd w:fill="FFFFFF" w:color="auto" w:val="clear"/>
             <w:tcMar>
               <w:top w:type="dxa" w:w="80"/>
@@ -23360,7 +23352,7 @@
         </w:tc>
         <w:tc>
           <w:tcPr>
-            <w:tcW w:type="dxa" w:w="7980"/>
+            <w:tcW w:type="dxa" w:w="7522"/>
             <w:shd w:fill="FFFFFF" w:color="auto" w:val="clear"/>
             <w:tcMar>
               <w:top w:type="dxa" w:w="80"/>
@@ -23401,7 +23393,7 @@
         </w:trPr>
         <w:tc>
           <w:tcPr>
-            <w:tcW w:type="dxa" w:w="1658"/>
+            <w:tcW w:type="dxa" w:w="2116"/>
             <w:shd w:fill="F7F5F0" w:color="auto" w:val="clear"/>
             <w:tcMar>
               <w:top w:type="dxa" w:w="80"/>
@@ -23437,7 +23429,7 @@
         </w:tc>
         <w:tc>
           <w:tcPr>
-            <w:tcW w:type="dxa" w:w="7980"/>
+            <w:tcW w:type="dxa" w:w="7522"/>
             <w:shd w:fill="F7F5F0" w:color="auto" w:val="clear"/>
             <w:tcMar>
               <w:top w:type="dxa" w:w="80"/>
@@ -23504,7 +23496,7 @@
         </w:trPr>
         <w:tc>
           <w:tcPr>
-            <w:tcW w:type="dxa" w:w="1658"/>
+            <w:tcW w:type="dxa" w:w="2116"/>
             <w:shd w:fill="FFFFFF" w:color="auto" w:val="clear"/>
             <w:tcMar>
               <w:top w:type="dxa" w:w="80"/>
@@ -23540,7 +23532,7 @@
         </w:tc>
         <w:tc>
           <w:tcPr>
-            <w:tcW w:type="dxa" w:w="7980"/>
+            <w:tcW w:type="dxa" w:w="7522"/>
             <w:shd w:fill="FFFFFF" w:color="auto" w:val="clear"/>
             <w:tcMar>
               <w:top w:type="dxa" w:w="80"/>
@@ -23571,7 +23563,7 @@
         </w:trPr>
         <w:tc>
           <w:tcPr>
-            <w:tcW w:type="dxa" w:w="1658"/>
+            <w:tcW w:type="dxa" w:w="2116"/>
             <w:shd w:fill="F7F5F0" w:color="auto" w:val="clear"/>
             <w:tcMar>
               <w:top w:type="dxa" w:w="80"/>
@@ -23607,7 +23599,7 @@
         </w:tc>
         <w:tc>
           <w:tcPr>
-            <w:tcW w:type="dxa" w:w="7980"/>
+            <w:tcW w:type="dxa" w:w="7522"/>
             <w:shd w:fill="F7F5F0" w:color="auto" w:val="clear"/>
             <w:tcMar>
               <w:top w:type="dxa" w:w="80"/>
@@ -23638,7 +23630,7 @@
         </w:trPr>
         <w:tc>
           <w:tcPr>
-            <w:tcW w:type="dxa" w:w="1658"/>
+            <w:tcW w:type="dxa" w:w="2116"/>
             <w:shd w:fill="FFFFFF" w:color="auto" w:val="clear"/>
             <w:tcMar>
               <w:top w:type="dxa" w:w="80"/>
@@ -23674,7 +23666,7 @@
         </w:tc>
         <w:tc>
           <w:tcPr>
-            <w:tcW w:type="dxa" w:w="7980"/>
+            <w:tcW w:type="dxa" w:w="7522"/>
             <w:shd w:fill="FFFFFF" w:color="auto" w:val="clear"/>
             <w:tcMar>
               <w:top w:type="dxa" w:w="80"/>
@@ -29404,9 +29396,9 @@
         <w:tblLayout w:type="fixed"/>
       </w:tblPr>
       <w:tblGrid>
-        <w:gridCol w:w="1762"/>
-        <w:gridCol w:w="3420"/>
-        <w:gridCol w:w="4456"/>
+        <w:gridCol w:w="1846"/>
+        <w:gridCol w:w="3384"/>
+        <w:gridCol w:w="4408"/>
       </w:tblGrid>
       <w:tr>
         <w:trPr>
@@ -29415,7 +29407,7 @@
         </w:trPr>
         <w:tc>
           <w:tcPr>
-            <w:tcW w:type="dxa" w:w="1762"/>
+            <w:tcW w:type="dxa" w:w="1846"/>
             <w:shd w:fill="0F766E" w:color="auto" w:val="clear"/>
             <w:tcMar>
               <w:top w:type="dxa" w:w="80"/>
@@ -29443,7 +29435,7 @@
         </w:tc>
         <w:tc>
           <w:tcPr>
-            <w:tcW w:type="dxa" w:w="3420"/>
+            <w:tcW w:type="dxa" w:w="3384"/>
             <w:shd w:fill="0F766E" w:color="auto" w:val="clear"/>
             <w:tcMar>
               <w:top w:type="dxa" w:w="80"/>
@@ -29471,7 +29463,7 @@
         </w:tc>
         <w:tc>
           <w:tcPr>
-            <w:tcW w:type="dxa" w:w="4456"/>
+            <w:tcW w:type="dxa" w:w="4408"/>
             <w:shd w:fill="0F766E" w:color="auto" w:val="clear"/>
             <w:tcMar>
               <w:top w:type="dxa" w:w="80"/>
@@ -29504,7 +29496,7 @@
         </w:trPr>
         <w:tc>
           <w:tcPr>
-            <w:tcW w:type="dxa" w:w="1762"/>
+            <w:tcW w:type="dxa" w:w="1846"/>
             <w:shd w:fill="FFFFFF" w:color="auto" w:val="clear"/>
             <w:tcMar>
               <w:top w:type="dxa" w:w="80"/>
@@ -29532,7 +29524,7 @@
         </w:tc>
         <w:tc>
           <w:tcPr>
-            <w:tcW w:type="dxa" w:w="3420"/>
+            <w:tcW w:type="dxa" w:w="3384"/>
             <w:shd w:fill="FFFFFF" w:color="auto" w:val="clear"/>
             <w:tcMar>
               <w:top w:type="dxa" w:w="80"/>
@@ -29568,7 +29560,7 @@
         </w:tc>
         <w:tc>
           <w:tcPr>
-            <w:tcW w:type="dxa" w:w="4456"/>
+            <w:tcW w:type="dxa" w:w="4408"/>
             <w:shd w:fill="FFFFFF" w:color="auto" w:val="clear"/>
             <w:tcMar>
               <w:top w:type="dxa" w:w="80"/>
@@ -29600,7 +29592,7 @@
         </w:trPr>
         <w:tc>
           <w:tcPr>
-            <w:tcW w:type="dxa" w:w="1762"/>
+            <w:tcW w:type="dxa" w:w="1846"/>
             <w:shd w:fill="F7F5F0" w:color="auto" w:val="clear"/>
             <w:tcMar>
               <w:top w:type="dxa" w:w="80"/>
@@ -29628,7 +29620,7 @@
         </w:tc>
         <w:tc>
           <w:tcPr>
-            <w:tcW w:type="dxa" w:w="3420"/>
+            <w:tcW w:type="dxa" w:w="3384"/>
             <w:shd w:fill="F7F5F0" w:color="auto" w:val="clear"/>
             <w:tcMar>
               <w:top w:type="dxa" w:w="80"/>
@@ -29654,7 +29646,7 @@
         </w:tc>
         <w:tc>
           <w:tcPr>
-            <w:tcW w:type="dxa" w:w="4456"/>
+            <w:tcW w:type="dxa" w:w="4408"/>
             <w:shd w:fill="F7F5F0" w:color="auto" w:val="clear"/>
             <w:tcMar>
               <w:top w:type="dxa" w:w="80"/>
@@ -29686,7 +29678,7 @@
         </w:trPr>
         <w:tc>
           <w:tcPr>
-            <w:tcW w:type="dxa" w:w="1762"/>
+            <w:tcW w:type="dxa" w:w="1846"/>
             <w:shd w:fill="FFFFFF" w:color="auto" w:val="clear"/>
             <w:tcMar>
               <w:top w:type="dxa" w:w="80"/>
@@ -29714,7 +29706,7 @@
         </w:tc>
         <w:tc>
           <w:tcPr>
-            <w:tcW w:type="dxa" w:w="3420"/>
+            <w:tcW w:type="dxa" w:w="3384"/>
             <w:shd w:fill="FFFFFF" w:color="auto" w:val="clear"/>
             <w:tcMar>
               <w:top w:type="dxa" w:w="80"/>
@@ -29740,7 +29732,7 @@
         </w:tc>
         <w:tc>
           <w:tcPr>
-            <w:tcW w:type="dxa" w:w="4456"/>
+            <w:tcW w:type="dxa" w:w="4408"/>
             <w:shd w:fill="FFFFFF" w:color="auto" w:val="clear"/>
             <w:tcMar>
               <w:top w:type="dxa" w:w="80"/>
@@ -29772,7 +29764,7 @@
         </w:trPr>
         <w:tc>
           <w:tcPr>
-            <w:tcW w:type="dxa" w:w="1762"/>
+            <w:tcW w:type="dxa" w:w="1846"/>
             <w:shd w:fill="F7F5F0" w:color="auto" w:val="clear"/>
             <w:tcMar>
               <w:top w:type="dxa" w:w="80"/>
@@ -29800,7 +29792,7 @@
         </w:tc>
         <w:tc>
           <w:tcPr>
-            <w:tcW w:type="dxa" w:w="3420"/>
+            <w:tcW w:type="dxa" w:w="3384"/>
             <w:shd w:fill="F7F5F0" w:color="auto" w:val="clear"/>
             <w:tcMar>
               <w:top w:type="dxa" w:w="80"/>
@@ -29826,7 +29818,7 @@
         </w:tc>
         <w:tc>
           <w:tcPr>
-            <w:tcW w:type="dxa" w:w="4456"/>
+            <w:tcW w:type="dxa" w:w="4408"/>
             <w:shd w:fill="F7F5F0" w:color="auto" w:val="clear"/>
             <w:tcMar>
               <w:top w:type="dxa" w:w="80"/>
@@ -30774,9 +30766,9 @@
         <w:tblLayout w:type="fixed"/>
       </w:tblPr>
       <w:tblGrid>
-        <w:gridCol w:w="900"/>
-        <w:gridCol w:w="4420"/>
-        <w:gridCol w:w="4318"/>
+        <w:gridCol w:w="1213"/>
+        <w:gridCol w:w="4111"/>
+        <w:gridCol w:w="4314"/>
       </w:tblGrid>
       <w:tr>
         <w:trPr>
@@ -30785,7 +30777,7 @@
         </w:trPr>
         <w:tc>
           <w:tcPr>
-            <w:tcW w:type="dxa" w:w="900"/>
+            <w:tcW w:type="dxa" w:w="1213"/>
             <w:shd w:fill="0F766E" w:color="auto" w:val="clear"/>
             <w:tcMar>
               <w:top w:type="dxa" w:w="80"/>
@@ -30813,7 +30805,7 @@
         </w:tc>
         <w:tc>
           <w:tcPr>
-            <w:tcW w:type="dxa" w:w="4420"/>
+            <w:tcW w:type="dxa" w:w="4111"/>
             <w:shd w:fill="0F766E" w:color="auto" w:val="clear"/>
             <w:tcMar>
               <w:top w:type="dxa" w:w="80"/>
@@ -30841,7 +30833,7 @@
         </w:tc>
         <w:tc>
           <w:tcPr>
-            <w:tcW w:type="dxa" w:w="4318"/>
+            <w:tcW w:type="dxa" w:w="4314"/>
             <w:shd w:fill="0F766E" w:color="auto" w:val="clear"/>
             <w:tcMar>
               <w:top w:type="dxa" w:w="80"/>
@@ -30874,7 +30866,7 @@
         </w:trPr>
         <w:tc>
           <w:tcPr>
-            <w:tcW w:type="dxa" w:w="900"/>
+            <w:tcW w:type="dxa" w:w="1213"/>
             <w:shd w:fill="FFFFFF" w:color="auto" w:val="clear"/>
             <w:tcMar>
               <w:top w:type="dxa" w:w="80"/>
@@ -30900,7 +30892,7 @@
         </w:tc>
         <w:tc>
           <w:tcPr>
-            <w:tcW w:type="dxa" w:w="4420"/>
+            <w:tcW w:type="dxa" w:w="4111"/>
             <w:shd w:fill="FFFFFF" w:color="auto" w:val="clear"/>
             <w:tcMar>
               <w:top w:type="dxa" w:w="80"/>
@@ -30928,7 +30920,7 @@
         </w:tc>
         <w:tc>
           <w:tcPr>
-            <w:tcW w:type="dxa" w:w="4318"/>
+            <w:tcW w:type="dxa" w:w="4314"/>
             <w:shd w:fill="FFFFFF" w:color="auto" w:val="clear"/>
             <w:tcMar>
               <w:top w:type="dxa" w:w="80"/>
@@ -30959,7 +30951,7 @@
         </w:trPr>
         <w:tc>
           <w:tcPr>
-            <w:tcW w:type="dxa" w:w="900"/>
+            <w:tcW w:type="dxa" w:w="1213"/>
             <w:shd w:fill="F7F5F0" w:color="auto" w:val="clear"/>
             <w:tcMar>
               <w:top w:type="dxa" w:w="80"/>
@@ -30985,7 +30977,7 @@
         </w:tc>
         <w:tc>
           <w:tcPr>
-            <w:tcW w:type="dxa" w:w="4420"/>
+            <w:tcW w:type="dxa" w:w="4111"/>
             <w:shd w:fill="F7F5F0" w:color="auto" w:val="clear"/>
             <w:tcMar>
               <w:top w:type="dxa" w:w="80"/>
@@ -31013,7 +31005,7 @@
         </w:tc>
         <w:tc>
           <w:tcPr>
-            <w:tcW w:type="dxa" w:w="4318"/>
+            <w:tcW w:type="dxa" w:w="4314"/>
             <w:shd w:fill="F7F5F0" w:color="auto" w:val="clear"/>
             <w:tcMar>
               <w:top w:type="dxa" w:w="80"/>
@@ -31062,7 +31054,7 @@
         </w:trPr>
         <w:tc>
           <w:tcPr>
-            <w:tcW w:type="dxa" w:w="900"/>
+            <w:tcW w:type="dxa" w:w="1213"/>
             <w:shd w:fill="FFFFFF" w:color="auto" w:val="clear"/>
             <w:tcMar>
               <w:top w:type="dxa" w:w="80"/>
@@ -31088,7 +31080,7 @@
         </w:tc>
         <w:tc>
           <w:tcPr>
-            <w:tcW w:type="dxa" w:w="4420"/>
+            <w:tcW w:type="dxa" w:w="4111"/>
             <w:shd w:fill="FFFFFF" w:color="auto" w:val="clear"/>
             <w:tcMar>
               <w:top w:type="dxa" w:w="80"/>
@@ -31124,7 +31116,7 @@
         </w:tc>
         <w:tc>
           <w:tcPr>
-            <w:tcW w:type="dxa" w:w="4318"/>
+            <w:tcW w:type="dxa" w:w="4314"/>
             <w:shd w:fill="FFFFFF" w:color="auto" w:val="clear"/>
             <w:tcMar>
               <w:top w:type="dxa" w:w="80"/>
@@ -31155,7 +31147,7 @@
         </w:trPr>
         <w:tc>
           <w:tcPr>
-            <w:tcW w:type="dxa" w:w="900"/>
+            <w:tcW w:type="dxa" w:w="1213"/>
             <w:shd w:fill="F7F5F0" w:color="auto" w:val="clear"/>
             <w:tcMar>
               <w:top w:type="dxa" w:w="80"/>
@@ -31181,7 +31173,7 @@
         </w:tc>
         <w:tc>
           <w:tcPr>
-            <w:tcW w:type="dxa" w:w="4420"/>
+            <w:tcW w:type="dxa" w:w="4111"/>
             <w:shd w:fill="F7F5F0" w:color="auto" w:val="clear"/>
             <w:tcMar>
               <w:top w:type="dxa" w:w="80"/>
@@ -31217,7 +31209,7 @@
         </w:tc>
         <w:tc>
           <w:tcPr>
-            <w:tcW w:type="dxa" w:w="4318"/>
+            <w:tcW w:type="dxa" w:w="4314"/>
             <w:shd w:fill="F7F5F0" w:color="auto" w:val="clear"/>
             <w:tcMar>
               <w:top w:type="dxa" w:w="80"/>
@@ -31558,9 +31550,9 @@
         <w:tblLayout w:type="fixed"/>
       </w:tblPr>
       <w:tblGrid>
-        <w:gridCol w:w="900"/>
-        <w:gridCol w:w="2754"/>
-        <w:gridCol w:w="5984"/>
+        <w:gridCol w:w="1718"/>
+        <w:gridCol w:w="2481"/>
+        <w:gridCol w:w="5439"/>
       </w:tblGrid>
       <w:tr>
         <w:trPr>
@@ -31569,7 +31561,7 @@
         </w:trPr>
         <w:tc>
           <w:tcPr>
-            <w:tcW w:type="dxa" w:w="900"/>
+            <w:tcW w:type="dxa" w:w="1718"/>
             <w:shd w:fill="0F766E" w:color="auto" w:val="clear"/>
             <w:tcMar>
               <w:top w:type="dxa" w:w="80"/>
@@ -31597,7 +31589,7 @@
         </w:tc>
         <w:tc>
           <w:tcPr>
-            <w:tcW w:type="dxa" w:w="2754"/>
+            <w:tcW w:type="dxa" w:w="2481"/>
             <w:shd w:fill="0F766E" w:color="auto" w:val="clear"/>
             <w:tcMar>
               <w:top w:type="dxa" w:w="80"/>
@@ -31625,7 +31617,7 @@
         </w:tc>
         <w:tc>
           <w:tcPr>
-            <w:tcW w:type="dxa" w:w="5984"/>
+            <w:tcW w:type="dxa" w:w="5439"/>
             <w:shd w:fill="0F766E" w:color="auto" w:val="clear"/>
             <w:tcMar>
               <w:top w:type="dxa" w:w="80"/>
@@ -31658,7 +31650,7 @@
         </w:trPr>
         <w:tc>
           <w:tcPr>
-            <w:tcW w:type="dxa" w:w="900"/>
+            <w:tcW w:type="dxa" w:w="1718"/>
             <w:shd w:fill="FFFFFF" w:color="auto" w:val="clear"/>
             <w:tcMar>
               <w:top w:type="dxa" w:w="80"/>
@@ -31684,7 +31676,7 @@
         </w:tc>
         <w:tc>
           <w:tcPr>
-            <w:tcW w:type="dxa" w:w="2754"/>
+            <w:tcW w:type="dxa" w:w="2481"/>
             <w:shd w:fill="FFFFFF" w:color="auto" w:val="clear"/>
             <w:tcMar>
               <w:top w:type="dxa" w:w="80"/>
@@ -31712,7 +31704,7 @@
         </w:tc>
         <w:tc>
           <w:tcPr>
-            <w:tcW w:type="dxa" w:w="5984"/>
+            <w:tcW w:type="dxa" w:w="5439"/>
             <w:shd w:fill="FFFFFF" w:color="auto" w:val="clear"/>
             <w:tcMar>
               <w:top w:type="dxa" w:w="80"/>
@@ -31761,7 +31753,7 @@
         </w:trPr>
         <w:tc>
           <w:tcPr>
-            <w:tcW w:type="dxa" w:w="900"/>
+            <w:tcW w:type="dxa" w:w="1718"/>
             <w:shd w:fill="F7F5F0" w:color="auto" w:val="clear"/>
             <w:tcMar>
               <w:top w:type="dxa" w:w="80"/>
@@ -31787,7 +31779,7 @@
         </w:tc>
         <w:tc>
           <w:tcPr>
-            <w:tcW w:type="dxa" w:w="2754"/>
+            <w:tcW w:type="dxa" w:w="2481"/>
             <w:shd w:fill="F7F5F0" w:color="auto" w:val="clear"/>
             <w:tcMar>
               <w:top w:type="dxa" w:w="80"/>
@@ -31815,7 +31807,7 @@
         </w:tc>
         <w:tc>
           <w:tcPr>
-            <w:tcW w:type="dxa" w:w="5984"/>
+            <w:tcW w:type="dxa" w:w="5439"/>
             <w:shd w:fill="F7F5F0" w:color="auto" w:val="clear"/>
             <w:tcMar>
               <w:top w:type="dxa" w:w="80"/>
@@ -31846,7 +31838,7 @@
         </w:trPr>
         <w:tc>
           <w:tcPr>
-            <w:tcW w:type="dxa" w:w="900"/>
+            <w:tcW w:type="dxa" w:w="1718"/>
             <w:shd w:fill="FFFFFF" w:color="auto" w:val="clear"/>
             <w:tcMar>
               <w:top w:type="dxa" w:w="80"/>
@@ -31872,7 +31864,7 @@
         </w:tc>
         <w:tc>
           <w:tcPr>
-            <w:tcW w:type="dxa" w:w="2754"/>
+            <w:tcW w:type="dxa" w:w="2481"/>
             <w:shd w:fill="FFFFFF" w:color="auto" w:val="clear"/>
             <w:tcMar>
               <w:top w:type="dxa" w:w="80"/>
@@ -31900,7 +31892,7 @@
         </w:tc>
         <w:tc>
           <w:tcPr>
-            <w:tcW w:type="dxa" w:w="5984"/>
+            <w:tcW w:type="dxa" w:w="5439"/>
             <w:shd w:fill="FFFFFF" w:color="auto" w:val="clear"/>
             <w:tcMar>
               <w:top w:type="dxa" w:w="80"/>
@@ -33280,14 +33272,6 @@
     </w:p>
     <w:p>
       <w:pPr>
-        <w:pBdr>
-          <w:bottom w:val="single" w:color="D9D4C8" w:sz="6"/>
-        </w:pBdr>
-        <w:spacing w:after="220" w:before="220"/>
-      </w:pPr>
-    </w:p>
-    <w:p>
-      <w:pPr>
         <w:pStyle w:val="Heading1"/>
         <w:pageBreakBefore/>
         <w:shd w:fill="0B4F4A" w:color="auto" w:val="clear"/>
@@ -33566,8 +33550,8 @@
         <w:tblLayout w:type="fixed"/>
       </w:tblPr>
       <w:tblGrid>
-        <w:gridCol w:w="2008"/>
-        <w:gridCol w:w="7630"/>
+        <w:gridCol w:w="3098"/>
+        <w:gridCol w:w="6540"/>
       </w:tblGrid>
       <w:tr>
         <w:trPr>
@@ -33576,7 +33560,7 @@
         </w:trPr>
         <w:tc>
           <w:tcPr>
-            <w:tcW w:type="dxa" w:w="2008"/>
+            <w:tcW w:type="dxa" w:w="3098"/>
             <w:shd w:fill="0F766E" w:color="auto" w:val="clear"/>
             <w:tcMar>
               <w:top w:type="dxa" w:w="80"/>
@@ -33604,7 +33588,7 @@
         </w:tc>
         <w:tc>
           <w:tcPr>
-            <w:tcW w:type="dxa" w:w="7630"/>
+            <w:tcW w:type="dxa" w:w="6540"/>
             <w:shd w:fill="0F766E" w:color="auto" w:val="clear"/>
             <w:tcMar>
               <w:top w:type="dxa" w:w="80"/>
@@ -33637,7 +33621,7 @@
         </w:trPr>
         <w:tc>
           <w:tcPr>
-            <w:tcW w:type="dxa" w:w="2008"/>
+            <w:tcW w:type="dxa" w:w="3098"/>
             <w:shd w:fill="FFFFFF" w:color="auto" w:val="clear"/>
             <w:tcMar>
               <w:top w:type="dxa" w:w="80"/>
@@ -33663,7 +33647,7 @@
         </w:tc>
         <w:tc>
           <w:tcPr>
-            <w:tcW w:type="dxa" w:w="7630"/>
+            <w:tcW w:type="dxa" w:w="6540"/>
             <w:shd w:fill="FFFFFF" w:color="auto" w:val="clear"/>
             <w:tcMar>
               <w:top w:type="dxa" w:w="80"/>
@@ -33696,7 +33680,7 @@
         </w:trPr>
         <w:tc>
           <w:tcPr>
-            <w:tcW w:type="dxa" w:w="2008"/>
+            <w:tcW w:type="dxa" w:w="3098"/>
             <w:shd w:fill="F7F5F0" w:color="auto" w:val="clear"/>
             <w:tcMar>
               <w:top w:type="dxa" w:w="80"/>
@@ -33722,7 +33706,7 @@
         </w:tc>
         <w:tc>
           <w:tcPr>
-            <w:tcW w:type="dxa" w:w="7630"/>
+            <w:tcW w:type="dxa" w:w="6540"/>
             <w:shd w:fill="F7F5F0" w:color="auto" w:val="clear"/>
             <w:tcMar>
               <w:top w:type="dxa" w:w="80"/>
@@ -34844,8 +34828,8 @@
         <w:tblLayout w:type="fixed"/>
       </w:tblPr>
       <w:tblGrid>
-        <w:gridCol w:w="2724"/>
-        <w:gridCol w:w="6914"/>
+        <w:gridCol w:w="3402"/>
+        <w:gridCol w:w="6236"/>
       </w:tblGrid>
       <w:tr>
         <w:trPr>
@@ -34854,7 +34838,7 @@
         </w:trPr>
         <w:tc>
           <w:tcPr>
-            <w:tcW w:type="dxa" w:w="2724"/>
+            <w:tcW w:type="dxa" w:w="3402"/>
             <w:shd w:fill="0F766E" w:color="auto" w:val="clear"/>
             <w:tcMar>
               <w:top w:type="dxa" w:w="80"/>
@@ -34882,7 +34866,7 @@
         </w:tc>
         <w:tc>
           <w:tcPr>
-            <w:tcW w:type="dxa" w:w="6914"/>
+            <w:tcW w:type="dxa" w:w="6236"/>
             <w:shd w:fill="0F766E" w:color="auto" w:val="clear"/>
             <w:tcMar>
               <w:top w:type="dxa" w:w="80"/>
@@ -34915,7 +34899,7 @@
         </w:trPr>
         <w:tc>
           <w:tcPr>
-            <w:tcW w:type="dxa" w:w="2724"/>
+            <w:tcW w:type="dxa" w:w="3402"/>
             <w:shd w:fill="FFFFFF" w:color="auto" w:val="clear"/>
             <w:tcMar>
               <w:top w:type="dxa" w:w="80"/>
@@ -34951,7 +34935,7 @@
         </w:tc>
         <w:tc>
           <w:tcPr>
-            <w:tcW w:type="dxa" w:w="6914"/>
+            <w:tcW w:type="dxa" w:w="6236"/>
             <w:shd w:fill="FFFFFF" w:color="auto" w:val="clear"/>
             <w:tcMar>
               <w:top w:type="dxa" w:w="80"/>
@@ -35036,7 +35020,7 @@
         </w:trPr>
         <w:tc>
           <w:tcPr>
-            <w:tcW w:type="dxa" w:w="2724"/>
+            <w:tcW w:type="dxa" w:w="3402"/>
             <w:shd w:fill="F7F5F0" w:color="auto" w:val="clear"/>
             <w:tcMar>
               <w:top w:type="dxa" w:w="80"/>
@@ -35072,7 +35056,7 @@
         </w:tc>
         <w:tc>
           <w:tcPr>
-            <w:tcW w:type="dxa" w:w="6914"/>
+            <w:tcW w:type="dxa" w:w="6236"/>
             <w:shd w:fill="F7F5F0" w:color="auto" w:val="clear"/>
             <w:tcMar>
               <w:top w:type="dxa" w:w="80"/>
@@ -35103,7 +35087,7 @@
         </w:trPr>
         <w:tc>
           <w:tcPr>
-            <w:tcW w:type="dxa" w:w="2724"/>
+            <w:tcW w:type="dxa" w:w="3402"/>
             <w:shd w:fill="FFFFFF" w:color="auto" w:val="clear"/>
             <w:tcMar>
               <w:top w:type="dxa" w:w="80"/>
@@ -35139,7 +35123,7 @@
         </w:tc>
         <w:tc>
           <w:tcPr>
-            <w:tcW w:type="dxa" w:w="6914"/>
+            <w:tcW w:type="dxa" w:w="6236"/>
             <w:shd w:fill="FFFFFF" w:color="auto" w:val="clear"/>
             <w:tcMar>
               <w:top w:type="dxa" w:w="80"/>
@@ -35170,7 +35154,7 @@
         </w:trPr>
         <w:tc>
           <w:tcPr>
-            <w:tcW w:type="dxa" w:w="2724"/>
+            <w:tcW w:type="dxa" w:w="3402"/>
             <w:shd w:fill="F7F5F0" w:color="auto" w:val="clear"/>
             <w:tcMar>
               <w:top w:type="dxa" w:w="80"/>
@@ -35206,7 +35190,7 @@
         </w:tc>
         <w:tc>
           <w:tcPr>
-            <w:tcW w:type="dxa" w:w="6914"/>
+            <w:tcW w:type="dxa" w:w="6236"/>
             <w:shd w:fill="F7F5F0" w:color="auto" w:val="clear"/>
             <w:tcMar>
               <w:top w:type="dxa" w:w="80"/>
@@ -35237,7 +35221,7 @@
         </w:trPr>
         <w:tc>
           <w:tcPr>
-            <w:tcW w:type="dxa" w:w="2724"/>
+            <w:tcW w:type="dxa" w:w="3402"/>
             <w:shd w:fill="FFFFFF" w:color="auto" w:val="clear"/>
             <w:tcMar>
               <w:top w:type="dxa" w:w="80"/>
@@ -35273,7 +35257,7 @@
         </w:tc>
         <w:tc>
           <w:tcPr>
-            <w:tcW w:type="dxa" w:w="6914"/>
+            <w:tcW w:type="dxa" w:w="6236"/>
             <w:shd w:fill="FFFFFF" w:color="auto" w:val="clear"/>
             <w:tcMar>
               <w:top w:type="dxa" w:w="80"/>
@@ -35304,7 +35288,7 @@
         </w:trPr>
         <w:tc>
           <w:tcPr>
-            <w:tcW w:type="dxa" w:w="2724"/>
+            <w:tcW w:type="dxa" w:w="3402"/>
             <w:shd w:fill="F7F5F0" w:color="auto" w:val="clear"/>
             <w:tcMar>
               <w:top w:type="dxa" w:w="80"/>
@@ -35340,7 +35324,7 @@
         </w:tc>
         <w:tc>
           <w:tcPr>
-            <w:tcW w:type="dxa" w:w="6914"/>
+            <w:tcW w:type="dxa" w:w="6236"/>
             <w:shd w:fill="F7F5F0" w:color="auto" w:val="clear"/>
             <w:tcMar>
               <w:top w:type="dxa" w:w="80"/>
@@ -35371,7 +35355,7 @@
         </w:trPr>
         <w:tc>
           <w:tcPr>
-            <w:tcW w:type="dxa" w:w="2724"/>
+            <w:tcW w:type="dxa" w:w="3402"/>
             <w:shd w:fill="FFFFFF" w:color="auto" w:val="clear"/>
             <w:tcMar>
               <w:top w:type="dxa" w:w="80"/>
@@ -35397,7 +35381,7 @@
         </w:tc>
         <w:tc>
           <w:tcPr>
-            <w:tcW w:type="dxa" w:w="6914"/>
+            <w:tcW w:type="dxa" w:w="6236"/>
             <w:shd w:fill="FFFFFF" w:color="auto" w:val="clear"/>
             <w:tcMar>
               <w:top w:type="dxa" w:w="80"/>
@@ -35428,7 +35412,7 @@
         </w:trPr>
         <w:tc>
           <w:tcPr>
-            <w:tcW w:type="dxa" w:w="2724"/>
+            <w:tcW w:type="dxa" w:w="3402"/>
             <w:shd w:fill="F7F5F0" w:color="auto" w:val="clear"/>
             <w:tcMar>
               <w:top w:type="dxa" w:w="80"/>
@@ -35454,7 +35438,7 @@
         </w:tc>
         <w:tc>
           <w:tcPr>
-            <w:tcW w:type="dxa" w:w="6914"/>
+            <w:tcW w:type="dxa" w:w="6236"/>
             <w:shd w:fill="F7F5F0" w:color="auto" w:val="clear"/>
             <w:tcMar>
               <w:top w:type="dxa" w:w="80"/>
@@ -35749,9 +35733,9 @@
         <w:tblLayout w:type="fixed"/>
       </w:tblPr>
       <w:tblGrid>
-        <w:gridCol w:w="900"/>
-        <w:gridCol w:w="3919"/>
-        <w:gridCol w:w="4819"/>
+        <w:gridCol w:w="1718"/>
+        <w:gridCol w:w="3531"/>
+        <w:gridCol w:w="4389"/>
       </w:tblGrid>
       <w:tr>
         <w:trPr>
@@ -35760,7 +35744,7 @@
         </w:trPr>
         <w:tc>
           <w:tcPr>
-            <w:tcW w:type="dxa" w:w="900"/>
+            <w:tcW w:type="dxa" w:w="1718"/>
             <w:shd w:fill="0F766E" w:color="auto" w:val="clear"/>
             <w:tcMar>
               <w:top w:type="dxa" w:w="80"/>
@@ -35788,7 +35772,7 @@
         </w:tc>
         <w:tc>
           <w:tcPr>
-            <w:tcW w:type="dxa" w:w="3919"/>
+            <w:tcW w:type="dxa" w:w="3531"/>
             <w:shd w:fill="0F766E" w:color="auto" w:val="clear"/>
             <w:tcMar>
               <w:top w:type="dxa" w:w="80"/>
@@ -35816,7 +35800,7 @@
         </w:tc>
         <w:tc>
           <w:tcPr>
-            <w:tcW w:type="dxa" w:w="4819"/>
+            <w:tcW w:type="dxa" w:w="4389"/>
             <w:shd w:fill="0F766E" w:color="auto" w:val="clear"/>
             <w:tcMar>
               <w:top w:type="dxa" w:w="80"/>
@@ -35849,7 +35833,7 @@
         </w:trPr>
         <w:tc>
           <w:tcPr>
-            <w:tcW w:type="dxa" w:w="900"/>
+            <w:tcW w:type="dxa" w:w="1718"/>
             <w:shd w:fill="FFFFFF" w:color="auto" w:val="clear"/>
             <w:tcMar>
               <w:top w:type="dxa" w:w="80"/>
@@ -35875,7 +35859,7 @@
         </w:tc>
         <w:tc>
           <w:tcPr>
-            <w:tcW w:type="dxa" w:w="3919"/>
+            <w:tcW w:type="dxa" w:w="3531"/>
             <w:shd w:fill="FFFFFF" w:color="auto" w:val="clear"/>
             <w:tcMar>
               <w:top w:type="dxa" w:w="80"/>
@@ -35902,7 +35886,7 @@
         </w:tc>
         <w:tc>
           <w:tcPr>
-            <w:tcW w:type="dxa" w:w="4819"/>
+            <w:tcW w:type="dxa" w:w="4389"/>
             <w:shd w:fill="FFFFFF" w:color="auto" w:val="clear"/>
             <w:tcMar>
               <w:top w:type="dxa" w:w="80"/>
@@ -35943,7 +35927,7 @@
         </w:trPr>
         <w:tc>
           <w:tcPr>
-            <w:tcW w:type="dxa" w:w="900"/>
+            <w:tcW w:type="dxa" w:w="1718"/>
             <w:shd w:fill="F7F5F0" w:color="auto" w:val="clear"/>
             <w:tcMar>
               <w:top w:type="dxa" w:w="80"/>
@@ -35969,7 +35953,7 @@
         </w:tc>
         <w:tc>
           <w:tcPr>
-            <w:tcW w:type="dxa" w:w="3919"/>
+            <w:tcW w:type="dxa" w:w="3531"/>
             <w:shd w:fill="F7F5F0" w:color="auto" w:val="clear"/>
             <w:tcMar>
               <w:top w:type="dxa" w:w="80"/>
@@ -35996,7 +35980,7 @@
         </w:tc>
         <w:tc>
           <w:tcPr>
-            <w:tcW w:type="dxa" w:w="4819"/>
+            <w:tcW w:type="dxa" w:w="4389"/>
             <w:shd w:fill="F7F5F0" w:color="auto" w:val="clear"/>
             <w:tcMar>
               <w:top w:type="dxa" w:w="80"/>
@@ -36037,7 +36021,7 @@
         </w:trPr>
         <w:tc>
           <w:tcPr>
-            <w:tcW w:type="dxa" w:w="900"/>
+            <w:tcW w:type="dxa" w:w="1718"/>
             <w:shd w:fill="FFFFFF" w:color="auto" w:val="clear"/>
             <w:tcMar>
               <w:top w:type="dxa" w:w="80"/>
@@ -36063,7 +36047,7 @@
         </w:tc>
         <w:tc>
           <w:tcPr>
-            <w:tcW w:type="dxa" w:w="3919"/>
+            <w:tcW w:type="dxa" w:w="3531"/>
             <w:shd w:fill="FFFFFF" w:color="auto" w:val="clear"/>
             <w:tcMar>
               <w:top w:type="dxa" w:w="80"/>
@@ -36107,7 +36091,7 @@
         </w:tc>
         <w:tc>
           <w:tcPr>
-            <w:tcW w:type="dxa" w:w="4819"/>
+            <w:tcW w:type="dxa" w:w="4389"/>
             <w:shd w:fill="FFFFFF" w:color="auto" w:val="clear"/>
             <w:tcMar>
               <w:top w:type="dxa" w:w="80"/>
@@ -36799,10 +36783,10 @@
         <w:tblLayout w:type="fixed"/>
       </w:tblPr>
       <w:tblGrid>
-        <w:gridCol w:w="900"/>
-        <w:gridCol w:w="949"/>
-        <w:gridCol w:w="4065"/>
-        <w:gridCol w:w="3724"/>
+        <w:gridCol w:w="1180"/>
+        <w:gridCol w:w="1180"/>
+        <w:gridCol w:w="3934"/>
+        <w:gridCol w:w="3344"/>
       </w:tblGrid>
       <w:tr>
         <w:trPr>
@@ -36811,7 +36795,7 @@
         </w:trPr>
         <w:tc>
           <w:tcPr>
-            <w:tcW w:type="dxa" w:w="900"/>
+            <w:tcW w:type="dxa" w:w="1180"/>
             <w:shd w:fill="0F766E" w:color="auto" w:val="clear"/>
             <w:tcMar>
               <w:top w:type="dxa" w:w="80"/>
@@ -36839,7 +36823,7 @@
         </w:tc>
         <w:tc>
           <w:tcPr>
-            <w:tcW w:type="dxa" w:w="949"/>
+            <w:tcW w:type="dxa" w:w="1180"/>
             <w:shd w:fill="0F766E" w:color="auto" w:val="clear"/>
             <w:tcMar>
               <w:top w:type="dxa" w:w="80"/>
@@ -36867,7 +36851,7 @@
         </w:tc>
         <w:tc>
           <w:tcPr>
-            <w:tcW w:type="dxa" w:w="4065"/>
+            <w:tcW w:type="dxa" w:w="3934"/>
             <w:shd w:fill="0F766E" w:color="auto" w:val="clear"/>
             <w:tcMar>
               <w:top w:type="dxa" w:w="80"/>
@@ -36895,7 +36879,7 @@
         </w:tc>
         <w:tc>
           <w:tcPr>
-            <w:tcW w:type="dxa" w:w="3724"/>
+            <w:tcW w:type="dxa" w:w="3344"/>
             <w:shd w:fill="0F766E" w:color="auto" w:val="clear"/>
             <w:tcMar>
               <w:top w:type="dxa" w:w="80"/>
@@ -36928,7 +36912,7 @@
         </w:trPr>
         <w:tc>
           <w:tcPr>
-            <w:tcW w:type="dxa" w:w="900"/>
+            <w:tcW w:type="dxa" w:w="1180"/>
             <w:shd w:fill="FFFFFF" w:color="auto" w:val="clear"/>
             <w:tcMar>
               <w:top w:type="dxa" w:w="80"/>
@@ -36954,7 +36938,7 @@
         </w:tc>
         <w:tc>
           <w:tcPr>
-            <w:tcW w:type="dxa" w:w="949"/>
+            <w:tcW w:type="dxa" w:w="1180"/>
             <w:shd w:fill="FFFFFF" w:color="auto" w:val="clear"/>
             <w:tcMar>
               <w:top w:type="dxa" w:w="80"/>
@@ -36982,7 +36966,7 @@
         </w:tc>
         <w:tc>
           <w:tcPr>
-            <w:tcW w:type="dxa" w:w="4065"/>
+            <w:tcW w:type="dxa" w:w="3934"/>
             <w:shd w:fill="FFFFFF" w:color="auto" w:val="clear"/>
             <w:tcMar>
               <w:top w:type="dxa" w:w="80"/>
@@ -37008,7 +36992,7 @@
         </w:tc>
         <w:tc>
           <w:tcPr>
-            <w:tcW w:type="dxa" w:w="3724"/>
+            <w:tcW w:type="dxa" w:w="3344"/>
             <w:shd w:fill="FFFFFF" w:color="auto" w:val="clear"/>
             <w:tcMar>
               <w:top w:type="dxa" w:w="80"/>
@@ -37039,7 +37023,7 @@
         </w:trPr>
         <w:tc>
           <w:tcPr>
-            <w:tcW w:type="dxa" w:w="900"/>
+            <w:tcW w:type="dxa" w:w="1180"/>
             <w:shd w:fill="F7F5F0" w:color="auto" w:val="clear"/>
             <w:tcMar>
               <w:top w:type="dxa" w:w="80"/>
@@ -37065,7 +37049,7 @@
         </w:tc>
         <w:tc>
           <w:tcPr>
-            <w:tcW w:type="dxa" w:w="949"/>
+            <w:tcW w:type="dxa" w:w="1180"/>
             <w:shd w:fill="F7F5F0" w:color="auto" w:val="clear"/>
             <w:tcMar>
               <w:top w:type="dxa" w:w="80"/>
@@ -37093,7 +37077,7 @@
         </w:tc>
         <w:tc>
           <w:tcPr>
-            <w:tcW w:type="dxa" w:w="4065"/>
+            <w:tcW w:type="dxa" w:w="3934"/>
             <w:shd w:fill="F7F5F0" w:color="auto" w:val="clear"/>
             <w:tcMar>
               <w:top w:type="dxa" w:w="80"/>
@@ -37157,7 +37141,7 @@
         </w:tc>
         <w:tc>
           <w:tcPr>
-            <w:tcW w:type="dxa" w:w="3724"/>
+            <w:tcW w:type="dxa" w:w="3344"/>
             <w:shd w:fill="F7F5F0" w:color="auto" w:val="clear"/>
             <w:tcMar>
               <w:top w:type="dxa" w:w="80"/>
@@ -37188,7 +37172,7 @@
         </w:trPr>
         <w:tc>
           <w:tcPr>
-            <w:tcW w:type="dxa" w:w="900"/>
+            <w:tcW w:type="dxa" w:w="1180"/>
             <w:shd w:fill="FFFFFF" w:color="auto" w:val="clear"/>
             <w:tcMar>
               <w:top w:type="dxa" w:w="80"/>
@@ -37214,7 +37198,7 @@
         </w:tc>
         <w:tc>
           <w:tcPr>
-            <w:tcW w:type="dxa" w:w="949"/>
+            <w:tcW w:type="dxa" w:w="1180"/>
             <w:shd w:fill="FFFFFF" w:color="auto" w:val="clear"/>
             <w:tcMar>
               <w:top w:type="dxa" w:w="80"/>
@@ -37242,7 +37226,7 @@
         </w:tc>
         <w:tc>
           <w:tcPr>
-            <w:tcW w:type="dxa" w:w="4065"/>
+            <w:tcW w:type="dxa" w:w="3934"/>
             <w:shd w:fill="FFFFFF" w:color="auto" w:val="clear"/>
             <w:tcMar>
               <w:top w:type="dxa" w:w="80"/>
@@ -37268,7 +37252,7 @@
         </w:tc>
         <w:tc>
           <w:tcPr>
-            <w:tcW w:type="dxa" w:w="3724"/>
+            <w:tcW w:type="dxa" w:w="3344"/>
             <w:shd w:fill="FFFFFF" w:color="auto" w:val="clear"/>
             <w:tcMar>
               <w:top w:type="dxa" w:w="80"/>
@@ -37299,7 +37283,7 @@
         </w:trPr>
         <w:tc>
           <w:tcPr>
-            <w:tcW w:type="dxa" w:w="900"/>
+            <w:tcW w:type="dxa" w:w="1180"/>
             <w:shd w:fill="F7F5F0" w:color="auto" w:val="clear"/>
             <w:tcMar>
               <w:top w:type="dxa" w:w="80"/>
@@ -37325,7 +37309,7 @@
         </w:tc>
         <w:tc>
           <w:tcPr>
-            <w:tcW w:type="dxa" w:w="949"/>
+            <w:tcW w:type="dxa" w:w="1180"/>
             <w:shd w:fill="F7F5F0" w:color="auto" w:val="clear"/>
             <w:tcMar>
               <w:top w:type="dxa" w:w="80"/>
@@ -37353,7 +37337,7 @@
         </w:tc>
         <w:tc>
           <w:tcPr>
-            <w:tcW w:type="dxa" w:w="4065"/>
+            <w:tcW w:type="dxa" w:w="3934"/>
             <w:shd w:fill="F7F5F0" w:color="auto" w:val="clear"/>
             <w:tcMar>
               <w:top w:type="dxa" w:w="80"/>
@@ -37379,7 +37363,7 @@
         </w:tc>
         <w:tc>
           <w:tcPr>
-            <w:tcW w:type="dxa" w:w="3724"/>
+            <w:tcW w:type="dxa" w:w="3344"/>
             <w:shd w:fill="F7F5F0" w:color="auto" w:val="clear"/>
             <w:tcMar>
               <w:top w:type="dxa" w:w="80"/>
@@ -37410,7 +37394,7 @@
         </w:trPr>
         <w:tc>
           <w:tcPr>
-            <w:tcW w:type="dxa" w:w="900"/>
+            <w:tcW w:type="dxa" w:w="1180"/>
             <w:shd w:fill="FFFFFF" w:color="auto" w:val="clear"/>
             <w:tcMar>
               <w:top w:type="dxa" w:w="80"/>
@@ -37436,7 +37420,7 @@
         </w:tc>
         <w:tc>
           <w:tcPr>
-            <w:tcW w:type="dxa" w:w="949"/>
+            <w:tcW w:type="dxa" w:w="1180"/>
             <w:shd w:fill="FFFFFF" w:color="auto" w:val="clear"/>
             <w:tcMar>
               <w:top w:type="dxa" w:w="80"/>
@@ -37464,7 +37448,7 @@
         </w:tc>
         <w:tc>
           <w:tcPr>
-            <w:tcW w:type="dxa" w:w="4065"/>
+            <w:tcW w:type="dxa" w:w="3934"/>
             <w:shd w:fill="FFFFFF" w:color="auto" w:val="clear"/>
             <w:tcMar>
               <w:top w:type="dxa" w:w="80"/>
@@ -37500,7 +37484,7 @@
         </w:tc>
         <w:tc>
           <w:tcPr>
-            <w:tcW w:type="dxa" w:w="3724"/>
+            <w:tcW w:type="dxa" w:w="3344"/>
             <w:shd w:fill="FFFFFF" w:color="auto" w:val="clear"/>
             <w:tcMar>
               <w:top w:type="dxa" w:w="80"/>
@@ -37531,7 +37515,7 @@
         </w:trPr>
         <w:tc>
           <w:tcPr>
-            <w:tcW w:type="dxa" w:w="900"/>
+            <w:tcW w:type="dxa" w:w="1180"/>
             <w:shd w:fill="F7F5F0" w:color="auto" w:val="clear"/>
             <w:tcMar>
               <w:top w:type="dxa" w:w="80"/>
@@ -37557,7 +37541,7 @@
         </w:tc>
         <w:tc>
           <w:tcPr>
-            <w:tcW w:type="dxa" w:w="949"/>
+            <w:tcW w:type="dxa" w:w="1180"/>
             <w:shd w:fill="F7F5F0" w:color="auto" w:val="clear"/>
             <w:tcMar>
               <w:top w:type="dxa" w:w="80"/>
@@ -37585,7 +37569,7 @@
         </w:tc>
         <w:tc>
           <w:tcPr>
-            <w:tcW w:type="dxa" w:w="4065"/>
+            <w:tcW w:type="dxa" w:w="3934"/>
             <w:shd w:fill="F7F5F0" w:color="auto" w:val="clear"/>
             <w:tcMar>
               <w:top w:type="dxa" w:w="80"/>
@@ -37685,7 +37669,7 @@
         </w:tc>
         <w:tc>
           <w:tcPr>
-            <w:tcW w:type="dxa" w:w="3724"/>
+            <w:tcW w:type="dxa" w:w="3344"/>
             <w:shd w:fill="F7F5F0" w:color="auto" w:val="clear"/>
             <w:tcMar>
               <w:top w:type="dxa" w:w="80"/>
@@ -37716,7 +37700,7 @@
         </w:trPr>
         <w:tc>
           <w:tcPr>
-            <w:tcW w:type="dxa" w:w="900"/>
+            <w:tcW w:type="dxa" w:w="1180"/>
             <w:shd w:fill="FFFFFF" w:color="auto" w:val="clear"/>
             <w:tcMar>
               <w:top w:type="dxa" w:w="80"/>
@@ -37742,7 +37726,7 @@
         </w:tc>
         <w:tc>
           <w:tcPr>
-            <w:tcW w:type="dxa" w:w="949"/>
+            <w:tcW w:type="dxa" w:w="1180"/>
             <w:shd w:fill="FFFFFF" w:color="auto" w:val="clear"/>
             <w:tcMar>
               <w:top w:type="dxa" w:w="80"/>
@@ -37770,7 +37754,7 @@
         </w:tc>
         <w:tc>
           <w:tcPr>
-            <w:tcW w:type="dxa" w:w="4065"/>
+            <w:tcW w:type="dxa" w:w="3934"/>
             <w:shd w:fill="FFFFFF" w:color="auto" w:val="clear"/>
             <w:tcMar>
               <w:top w:type="dxa" w:w="80"/>
@@ -37816,7 +37800,7 @@
         </w:tc>
         <w:tc>
           <w:tcPr>
-            <w:tcW w:type="dxa" w:w="3724"/>
+            <w:tcW w:type="dxa" w:w="3344"/>
             <w:shd w:fill="FFFFFF" w:color="auto" w:val="clear"/>
             <w:tcMar>
               <w:top w:type="dxa" w:w="80"/>
@@ -37847,7 +37831,7 @@
         </w:trPr>
         <w:tc>
           <w:tcPr>
-            <w:tcW w:type="dxa" w:w="900"/>
+            <w:tcW w:type="dxa" w:w="1180"/>
             <w:shd w:fill="F7F5F0" w:color="auto" w:val="clear"/>
             <w:tcMar>
               <w:top w:type="dxa" w:w="80"/>
@@ -37873,7 +37857,7 @@
         </w:tc>
         <w:tc>
           <w:tcPr>
-            <w:tcW w:type="dxa" w:w="949"/>
+            <w:tcW w:type="dxa" w:w="1180"/>
             <w:shd w:fill="F7F5F0" w:color="auto" w:val="clear"/>
             <w:tcMar>
               <w:top w:type="dxa" w:w="80"/>
@@ -37901,7 +37885,7 @@
         </w:tc>
         <w:tc>
           <w:tcPr>
-            <w:tcW w:type="dxa" w:w="4065"/>
+            <w:tcW w:type="dxa" w:w="3934"/>
             <w:shd w:fill="F7F5F0" w:color="auto" w:val="clear"/>
             <w:tcMar>
               <w:top w:type="dxa" w:w="80"/>
@@ -37965,7 +37949,7 @@
         </w:tc>
         <w:tc>
           <w:tcPr>
-            <w:tcW w:type="dxa" w:w="3724"/>
+            <w:tcW w:type="dxa" w:w="3344"/>
             <w:shd w:fill="F7F5F0" w:color="auto" w:val="clear"/>
             <w:tcMar>
               <w:top w:type="dxa" w:w="80"/>
@@ -37996,7 +37980,7 @@
         </w:trPr>
         <w:tc>
           <w:tcPr>
-            <w:tcW w:type="dxa" w:w="900"/>
+            <w:tcW w:type="dxa" w:w="1180"/>
             <w:shd w:fill="FFFFFF" w:color="auto" w:val="clear"/>
             <w:tcMar>
               <w:top w:type="dxa" w:w="80"/>
@@ -38022,7 +38006,7 @@
         </w:tc>
         <w:tc>
           <w:tcPr>
-            <w:tcW w:type="dxa" w:w="949"/>
+            <w:tcW w:type="dxa" w:w="1180"/>
             <w:shd w:fill="FFFFFF" w:color="auto" w:val="clear"/>
             <w:tcMar>
               <w:top w:type="dxa" w:w="80"/>
@@ -38050,7 +38034,7 @@
         </w:tc>
         <w:tc>
           <w:tcPr>
-            <w:tcW w:type="dxa" w:w="4065"/>
+            <w:tcW w:type="dxa" w:w="3934"/>
             <w:shd w:fill="FFFFFF" w:color="auto" w:val="clear"/>
             <w:tcMar>
               <w:top w:type="dxa" w:w="80"/>
@@ -38096,7 +38080,7 @@
         </w:tc>
         <w:tc>
           <w:tcPr>
-            <w:tcW w:type="dxa" w:w="3724"/>
+            <w:tcW w:type="dxa" w:w="3344"/>
             <w:shd w:fill="FFFFFF" w:color="auto" w:val="clear"/>
             <w:tcMar>
               <w:top w:type="dxa" w:w="80"/>
@@ -38127,7 +38111,7 @@
         </w:trPr>
         <w:tc>
           <w:tcPr>
-            <w:tcW w:type="dxa" w:w="900"/>
+            <w:tcW w:type="dxa" w:w="1180"/>
             <w:shd w:fill="F7F5F0" w:color="auto" w:val="clear"/>
             <w:tcMar>
               <w:top w:type="dxa" w:w="80"/>
@@ -38153,7 +38137,7 @@
         </w:tc>
         <w:tc>
           <w:tcPr>
-            <w:tcW w:type="dxa" w:w="949"/>
+            <w:tcW w:type="dxa" w:w="1180"/>
             <w:shd w:fill="F7F5F0" w:color="auto" w:val="clear"/>
             <w:tcMar>
               <w:top w:type="dxa" w:w="80"/>
@@ -38181,7 +38165,7 @@
         </w:tc>
         <w:tc>
           <w:tcPr>
-            <w:tcW w:type="dxa" w:w="4065"/>
+            <w:tcW w:type="dxa" w:w="3934"/>
             <w:shd w:fill="F7F5F0" w:color="auto" w:val="clear"/>
             <w:tcMar>
               <w:top w:type="dxa" w:w="80"/>
@@ -38263,7 +38247,7 @@
         </w:tc>
         <w:tc>
           <w:tcPr>
-            <w:tcW w:type="dxa" w:w="3724"/>
+            <w:tcW w:type="dxa" w:w="3344"/>
             <w:shd w:fill="F7F5F0" w:color="auto" w:val="clear"/>
             <w:tcMar>
               <w:top w:type="dxa" w:w="80"/>
@@ -40294,9 +40278,9 @@
         <w:tblLayout w:type="fixed"/>
       </w:tblPr>
       <w:tblGrid>
-        <w:gridCol w:w="900"/>
-        <w:gridCol w:w="2767"/>
-        <w:gridCol w:w="5971"/>
+        <w:gridCol w:w="1563"/>
+        <w:gridCol w:w="2518"/>
+        <w:gridCol w:w="5557"/>
       </w:tblGrid>
       <w:tr>
         <w:trPr>
@@ -40305,7 +40289,7 @@
         </w:trPr>
         <w:tc>
           <w:tcPr>
-            <w:tcW w:type="dxa" w:w="900"/>
+            <w:tcW w:type="dxa" w:w="1563"/>
             <w:shd w:fill="0F766E" w:color="auto" w:val="clear"/>
             <w:tcMar>
               <w:top w:type="dxa" w:w="80"/>
@@ -40333,7 +40317,7 @@
         </w:tc>
         <w:tc>
           <w:tcPr>
-            <w:tcW w:type="dxa" w:w="2767"/>
+            <w:tcW w:type="dxa" w:w="2518"/>
             <w:shd w:fill="0F766E" w:color="auto" w:val="clear"/>
             <w:tcMar>
               <w:top w:type="dxa" w:w="80"/>
@@ -40361,7 +40345,7 @@
         </w:tc>
         <w:tc>
           <w:tcPr>
-            <w:tcW w:type="dxa" w:w="5971"/>
+            <w:tcW w:type="dxa" w:w="5557"/>
             <w:shd w:fill="0F766E" w:color="auto" w:val="clear"/>
             <w:tcMar>
               <w:top w:type="dxa" w:w="80"/>
@@ -40394,7 +40378,7 @@
         </w:trPr>
         <w:tc>
           <w:tcPr>
-            <w:tcW w:type="dxa" w:w="900"/>
+            <w:tcW w:type="dxa" w:w="1563"/>
             <w:shd w:fill="FFFFFF" w:color="auto" w:val="clear"/>
             <w:tcMar>
               <w:top w:type="dxa" w:w="80"/>
@@ -40420,7 +40404,7 @@
         </w:tc>
         <w:tc>
           <w:tcPr>
-            <w:tcW w:type="dxa" w:w="2767"/>
+            <w:tcW w:type="dxa" w:w="2518"/>
             <w:shd w:fill="FFFFFF" w:color="auto" w:val="clear"/>
             <w:tcMar>
               <w:top w:type="dxa" w:w="80"/>
@@ -40448,7 +40432,7 @@
         </w:tc>
         <w:tc>
           <w:tcPr>
-            <w:tcW w:type="dxa" w:w="5971"/>
+            <w:tcW w:type="dxa" w:w="5557"/>
             <w:shd w:fill="FFFFFF" w:color="auto" w:val="clear"/>
             <w:tcMar>
               <w:top w:type="dxa" w:w="80"/>
@@ -40497,7 +40481,7 @@
         </w:trPr>
         <w:tc>
           <w:tcPr>
-            <w:tcW w:type="dxa" w:w="900"/>
+            <w:tcW w:type="dxa" w:w="1563"/>
             <w:shd w:fill="F7F5F0" w:color="auto" w:val="clear"/>
             <w:tcMar>
               <w:top w:type="dxa" w:w="80"/>
@@ -40523,7 +40507,7 @@
         </w:tc>
         <w:tc>
           <w:tcPr>
-            <w:tcW w:type="dxa" w:w="2767"/>
+            <w:tcW w:type="dxa" w:w="2518"/>
             <w:shd w:fill="F7F5F0" w:color="auto" w:val="clear"/>
             <w:tcMar>
               <w:top w:type="dxa" w:w="80"/>
@@ -40551,7 +40535,7 @@
         </w:tc>
         <w:tc>
           <w:tcPr>
-            <w:tcW w:type="dxa" w:w="5971"/>
+            <w:tcW w:type="dxa" w:w="5557"/>
             <w:shd w:fill="F7F5F0" w:color="auto" w:val="clear"/>
             <w:tcMar>
               <w:top w:type="dxa" w:w="80"/>
@@ -40600,7 +40584,7 @@
         </w:trPr>
         <w:tc>
           <w:tcPr>
-            <w:tcW w:type="dxa" w:w="900"/>
+            <w:tcW w:type="dxa" w:w="1563"/>
             <w:shd w:fill="FFFFFF" w:color="auto" w:val="clear"/>
             <w:tcMar>
               <w:top w:type="dxa" w:w="80"/>
@@ -40626,7 +40610,7 @@
         </w:tc>
         <w:tc>
           <w:tcPr>
-            <w:tcW w:type="dxa" w:w="2767"/>
+            <w:tcW w:type="dxa" w:w="2518"/>
             <w:shd w:fill="FFFFFF" w:color="auto" w:val="clear"/>
             <w:tcMar>
               <w:top w:type="dxa" w:w="80"/>
@@ -40654,7 +40638,7 @@
         </w:tc>
         <w:tc>
           <w:tcPr>
-            <w:tcW w:type="dxa" w:w="5971"/>
+            <w:tcW w:type="dxa" w:w="5557"/>
             <w:shd w:fill="FFFFFF" w:color="auto" w:val="clear"/>
             <w:tcMar>
               <w:top w:type="dxa" w:w="80"/>
@@ -40685,7 +40669,7 @@
         </w:trPr>
         <w:tc>
           <w:tcPr>
-            <w:tcW w:type="dxa" w:w="900"/>
+            <w:tcW w:type="dxa" w:w="1563"/>
             <w:shd w:fill="F7F5F0" w:color="auto" w:val="clear"/>
             <w:tcMar>
               <w:top w:type="dxa" w:w="80"/>
@@ -40711,7 +40695,7 @@
         </w:tc>
         <w:tc>
           <w:tcPr>
-            <w:tcW w:type="dxa" w:w="2767"/>
+            <w:tcW w:type="dxa" w:w="2518"/>
             <w:shd w:fill="F7F5F0" w:color="auto" w:val="clear"/>
             <w:tcMar>
               <w:top w:type="dxa" w:w="80"/>
@@ -40739,7 +40723,7 @@
         </w:tc>
         <w:tc>
           <w:tcPr>
-            <w:tcW w:type="dxa" w:w="5971"/>
+            <w:tcW w:type="dxa" w:w="5557"/>
             <w:shd w:fill="F7F5F0" w:color="auto" w:val="clear"/>
             <w:tcMar>
               <w:top w:type="dxa" w:w="80"/>
@@ -40770,7 +40754,7 @@
         </w:trPr>
         <w:tc>
           <w:tcPr>
-            <w:tcW w:type="dxa" w:w="900"/>
+            <w:tcW w:type="dxa" w:w="1563"/>
             <w:shd w:fill="FFFFFF" w:color="auto" w:val="clear"/>
             <w:tcMar>
               <w:top w:type="dxa" w:w="80"/>
@@ -40796,7 +40780,7 @@
         </w:tc>
         <w:tc>
           <w:tcPr>
-            <w:tcW w:type="dxa" w:w="2767"/>
+            <w:tcW w:type="dxa" w:w="2518"/>
             <w:shd w:fill="FFFFFF" w:color="auto" w:val="clear"/>
             <w:tcMar>
               <w:top w:type="dxa" w:w="80"/>
@@ -40824,7 +40808,7 @@
         </w:tc>
         <w:tc>
           <w:tcPr>
-            <w:tcW w:type="dxa" w:w="5971"/>
+            <w:tcW w:type="dxa" w:w="5557"/>
             <w:shd w:fill="FFFFFF" w:color="auto" w:val="clear"/>
             <w:tcMar>
               <w:top w:type="dxa" w:w="80"/>
@@ -40891,7 +40875,7 @@
         </w:trPr>
         <w:tc>
           <w:tcPr>
-            <w:tcW w:type="dxa" w:w="900"/>
+            <w:tcW w:type="dxa" w:w="1563"/>
             <w:shd w:fill="F7F5F0" w:color="auto" w:val="clear"/>
             <w:tcMar>
               <w:top w:type="dxa" w:w="80"/>
@@ -40917,7 +40901,7 @@
         </w:tc>
         <w:tc>
           <w:tcPr>
-            <w:tcW w:type="dxa" w:w="2767"/>
+            <w:tcW w:type="dxa" w:w="2518"/>
             <w:shd w:fill="F7F5F0" w:color="auto" w:val="clear"/>
             <w:tcMar>
               <w:top w:type="dxa" w:w="80"/>
@@ -40945,7 +40929,7 @@
         </w:tc>
         <w:tc>
           <w:tcPr>
-            <w:tcW w:type="dxa" w:w="5971"/>
+            <w:tcW w:type="dxa" w:w="5557"/>
             <w:shd w:fill="F7F5F0" w:color="auto" w:val="clear"/>
             <w:tcMar>
               <w:top w:type="dxa" w:w="80"/>
@@ -40986,7 +40970,7 @@
         </w:trPr>
         <w:tc>
           <w:tcPr>
-            <w:tcW w:type="dxa" w:w="900"/>
+            <w:tcW w:type="dxa" w:w="1563"/>
             <w:shd w:fill="FFFFFF" w:color="auto" w:val="clear"/>
             <w:tcMar>
               <w:top w:type="dxa" w:w="80"/>
@@ -41012,7 +40996,7 @@
         </w:tc>
         <w:tc>
           <w:tcPr>
-            <w:tcW w:type="dxa" w:w="2767"/>
+            <w:tcW w:type="dxa" w:w="2518"/>
             <w:shd w:fill="FFFFFF" w:color="auto" w:val="clear"/>
             <w:tcMar>
               <w:top w:type="dxa" w:w="80"/>
@@ -41040,7 +41024,7 @@
         </w:tc>
         <w:tc>
           <w:tcPr>
-            <w:tcW w:type="dxa" w:w="5971"/>
+            <w:tcW w:type="dxa" w:w="5557"/>
             <w:shd w:fill="FFFFFF" w:color="auto" w:val="clear"/>
             <w:tcMar>
               <w:top w:type="dxa" w:w="80"/>
@@ -41069,14 +41053,6 @@
     <w:p>
       <w:pPr>
         <w:spacing w:after="220"/>
-      </w:pPr>
-    </w:p>
-    <w:p>
-      <w:pPr>
-        <w:pBdr>
-          <w:bottom w:val="single" w:color="D9D4C8" w:sz="6"/>
-        </w:pBdr>
-        <w:spacing w:after="220" w:before="220"/>
       </w:pPr>
     </w:p>
     <w:p>
@@ -41307,11 +41283,11 @@
         <w:tblLayout w:type="fixed"/>
       </w:tblPr>
       <w:tblGrid>
-        <w:gridCol w:w="900"/>
-        <w:gridCol w:w="3404"/>
-        <w:gridCol w:w="900"/>
-        <w:gridCol w:w="900"/>
-        <w:gridCol w:w="3534"/>
+        <w:gridCol w:w="1157"/>
+        <w:gridCol w:w="3340"/>
+        <w:gridCol w:w="1157"/>
+        <w:gridCol w:w="1157"/>
+        <w:gridCol w:w="2827"/>
       </w:tblGrid>
       <w:tr>
         <w:trPr>
@@ -41320,7 +41296,7 @@
         </w:trPr>
         <w:tc>
           <w:tcPr>
-            <w:tcW w:type="dxa" w:w="900"/>
+            <w:tcW w:type="dxa" w:w="1157"/>
             <w:shd w:fill="0F766E" w:color="auto" w:val="clear"/>
             <w:tcMar>
               <w:top w:type="dxa" w:w="80"/>
@@ -41348,7 +41324,7 @@
         </w:tc>
         <w:tc>
           <w:tcPr>
-            <w:tcW w:type="dxa" w:w="3404"/>
+            <w:tcW w:type="dxa" w:w="3340"/>
             <w:shd w:fill="0F766E" w:color="auto" w:val="clear"/>
             <w:tcMar>
               <w:top w:type="dxa" w:w="80"/>
@@ -41376,7 +41352,7 @@
         </w:tc>
         <w:tc>
           <w:tcPr>
-            <w:tcW w:type="dxa" w:w="900"/>
+            <w:tcW w:type="dxa" w:w="1157"/>
             <w:shd w:fill="0F766E" w:color="auto" w:val="clear"/>
             <w:tcMar>
               <w:top w:type="dxa" w:w="80"/>
@@ -41404,7 +41380,7 @@
         </w:tc>
         <w:tc>
           <w:tcPr>
-            <w:tcW w:type="dxa" w:w="900"/>
+            <w:tcW w:type="dxa" w:w="1157"/>
             <w:shd w:fill="0F766E" w:color="auto" w:val="clear"/>
             <w:tcMar>
               <w:top w:type="dxa" w:w="80"/>
@@ -41432,7 +41408,7 @@
         </w:tc>
         <w:tc>
           <w:tcPr>
-            <w:tcW w:type="dxa" w:w="3534"/>
+            <w:tcW w:type="dxa" w:w="2827"/>
             <w:shd w:fill="0F766E" w:color="auto" w:val="clear"/>
             <w:tcMar>
               <w:top w:type="dxa" w:w="80"/>
@@ -41465,7 +41441,7 @@
         </w:trPr>
         <w:tc>
           <w:tcPr>
-            <w:tcW w:type="dxa" w:w="900"/>
+            <w:tcW w:type="dxa" w:w="1157"/>
             <w:shd w:fill="FFFFFF" w:color="auto" w:val="clear"/>
             <w:tcMar>
               <w:top w:type="dxa" w:w="80"/>
@@ -41491,7 +41467,7 @@
         </w:tc>
         <w:tc>
           <w:tcPr>
-            <w:tcW w:type="dxa" w:w="3404"/>
+            <w:tcW w:type="dxa" w:w="3340"/>
             <w:shd w:fill="FFFFFF" w:color="auto" w:val="clear"/>
             <w:tcMar>
               <w:top w:type="dxa" w:w="80"/>
@@ -41518,7 +41494,7 @@
         </w:tc>
         <w:tc>
           <w:tcPr>
-            <w:tcW w:type="dxa" w:w="900"/>
+            <w:tcW w:type="dxa" w:w="1157"/>
             <w:shd w:fill="FFFFFF" w:color="auto" w:val="clear"/>
             <w:tcMar>
               <w:top w:type="dxa" w:w="80"/>
@@ -41544,7 +41520,7 @@
         </w:tc>
         <w:tc>
           <w:tcPr>
-            <w:tcW w:type="dxa" w:w="900"/>
+            <w:tcW w:type="dxa" w:w="1157"/>
             <w:shd w:fill="FFFFFF" w:color="auto" w:val="clear"/>
             <w:tcMar>
               <w:top w:type="dxa" w:w="80"/>
@@ -41570,7 +41546,7 @@
         </w:tc>
         <w:tc>
           <w:tcPr>
-            <w:tcW w:type="dxa" w:w="3534"/>
+            <w:tcW w:type="dxa" w:w="2827"/>
             <w:shd w:fill="FFFFFF" w:color="auto" w:val="clear"/>
             <w:tcMar>
               <w:top w:type="dxa" w:w="80"/>
@@ -41601,7 +41577,7 @@
         </w:trPr>
         <w:tc>
           <w:tcPr>
-            <w:tcW w:type="dxa" w:w="900"/>
+            <w:tcW w:type="dxa" w:w="1157"/>
             <w:shd w:fill="F7F5F0" w:color="auto" w:val="clear"/>
             <w:tcMar>
               <w:top w:type="dxa" w:w="80"/>
@@ -41627,7 +41603,7 @@
         </w:tc>
         <w:tc>
           <w:tcPr>
-            <w:tcW w:type="dxa" w:w="3404"/>
+            <w:tcW w:type="dxa" w:w="3340"/>
             <w:shd w:fill="F7F5F0" w:color="auto" w:val="clear"/>
             <w:tcMar>
               <w:top w:type="dxa" w:w="80"/>
@@ -41654,7 +41630,7 @@
         </w:tc>
         <w:tc>
           <w:tcPr>
-            <w:tcW w:type="dxa" w:w="900"/>
+            <w:tcW w:type="dxa" w:w="1157"/>
             <w:shd w:fill="F7F5F0" w:color="auto" w:val="clear"/>
             <w:tcMar>
               <w:top w:type="dxa" w:w="80"/>
@@ -41680,7 +41656,7 @@
         </w:tc>
         <w:tc>
           <w:tcPr>
-            <w:tcW w:type="dxa" w:w="900"/>
+            <w:tcW w:type="dxa" w:w="1157"/>
             <w:shd w:fill="F7F5F0" w:color="auto" w:val="clear"/>
             <w:tcMar>
               <w:top w:type="dxa" w:w="80"/>
@@ -41706,7 +41682,7 @@
         </w:tc>
         <w:tc>
           <w:tcPr>
-            <w:tcW w:type="dxa" w:w="3534"/>
+            <w:tcW w:type="dxa" w:w="2827"/>
             <w:shd w:fill="F7F5F0" w:color="auto" w:val="clear"/>
             <w:tcMar>
               <w:top w:type="dxa" w:w="80"/>
@@ -41747,7 +41723,7 @@
         </w:trPr>
         <w:tc>
           <w:tcPr>
-            <w:tcW w:type="dxa" w:w="900"/>
+            <w:tcW w:type="dxa" w:w="1157"/>
             <w:shd w:fill="FFFFFF" w:color="auto" w:val="clear"/>
             <w:tcMar>
               <w:top w:type="dxa" w:w="80"/>
@@ -41773,7 +41749,7 @@
         </w:tc>
         <w:tc>
           <w:tcPr>
-            <w:tcW w:type="dxa" w:w="3404"/>
+            <w:tcW w:type="dxa" w:w="3340"/>
             <w:shd w:fill="FFFFFF" w:color="auto" w:val="clear"/>
             <w:tcMar>
               <w:top w:type="dxa" w:w="80"/>
@@ -41800,7 +41776,7 @@
         </w:tc>
         <w:tc>
           <w:tcPr>
-            <w:tcW w:type="dxa" w:w="900"/>
+            <w:tcW w:type="dxa" w:w="1157"/>
             <w:shd w:fill="FFFFFF" w:color="auto" w:val="clear"/>
             <w:tcMar>
               <w:top w:type="dxa" w:w="80"/>
@@ -41826,7 +41802,7 @@
         </w:tc>
         <w:tc>
           <w:tcPr>
-            <w:tcW w:type="dxa" w:w="900"/>
+            <w:tcW w:type="dxa" w:w="1157"/>
             <w:shd w:fill="FFFFFF" w:color="auto" w:val="clear"/>
             <w:tcMar>
               <w:top w:type="dxa" w:w="80"/>
@@ -41852,7 +41828,7 @@
         </w:tc>
         <w:tc>
           <w:tcPr>
-            <w:tcW w:type="dxa" w:w="3534"/>
+            <w:tcW w:type="dxa" w:w="2827"/>
             <w:shd w:fill="FFFFFF" w:color="auto" w:val="clear"/>
             <w:tcMar>
               <w:top w:type="dxa" w:w="80"/>
@@ -41883,7 +41859,7 @@
         </w:trPr>
         <w:tc>
           <w:tcPr>
-            <w:tcW w:type="dxa" w:w="900"/>
+            <w:tcW w:type="dxa" w:w="1157"/>
             <w:shd w:fill="F7F5F0" w:color="auto" w:val="clear"/>
             <w:tcMar>
               <w:top w:type="dxa" w:w="80"/>
@@ -41909,7 +41885,7 @@
         </w:tc>
         <w:tc>
           <w:tcPr>
-            <w:tcW w:type="dxa" w:w="3404"/>
+            <w:tcW w:type="dxa" w:w="3340"/>
             <w:shd w:fill="F7F5F0" w:color="auto" w:val="clear"/>
             <w:tcMar>
               <w:top w:type="dxa" w:w="80"/>
@@ -41936,7 +41912,7 @@
         </w:tc>
         <w:tc>
           <w:tcPr>
-            <w:tcW w:type="dxa" w:w="900"/>
+            <w:tcW w:type="dxa" w:w="1157"/>
             <w:shd w:fill="F7F5F0" w:color="auto" w:val="clear"/>
             <w:tcMar>
               <w:top w:type="dxa" w:w="80"/>
@@ -41962,7 +41938,7 @@
         </w:tc>
         <w:tc>
           <w:tcPr>
-            <w:tcW w:type="dxa" w:w="900"/>
+            <w:tcW w:type="dxa" w:w="1157"/>
             <w:shd w:fill="F7F5F0" w:color="auto" w:val="clear"/>
             <w:tcMar>
               <w:top w:type="dxa" w:w="80"/>
@@ -41988,7 +41964,7 @@
         </w:tc>
         <w:tc>
           <w:tcPr>
-            <w:tcW w:type="dxa" w:w="3534"/>
+            <w:tcW w:type="dxa" w:w="2827"/>
             <w:shd w:fill="F7F5F0" w:color="auto" w:val="clear"/>
             <w:tcMar>
               <w:top w:type="dxa" w:w="80"/>
@@ -42019,7 +41995,7 @@
         </w:trPr>
         <w:tc>
           <w:tcPr>
-            <w:tcW w:type="dxa" w:w="900"/>
+            <w:tcW w:type="dxa" w:w="1157"/>
             <w:shd w:fill="FFFFFF" w:color="auto" w:val="clear"/>
             <w:tcMar>
               <w:top w:type="dxa" w:w="80"/>
@@ -42045,7 +42021,7 @@
         </w:tc>
         <w:tc>
           <w:tcPr>
-            <w:tcW w:type="dxa" w:w="3404"/>
+            <w:tcW w:type="dxa" w:w="3340"/>
             <w:shd w:fill="FFFFFF" w:color="auto" w:val="clear"/>
             <w:tcMar>
               <w:top w:type="dxa" w:w="80"/>
@@ -42072,7 +42048,7 @@
         </w:tc>
         <w:tc>
           <w:tcPr>
-            <w:tcW w:type="dxa" w:w="900"/>
+            <w:tcW w:type="dxa" w:w="1157"/>
             <w:shd w:fill="FFFFFF" w:color="auto" w:val="clear"/>
             <w:tcMar>
               <w:top w:type="dxa" w:w="80"/>
@@ -42098,7 +42074,7 @@
         </w:tc>
         <w:tc>
           <w:tcPr>
-            <w:tcW w:type="dxa" w:w="900"/>
+            <w:tcW w:type="dxa" w:w="1157"/>
             <w:shd w:fill="FFFFFF" w:color="auto" w:val="clear"/>
             <w:tcMar>
               <w:top w:type="dxa" w:w="80"/>
@@ -42124,7 +42100,7 @@
         </w:tc>
         <w:tc>
           <w:tcPr>
-            <w:tcW w:type="dxa" w:w="3534"/>
+            <w:tcW w:type="dxa" w:w="2827"/>
             <w:shd w:fill="FFFFFF" w:color="auto" w:val="clear"/>
             <w:tcMar>
               <w:top w:type="dxa" w:w="80"/>
@@ -42155,7 +42131,7 @@
         </w:trPr>
         <w:tc>
           <w:tcPr>
-            <w:tcW w:type="dxa" w:w="900"/>
+            <w:tcW w:type="dxa" w:w="1157"/>
             <w:shd w:fill="F7F5F0" w:color="auto" w:val="clear"/>
             <w:tcMar>
               <w:top w:type="dxa" w:w="80"/>
@@ -42181,7 +42157,7 @@
         </w:tc>
         <w:tc>
           <w:tcPr>
-            <w:tcW w:type="dxa" w:w="3404"/>
+            <w:tcW w:type="dxa" w:w="3340"/>
             <w:shd w:fill="F7F5F0" w:color="auto" w:val="clear"/>
             <w:tcMar>
               <w:top w:type="dxa" w:w="80"/>
@@ -42208,7 +42184,7 @@
         </w:tc>
         <w:tc>
           <w:tcPr>
-            <w:tcW w:type="dxa" w:w="900"/>
+            <w:tcW w:type="dxa" w:w="1157"/>
             <w:shd w:fill="F7F5F0" w:color="auto" w:val="clear"/>
             <w:tcMar>
               <w:top w:type="dxa" w:w="80"/>
@@ -42234,7 +42210,7 @@
         </w:tc>
         <w:tc>
           <w:tcPr>
-            <w:tcW w:type="dxa" w:w="900"/>
+            <w:tcW w:type="dxa" w:w="1157"/>
             <w:shd w:fill="F7F5F0" w:color="auto" w:val="clear"/>
             <w:tcMar>
               <w:top w:type="dxa" w:w="80"/>
@@ -42260,7 +42236,7 @@
         </w:tc>
         <w:tc>
           <w:tcPr>
-            <w:tcW w:type="dxa" w:w="3534"/>
+            <w:tcW w:type="dxa" w:w="2827"/>
             <w:shd w:fill="F7F5F0" w:color="auto" w:val="clear"/>
             <w:tcMar>
               <w:top w:type="dxa" w:w="80"/>
@@ -42291,7 +42267,7 @@
         </w:trPr>
         <w:tc>
           <w:tcPr>
-            <w:tcW w:type="dxa" w:w="900"/>
+            <w:tcW w:type="dxa" w:w="1157"/>
             <w:shd w:fill="FFFFFF" w:color="auto" w:val="clear"/>
             <w:tcMar>
               <w:top w:type="dxa" w:w="80"/>
@@ -42317,7 +42293,7 @@
         </w:tc>
         <w:tc>
           <w:tcPr>
-            <w:tcW w:type="dxa" w:w="3404"/>
+            <w:tcW w:type="dxa" w:w="3340"/>
             <w:shd w:fill="FFFFFF" w:color="auto" w:val="clear"/>
             <w:tcMar>
               <w:top w:type="dxa" w:w="80"/>
@@ -42344,7 +42320,7 @@
         </w:tc>
         <w:tc>
           <w:tcPr>
-            <w:tcW w:type="dxa" w:w="900"/>
+            <w:tcW w:type="dxa" w:w="1157"/>
             <w:shd w:fill="FFFFFF" w:color="auto" w:val="clear"/>
             <w:tcMar>
               <w:top w:type="dxa" w:w="80"/>
@@ -42370,7 +42346,7 @@
         </w:tc>
         <w:tc>
           <w:tcPr>
-            <w:tcW w:type="dxa" w:w="900"/>
+            <w:tcW w:type="dxa" w:w="1157"/>
             <w:shd w:fill="FFFFFF" w:color="auto" w:val="clear"/>
             <w:tcMar>
               <w:top w:type="dxa" w:w="80"/>
@@ -42396,7 +42372,7 @@
         </w:tc>
         <w:tc>
           <w:tcPr>
-            <w:tcW w:type="dxa" w:w="3534"/>
+            <w:tcW w:type="dxa" w:w="2827"/>
             <w:shd w:fill="FFFFFF" w:color="auto" w:val="clear"/>
             <w:tcMar>
               <w:top w:type="dxa" w:w="80"/>
@@ -42427,7 +42403,7 @@
         </w:trPr>
         <w:tc>
           <w:tcPr>
-            <w:tcW w:type="dxa" w:w="900"/>
+            <w:tcW w:type="dxa" w:w="1157"/>
             <w:shd w:fill="F7F5F0" w:color="auto" w:val="clear"/>
             <w:tcMar>
               <w:top w:type="dxa" w:w="80"/>
@@ -42453,7 +42429,7 @@
         </w:tc>
         <w:tc>
           <w:tcPr>
-            <w:tcW w:type="dxa" w:w="3404"/>
+            <w:tcW w:type="dxa" w:w="3340"/>
             <w:shd w:fill="F7F5F0" w:color="auto" w:val="clear"/>
             <w:tcMar>
               <w:top w:type="dxa" w:w="80"/>
@@ -42480,7 +42456,7 @@
         </w:tc>
         <w:tc>
           <w:tcPr>
-            <w:tcW w:type="dxa" w:w="900"/>
+            <w:tcW w:type="dxa" w:w="1157"/>
             <w:shd w:fill="F7F5F0" w:color="auto" w:val="clear"/>
             <w:tcMar>
               <w:top w:type="dxa" w:w="80"/>
@@ -42506,7 +42482,7 @@
         </w:tc>
         <w:tc>
           <w:tcPr>
-            <w:tcW w:type="dxa" w:w="900"/>
+            <w:tcW w:type="dxa" w:w="1157"/>
             <w:shd w:fill="F7F5F0" w:color="auto" w:val="clear"/>
             <w:tcMar>
               <w:top w:type="dxa" w:w="80"/>
@@ -42532,7 +42508,7 @@
         </w:tc>
         <w:tc>
           <w:tcPr>
-            <w:tcW w:type="dxa" w:w="3534"/>
+            <w:tcW w:type="dxa" w:w="2827"/>
             <w:shd w:fill="F7F5F0" w:color="auto" w:val="clear"/>
             <w:tcMar>
               <w:top w:type="dxa" w:w="80"/>
@@ -42563,7 +42539,7 @@
         </w:trPr>
         <w:tc>
           <w:tcPr>
-            <w:tcW w:type="dxa" w:w="900"/>
+            <w:tcW w:type="dxa" w:w="1157"/>
             <w:shd w:fill="FFFFFF" w:color="auto" w:val="clear"/>
             <w:tcMar>
               <w:top w:type="dxa" w:w="80"/>
@@ -42589,7 +42565,7 @@
         </w:tc>
         <w:tc>
           <w:tcPr>
-            <w:tcW w:type="dxa" w:w="3404"/>
+            <w:tcW w:type="dxa" w:w="3340"/>
             <w:shd w:fill="FFFFFF" w:color="auto" w:val="clear"/>
             <w:tcMar>
               <w:top w:type="dxa" w:w="80"/>
@@ -42616,7 +42592,7 @@
         </w:tc>
         <w:tc>
           <w:tcPr>
-            <w:tcW w:type="dxa" w:w="900"/>
+            <w:tcW w:type="dxa" w:w="1157"/>
             <w:shd w:fill="FFFFFF" w:color="auto" w:val="clear"/>
             <w:tcMar>
               <w:top w:type="dxa" w:w="80"/>
@@ -42642,7 +42618,7 @@
         </w:tc>
         <w:tc>
           <w:tcPr>
-            <w:tcW w:type="dxa" w:w="900"/>
+            <w:tcW w:type="dxa" w:w="1157"/>
             <w:shd w:fill="FFFFFF" w:color="auto" w:val="clear"/>
             <w:tcMar>
               <w:top w:type="dxa" w:w="80"/>
@@ -42668,7 +42644,7 @@
         </w:tc>
         <w:tc>
           <w:tcPr>
-            <w:tcW w:type="dxa" w:w="3534"/>
+            <w:tcW w:type="dxa" w:w="2827"/>
             <w:shd w:fill="FFFFFF" w:color="auto" w:val="clear"/>
             <w:tcMar>
               <w:top w:type="dxa" w:w="80"/>
@@ -42699,7 +42675,7 @@
         </w:trPr>
         <w:tc>
           <w:tcPr>
-            <w:tcW w:type="dxa" w:w="900"/>
+            <w:tcW w:type="dxa" w:w="1157"/>
             <w:shd w:fill="F7F5F0" w:color="auto" w:val="clear"/>
             <w:tcMar>
               <w:top w:type="dxa" w:w="80"/>
@@ -42725,7 +42701,7 @@
         </w:tc>
         <w:tc>
           <w:tcPr>
-            <w:tcW w:type="dxa" w:w="3404"/>
+            <w:tcW w:type="dxa" w:w="3340"/>
             <w:shd w:fill="F7F5F0" w:color="auto" w:val="clear"/>
             <w:tcMar>
               <w:top w:type="dxa" w:w="80"/>
@@ -42752,7 +42728,7 @@
         </w:tc>
         <w:tc>
           <w:tcPr>
-            <w:tcW w:type="dxa" w:w="900"/>
+            <w:tcW w:type="dxa" w:w="1157"/>
             <w:shd w:fill="F7F5F0" w:color="auto" w:val="clear"/>
             <w:tcMar>
               <w:top w:type="dxa" w:w="80"/>
@@ -42778,7 +42754,7 @@
         </w:tc>
         <w:tc>
           <w:tcPr>
-            <w:tcW w:type="dxa" w:w="900"/>
+            <w:tcW w:type="dxa" w:w="1157"/>
             <w:shd w:fill="F7F5F0" w:color="auto" w:val="clear"/>
             <w:tcMar>
               <w:top w:type="dxa" w:w="80"/>
@@ -42804,7 +42780,7 @@
         </w:tc>
         <w:tc>
           <w:tcPr>
-            <w:tcW w:type="dxa" w:w="3534"/>
+            <w:tcW w:type="dxa" w:w="2827"/>
             <w:shd w:fill="F7F5F0" w:color="auto" w:val="clear"/>
             <w:tcMar>
               <w:top w:type="dxa" w:w="80"/>
@@ -42835,7 +42811,7 @@
         </w:trPr>
         <w:tc>
           <w:tcPr>
-            <w:tcW w:type="dxa" w:w="900"/>
+            <w:tcW w:type="dxa" w:w="1157"/>
             <w:shd w:fill="FFFFFF" w:color="auto" w:val="clear"/>
             <w:tcMar>
               <w:top w:type="dxa" w:w="80"/>
@@ -42861,7 +42837,7 @@
         </w:tc>
         <w:tc>
           <w:tcPr>
-            <w:tcW w:type="dxa" w:w="3404"/>
+            <w:tcW w:type="dxa" w:w="3340"/>
             <w:shd w:fill="FFFFFF" w:color="auto" w:val="clear"/>
             <w:tcMar>
               <w:top w:type="dxa" w:w="80"/>
@@ -42888,7 +42864,7 @@
         </w:tc>
         <w:tc>
           <w:tcPr>
-            <w:tcW w:type="dxa" w:w="900"/>
+            <w:tcW w:type="dxa" w:w="1157"/>
             <w:shd w:fill="FFFFFF" w:color="auto" w:val="clear"/>
             <w:tcMar>
               <w:top w:type="dxa" w:w="80"/>
@@ -42914,7 +42890,7 @@
         </w:tc>
         <w:tc>
           <w:tcPr>
-            <w:tcW w:type="dxa" w:w="900"/>
+            <w:tcW w:type="dxa" w:w="1157"/>
             <w:shd w:fill="FFFFFF" w:color="auto" w:val="clear"/>
             <w:tcMar>
               <w:top w:type="dxa" w:w="80"/>
@@ -42940,7 +42916,7 @@
         </w:tc>
         <w:tc>
           <w:tcPr>
-            <w:tcW w:type="dxa" w:w="3534"/>
+            <w:tcW w:type="dxa" w:w="2827"/>
             <w:shd w:fill="FFFFFF" w:color="auto" w:val="clear"/>
             <w:tcMar>
               <w:top w:type="dxa" w:w="80"/>
@@ -42971,7 +42947,7 @@
         </w:trPr>
         <w:tc>
           <w:tcPr>
-            <w:tcW w:type="dxa" w:w="900"/>
+            <w:tcW w:type="dxa" w:w="1157"/>
             <w:shd w:fill="F7F5F0" w:color="auto" w:val="clear"/>
             <w:tcMar>
               <w:top w:type="dxa" w:w="80"/>
@@ -42997,7 +42973,7 @@
         </w:tc>
         <w:tc>
           <w:tcPr>
-            <w:tcW w:type="dxa" w:w="3404"/>
+            <w:tcW w:type="dxa" w:w="3340"/>
             <w:shd w:fill="F7F5F0" w:color="auto" w:val="clear"/>
             <w:tcMar>
               <w:top w:type="dxa" w:w="80"/>
@@ -43024,7 +43000,7 @@
         </w:tc>
         <w:tc>
           <w:tcPr>
-            <w:tcW w:type="dxa" w:w="900"/>
+            <w:tcW w:type="dxa" w:w="1157"/>
             <w:shd w:fill="F7F5F0" w:color="auto" w:val="clear"/>
             <w:tcMar>
               <w:top w:type="dxa" w:w="80"/>
@@ -43050,7 +43026,7 @@
         </w:tc>
         <w:tc>
           <w:tcPr>
-            <w:tcW w:type="dxa" w:w="900"/>
+            <w:tcW w:type="dxa" w:w="1157"/>
             <w:shd w:fill="F7F5F0" w:color="auto" w:val="clear"/>
             <w:tcMar>
               <w:top w:type="dxa" w:w="80"/>
@@ -43076,7 +43052,7 @@
         </w:tc>
         <w:tc>
           <w:tcPr>
-            <w:tcW w:type="dxa" w:w="3534"/>
+            <w:tcW w:type="dxa" w:w="2827"/>
             <w:shd w:fill="F7F5F0" w:color="auto" w:val="clear"/>
             <w:tcMar>
               <w:top w:type="dxa" w:w="80"/>
@@ -43107,7 +43083,7 @@
         </w:trPr>
         <w:tc>
           <w:tcPr>
-            <w:tcW w:type="dxa" w:w="900"/>
+            <w:tcW w:type="dxa" w:w="1157"/>
             <w:shd w:fill="FFFFFF" w:color="auto" w:val="clear"/>
             <w:tcMar>
               <w:top w:type="dxa" w:w="80"/>
@@ -43133,7 +43109,7 @@
         </w:tc>
         <w:tc>
           <w:tcPr>
-            <w:tcW w:type="dxa" w:w="3404"/>
+            <w:tcW w:type="dxa" w:w="3340"/>
             <w:shd w:fill="FFFFFF" w:color="auto" w:val="clear"/>
             <w:tcMar>
               <w:top w:type="dxa" w:w="80"/>
@@ -43160,7 +43136,7 @@
         </w:tc>
         <w:tc>
           <w:tcPr>
-            <w:tcW w:type="dxa" w:w="900"/>
+            <w:tcW w:type="dxa" w:w="1157"/>
             <w:shd w:fill="FFFFFF" w:color="auto" w:val="clear"/>
             <w:tcMar>
               <w:top w:type="dxa" w:w="80"/>
@@ -43186,7 +43162,7 @@
         </w:tc>
         <w:tc>
           <w:tcPr>
-            <w:tcW w:type="dxa" w:w="900"/>
+            <w:tcW w:type="dxa" w:w="1157"/>
             <w:shd w:fill="FFFFFF" w:color="auto" w:val="clear"/>
             <w:tcMar>
               <w:top w:type="dxa" w:w="80"/>
@@ -43212,7 +43188,7 @@
         </w:tc>
         <w:tc>
           <w:tcPr>
-            <w:tcW w:type="dxa" w:w="3534"/>
+            <w:tcW w:type="dxa" w:w="2827"/>
             <w:shd w:fill="FFFFFF" w:color="auto" w:val="clear"/>
             <w:tcMar>
               <w:top w:type="dxa" w:w="80"/>
@@ -43243,7 +43219,7 @@
         </w:trPr>
         <w:tc>
           <w:tcPr>
-            <w:tcW w:type="dxa" w:w="900"/>
+            <w:tcW w:type="dxa" w:w="1157"/>
             <w:shd w:fill="F7F5F0" w:color="auto" w:val="clear"/>
             <w:tcMar>
               <w:top w:type="dxa" w:w="80"/>
@@ -43269,7 +43245,7 @@
         </w:tc>
         <w:tc>
           <w:tcPr>
-            <w:tcW w:type="dxa" w:w="3404"/>
+            <w:tcW w:type="dxa" w:w="3340"/>
             <w:shd w:fill="F7F5F0" w:color="auto" w:val="clear"/>
             <w:tcMar>
               <w:top w:type="dxa" w:w="80"/>
@@ -43296,7 +43272,7 @@
         </w:tc>
         <w:tc>
           <w:tcPr>
-            <w:tcW w:type="dxa" w:w="900"/>
+            <w:tcW w:type="dxa" w:w="1157"/>
             <w:shd w:fill="F7F5F0" w:color="auto" w:val="clear"/>
             <w:tcMar>
               <w:top w:type="dxa" w:w="80"/>
@@ -43322,7 +43298,7 @@
         </w:tc>
         <w:tc>
           <w:tcPr>
-            <w:tcW w:type="dxa" w:w="900"/>
+            <w:tcW w:type="dxa" w:w="1157"/>
             <w:shd w:fill="F7F5F0" w:color="auto" w:val="clear"/>
             <w:tcMar>
               <w:top w:type="dxa" w:w="80"/>
@@ -43348,7 +43324,7 @@
         </w:tc>
         <w:tc>
           <w:tcPr>
-            <w:tcW w:type="dxa" w:w="3534"/>
+            <w:tcW w:type="dxa" w:w="2827"/>
             <w:shd w:fill="F7F5F0" w:color="auto" w:val="clear"/>
             <w:tcMar>
               <w:top w:type="dxa" w:w="80"/>
@@ -43379,7 +43355,7 @@
         </w:trPr>
         <w:tc>
           <w:tcPr>
-            <w:tcW w:type="dxa" w:w="900"/>
+            <w:tcW w:type="dxa" w:w="1157"/>
             <w:shd w:fill="FFFFFF" w:color="auto" w:val="clear"/>
             <w:tcMar>
               <w:top w:type="dxa" w:w="80"/>
@@ -43405,7 +43381,7 @@
         </w:tc>
         <w:tc>
           <w:tcPr>
-            <w:tcW w:type="dxa" w:w="3404"/>
+            <w:tcW w:type="dxa" w:w="3340"/>
             <w:shd w:fill="FFFFFF" w:color="auto" w:val="clear"/>
             <w:tcMar>
               <w:top w:type="dxa" w:w="80"/>
@@ -43432,7 +43408,7 @@
         </w:tc>
         <w:tc>
           <w:tcPr>
-            <w:tcW w:type="dxa" w:w="900"/>
+            <w:tcW w:type="dxa" w:w="1157"/>
             <w:shd w:fill="FFFFFF" w:color="auto" w:val="clear"/>
             <w:tcMar>
               <w:top w:type="dxa" w:w="80"/>
@@ -43458,7 +43434,7 @@
         </w:tc>
         <w:tc>
           <w:tcPr>
-            <w:tcW w:type="dxa" w:w="900"/>
+            <w:tcW w:type="dxa" w:w="1157"/>
             <w:shd w:fill="FFFFFF" w:color="auto" w:val="clear"/>
             <w:tcMar>
               <w:top w:type="dxa" w:w="80"/>
@@ -43484,7 +43460,7 @@
         </w:tc>
         <w:tc>
           <w:tcPr>
-            <w:tcW w:type="dxa" w:w="3534"/>
+            <w:tcW w:type="dxa" w:w="2827"/>
             <w:shd w:fill="FFFFFF" w:color="auto" w:val="clear"/>
             <w:tcMar>
               <w:top w:type="dxa" w:w="80"/>
@@ -43515,7 +43491,7 @@
         </w:trPr>
         <w:tc>
           <w:tcPr>
-            <w:tcW w:type="dxa" w:w="900"/>
+            <w:tcW w:type="dxa" w:w="1157"/>
             <w:shd w:fill="F7F5F0" w:color="auto" w:val="clear"/>
             <w:tcMar>
               <w:top w:type="dxa" w:w="80"/>
@@ -43541,7 +43517,7 @@
         </w:tc>
         <w:tc>
           <w:tcPr>
-            <w:tcW w:type="dxa" w:w="3404"/>
+            <w:tcW w:type="dxa" w:w="3340"/>
             <w:shd w:fill="F7F5F0" w:color="auto" w:val="clear"/>
             <w:tcMar>
               <w:top w:type="dxa" w:w="80"/>
@@ -43568,7 +43544,7 @@
         </w:tc>
         <w:tc>
           <w:tcPr>
-            <w:tcW w:type="dxa" w:w="900"/>
+            <w:tcW w:type="dxa" w:w="1157"/>
             <w:shd w:fill="F7F5F0" w:color="auto" w:val="clear"/>
             <w:tcMar>
               <w:top w:type="dxa" w:w="80"/>
@@ -43594,7 +43570,7 @@
         </w:tc>
         <w:tc>
           <w:tcPr>
-            <w:tcW w:type="dxa" w:w="900"/>
+            <w:tcW w:type="dxa" w:w="1157"/>
             <w:shd w:fill="F7F5F0" w:color="auto" w:val="clear"/>
             <w:tcMar>
               <w:top w:type="dxa" w:w="80"/>
@@ -43620,7 +43596,7 @@
         </w:tc>
         <w:tc>
           <w:tcPr>
-            <w:tcW w:type="dxa" w:w="3534"/>
+            <w:tcW w:type="dxa" w:w="2827"/>
             <w:shd w:fill="F7F5F0" w:color="auto" w:val="clear"/>
             <w:tcMar>
               <w:top w:type="dxa" w:w="80"/>
@@ -43651,7 +43627,7 @@
         </w:trPr>
         <w:tc>
           <w:tcPr>
-            <w:tcW w:type="dxa" w:w="900"/>
+            <w:tcW w:type="dxa" w:w="1157"/>
             <w:shd w:fill="FFFFFF" w:color="auto" w:val="clear"/>
             <w:tcMar>
               <w:top w:type="dxa" w:w="80"/>
@@ -43677,7 +43653,7 @@
         </w:tc>
         <w:tc>
           <w:tcPr>
-            <w:tcW w:type="dxa" w:w="3404"/>
+            <w:tcW w:type="dxa" w:w="3340"/>
             <w:shd w:fill="FFFFFF" w:color="auto" w:val="clear"/>
             <w:tcMar>
               <w:top w:type="dxa" w:w="80"/>
@@ -43704,7 +43680,7 @@
         </w:tc>
         <w:tc>
           <w:tcPr>
-            <w:tcW w:type="dxa" w:w="900"/>
+            <w:tcW w:type="dxa" w:w="1157"/>
             <w:shd w:fill="FFFFFF" w:color="auto" w:val="clear"/>
             <w:tcMar>
               <w:top w:type="dxa" w:w="80"/>
@@ -43730,7 +43706,7 @@
         </w:tc>
         <w:tc>
           <w:tcPr>
-            <w:tcW w:type="dxa" w:w="900"/>
+            <w:tcW w:type="dxa" w:w="1157"/>
             <w:shd w:fill="FFFFFF" w:color="auto" w:val="clear"/>
             <w:tcMar>
               <w:top w:type="dxa" w:w="80"/>
@@ -43756,7 +43732,7 @@
         </w:tc>
         <w:tc>
           <w:tcPr>
-            <w:tcW w:type="dxa" w:w="3534"/>
+            <w:tcW w:type="dxa" w:w="2827"/>
             <w:shd w:fill="FFFFFF" w:color="auto" w:val="clear"/>
             <w:tcMar>
               <w:top w:type="dxa" w:w="80"/>
@@ -43787,7 +43763,7 @@
         </w:trPr>
         <w:tc>
           <w:tcPr>
-            <w:tcW w:type="dxa" w:w="900"/>
+            <w:tcW w:type="dxa" w:w="1157"/>
             <w:shd w:fill="F7F5F0" w:color="auto" w:val="clear"/>
             <w:tcMar>
               <w:top w:type="dxa" w:w="80"/>
@@ -43813,7 +43789,7 @@
         </w:tc>
         <w:tc>
           <w:tcPr>
-            <w:tcW w:type="dxa" w:w="3404"/>
+            <w:tcW w:type="dxa" w:w="3340"/>
             <w:shd w:fill="F7F5F0" w:color="auto" w:val="clear"/>
             <w:tcMar>
               <w:top w:type="dxa" w:w="80"/>
@@ -43840,7 +43816,7 @@
         </w:tc>
         <w:tc>
           <w:tcPr>
-            <w:tcW w:type="dxa" w:w="900"/>
+            <w:tcW w:type="dxa" w:w="1157"/>
             <w:shd w:fill="F7F5F0" w:color="auto" w:val="clear"/>
             <w:tcMar>
               <w:top w:type="dxa" w:w="80"/>
@@ -43866,7 +43842,7 @@
         </w:tc>
         <w:tc>
           <w:tcPr>
-            <w:tcW w:type="dxa" w:w="900"/>
+            <w:tcW w:type="dxa" w:w="1157"/>
             <w:shd w:fill="F7F5F0" w:color="auto" w:val="clear"/>
             <w:tcMar>
               <w:top w:type="dxa" w:w="80"/>
@@ -43892,7 +43868,7 @@
         </w:tc>
         <w:tc>
           <w:tcPr>
-            <w:tcW w:type="dxa" w:w="3534"/>
+            <w:tcW w:type="dxa" w:w="2827"/>
             <w:shd w:fill="F7F5F0" w:color="auto" w:val="clear"/>
             <w:tcMar>
               <w:top w:type="dxa" w:w="80"/>
@@ -43923,7 +43899,7 @@
         </w:trPr>
         <w:tc>
           <w:tcPr>
-            <w:tcW w:type="dxa" w:w="900"/>
+            <w:tcW w:type="dxa" w:w="1157"/>
             <w:shd w:fill="FFFFFF" w:color="auto" w:val="clear"/>
             <w:tcMar>
               <w:top w:type="dxa" w:w="80"/>
@@ -43949,7 +43925,7 @@
         </w:tc>
         <w:tc>
           <w:tcPr>
-            <w:tcW w:type="dxa" w:w="3404"/>
+            <w:tcW w:type="dxa" w:w="3340"/>
             <w:shd w:fill="FFFFFF" w:color="auto" w:val="clear"/>
             <w:tcMar>
               <w:top w:type="dxa" w:w="80"/>
@@ -43976,7 +43952,7 @@
         </w:tc>
         <w:tc>
           <w:tcPr>
-            <w:tcW w:type="dxa" w:w="900"/>
+            <w:tcW w:type="dxa" w:w="1157"/>
             <w:shd w:fill="FFFFFF" w:color="auto" w:val="clear"/>
             <w:tcMar>
               <w:top w:type="dxa" w:w="80"/>
@@ -44002,7 +43978,7 @@
         </w:tc>
         <w:tc>
           <w:tcPr>
-            <w:tcW w:type="dxa" w:w="900"/>
+            <w:tcW w:type="dxa" w:w="1157"/>
             <w:shd w:fill="FFFFFF" w:color="auto" w:val="clear"/>
             <w:tcMar>
               <w:top w:type="dxa" w:w="80"/>
@@ -44028,7 +44004,7 @@
         </w:tc>
         <w:tc>
           <w:tcPr>
-            <w:tcW w:type="dxa" w:w="3534"/>
+            <w:tcW w:type="dxa" w:w="2827"/>
             <w:shd w:fill="FFFFFF" w:color="auto" w:val="clear"/>
             <w:tcMar>
               <w:top w:type="dxa" w:w="80"/>
@@ -44059,7 +44035,7 @@
         </w:trPr>
         <w:tc>
           <w:tcPr>
-            <w:tcW w:type="dxa" w:w="900"/>
+            <w:tcW w:type="dxa" w:w="1157"/>
             <w:shd w:fill="F7F5F0" w:color="auto" w:val="clear"/>
             <w:tcMar>
               <w:top w:type="dxa" w:w="80"/>
@@ -44085,7 +44061,7 @@
         </w:tc>
         <w:tc>
           <w:tcPr>
-            <w:tcW w:type="dxa" w:w="3404"/>
+            <w:tcW w:type="dxa" w:w="3340"/>
             <w:shd w:fill="F7F5F0" w:color="auto" w:val="clear"/>
             <w:tcMar>
               <w:top w:type="dxa" w:w="80"/>
@@ -44112,7 +44088,7 @@
         </w:tc>
         <w:tc>
           <w:tcPr>
-            <w:tcW w:type="dxa" w:w="900"/>
+            <w:tcW w:type="dxa" w:w="1157"/>
             <w:shd w:fill="F7F5F0" w:color="auto" w:val="clear"/>
             <w:tcMar>
               <w:top w:type="dxa" w:w="80"/>
@@ -44138,7 +44114,7 @@
         </w:tc>
         <w:tc>
           <w:tcPr>
-            <w:tcW w:type="dxa" w:w="900"/>
+            <w:tcW w:type="dxa" w:w="1157"/>
             <w:shd w:fill="F7F5F0" w:color="auto" w:val="clear"/>
             <w:tcMar>
               <w:top w:type="dxa" w:w="80"/>
@@ -44164,7 +44140,7 @@
         </w:tc>
         <w:tc>
           <w:tcPr>
-            <w:tcW w:type="dxa" w:w="3534"/>
+            <w:tcW w:type="dxa" w:w="2827"/>
             <w:shd w:fill="F7F5F0" w:color="auto" w:val="clear"/>
             <w:tcMar>
               <w:top w:type="dxa" w:w="80"/>
@@ -44195,7 +44171,7 @@
         </w:trPr>
         <w:tc>
           <w:tcPr>
-            <w:tcW w:type="dxa" w:w="900"/>
+            <w:tcW w:type="dxa" w:w="1157"/>
             <w:shd w:fill="FFFFFF" w:color="auto" w:val="clear"/>
             <w:tcMar>
               <w:top w:type="dxa" w:w="80"/>
@@ -44221,7 +44197,7 @@
         </w:tc>
         <w:tc>
           <w:tcPr>
-            <w:tcW w:type="dxa" w:w="3404"/>
+            <w:tcW w:type="dxa" w:w="3340"/>
             <w:shd w:fill="FFFFFF" w:color="auto" w:val="clear"/>
             <w:tcMar>
               <w:top w:type="dxa" w:w="80"/>
@@ -44248,7 +44224,7 @@
         </w:tc>
         <w:tc>
           <w:tcPr>
-            <w:tcW w:type="dxa" w:w="900"/>
+            <w:tcW w:type="dxa" w:w="1157"/>
             <w:shd w:fill="FFFFFF" w:color="auto" w:val="clear"/>
             <w:tcMar>
               <w:top w:type="dxa" w:w="80"/>
@@ -44274,7 +44250,7 @@
         </w:tc>
         <w:tc>
           <w:tcPr>
-            <w:tcW w:type="dxa" w:w="900"/>
+            <w:tcW w:type="dxa" w:w="1157"/>
             <w:shd w:fill="FFFFFF" w:color="auto" w:val="clear"/>
             <w:tcMar>
               <w:top w:type="dxa" w:w="80"/>
@@ -44300,7 +44276,7 @@
         </w:tc>
         <w:tc>
           <w:tcPr>
-            <w:tcW w:type="dxa" w:w="3534"/>
+            <w:tcW w:type="dxa" w:w="2827"/>
             <w:shd w:fill="FFFFFF" w:color="auto" w:val="clear"/>
             <w:tcMar>
               <w:top w:type="dxa" w:w="80"/>
@@ -44331,7 +44307,7 @@
         </w:trPr>
         <w:tc>
           <w:tcPr>
-            <w:tcW w:type="dxa" w:w="900"/>
+            <w:tcW w:type="dxa" w:w="1157"/>
             <w:shd w:fill="F7F5F0" w:color="auto" w:val="clear"/>
             <w:tcMar>
               <w:top w:type="dxa" w:w="80"/>
@@ -44357,7 +44333,7 @@
         </w:tc>
         <w:tc>
           <w:tcPr>
-            <w:tcW w:type="dxa" w:w="3404"/>
+            <w:tcW w:type="dxa" w:w="3340"/>
             <w:shd w:fill="F7F5F0" w:color="auto" w:val="clear"/>
             <w:tcMar>
               <w:top w:type="dxa" w:w="80"/>
@@ -44384,7 +44360,7 @@
         </w:tc>
         <w:tc>
           <w:tcPr>
-            <w:tcW w:type="dxa" w:w="900"/>
+            <w:tcW w:type="dxa" w:w="1157"/>
             <w:shd w:fill="F7F5F0" w:color="auto" w:val="clear"/>
             <w:tcMar>
               <w:top w:type="dxa" w:w="80"/>
@@ -44410,7 +44386,7 @@
         </w:tc>
         <w:tc>
           <w:tcPr>
-            <w:tcW w:type="dxa" w:w="900"/>
+            <w:tcW w:type="dxa" w:w="1157"/>
             <w:shd w:fill="F7F5F0" w:color="auto" w:val="clear"/>
             <w:tcMar>
               <w:top w:type="dxa" w:w="80"/>
@@ -44436,7 +44412,7 @@
         </w:tc>
         <w:tc>
           <w:tcPr>
-            <w:tcW w:type="dxa" w:w="3534"/>
+            <w:tcW w:type="dxa" w:w="2827"/>
             <w:shd w:fill="F7F5F0" w:color="auto" w:val="clear"/>
             <w:tcMar>
               <w:top w:type="dxa" w:w="80"/>
@@ -44467,7 +44443,7 @@
         </w:trPr>
         <w:tc>
           <w:tcPr>
-            <w:tcW w:type="dxa" w:w="900"/>
+            <w:tcW w:type="dxa" w:w="1157"/>
             <w:shd w:fill="FFFFFF" w:color="auto" w:val="clear"/>
             <w:tcMar>
               <w:top w:type="dxa" w:w="80"/>
@@ -44493,7 +44469,7 @@
         </w:tc>
         <w:tc>
           <w:tcPr>
-            <w:tcW w:type="dxa" w:w="3404"/>
+            <w:tcW w:type="dxa" w:w="3340"/>
             <w:shd w:fill="FFFFFF" w:color="auto" w:val="clear"/>
             <w:tcMar>
               <w:top w:type="dxa" w:w="80"/>
@@ -44520,7 +44496,7 @@
         </w:tc>
         <w:tc>
           <w:tcPr>
-            <w:tcW w:type="dxa" w:w="900"/>
+            <w:tcW w:type="dxa" w:w="1157"/>
             <w:shd w:fill="FFFFFF" w:color="auto" w:val="clear"/>
             <w:tcMar>
               <w:top w:type="dxa" w:w="80"/>
@@ -44546,7 +44522,7 @@
         </w:tc>
         <w:tc>
           <w:tcPr>
-            <w:tcW w:type="dxa" w:w="900"/>
+            <w:tcW w:type="dxa" w:w="1157"/>
             <w:shd w:fill="FFFFFF" w:color="auto" w:val="clear"/>
             <w:tcMar>
               <w:top w:type="dxa" w:w="80"/>
@@ -44572,7 +44548,7 @@
         </w:tc>
         <w:tc>
           <w:tcPr>
-            <w:tcW w:type="dxa" w:w="3534"/>
+            <w:tcW w:type="dxa" w:w="2827"/>
             <w:shd w:fill="FFFFFF" w:color="auto" w:val="clear"/>
             <w:tcMar>
               <w:top w:type="dxa" w:w="80"/>
@@ -44603,7 +44579,7 @@
         </w:trPr>
         <w:tc>
           <w:tcPr>
-            <w:tcW w:type="dxa" w:w="900"/>
+            <w:tcW w:type="dxa" w:w="1157"/>
             <w:shd w:fill="F7F5F0" w:color="auto" w:val="clear"/>
             <w:tcMar>
               <w:top w:type="dxa" w:w="80"/>
@@ -44629,7 +44605,7 @@
         </w:tc>
         <w:tc>
           <w:tcPr>
-            <w:tcW w:type="dxa" w:w="3404"/>
+            <w:tcW w:type="dxa" w:w="3340"/>
             <w:shd w:fill="F7F5F0" w:color="auto" w:val="clear"/>
             <w:tcMar>
               <w:top w:type="dxa" w:w="80"/>
@@ -44656,7 +44632,7 @@
         </w:tc>
         <w:tc>
           <w:tcPr>
-            <w:tcW w:type="dxa" w:w="900"/>
+            <w:tcW w:type="dxa" w:w="1157"/>
             <w:shd w:fill="F7F5F0" w:color="auto" w:val="clear"/>
             <w:tcMar>
               <w:top w:type="dxa" w:w="80"/>
@@ -44682,7 +44658,7 @@
         </w:tc>
         <w:tc>
           <w:tcPr>
-            <w:tcW w:type="dxa" w:w="900"/>
+            <w:tcW w:type="dxa" w:w="1157"/>
             <w:shd w:fill="F7F5F0" w:color="auto" w:val="clear"/>
             <w:tcMar>
               <w:top w:type="dxa" w:w="80"/>
@@ -44708,7 +44684,7 @@
         </w:tc>
         <w:tc>
           <w:tcPr>
-            <w:tcW w:type="dxa" w:w="3534"/>
+            <w:tcW w:type="dxa" w:w="2827"/>
             <w:shd w:fill="F7F5F0" w:color="auto" w:val="clear"/>
             <w:tcMar>
               <w:top w:type="dxa" w:w="80"/>
@@ -44739,7 +44715,7 @@
         </w:trPr>
         <w:tc>
           <w:tcPr>
-            <w:tcW w:type="dxa" w:w="900"/>
+            <w:tcW w:type="dxa" w:w="1157"/>
             <w:shd w:fill="FFFFFF" w:color="auto" w:val="clear"/>
             <w:tcMar>
               <w:top w:type="dxa" w:w="80"/>
@@ -44765,7 +44741,7 @@
         </w:tc>
         <w:tc>
           <w:tcPr>
-            <w:tcW w:type="dxa" w:w="3404"/>
+            <w:tcW w:type="dxa" w:w="3340"/>
             <w:shd w:fill="FFFFFF" w:color="auto" w:val="clear"/>
             <w:tcMar>
               <w:top w:type="dxa" w:w="80"/>
@@ -44792,7 +44768,7 @@
         </w:tc>
         <w:tc>
           <w:tcPr>
-            <w:tcW w:type="dxa" w:w="900"/>
+            <w:tcW w:type="dxa" w:w="1157"/>
             <w:shd w:fill="FFFFFF" w:color="auto" w:val="clear"/>
             <w:tcMar>
               <w:top w:type="dxa" w:w="80"/>
@@ -44818,7 +44794,7 @@
         </w:tc>
         <w:tc>
           <w:tcPr>
-            <w:tcW w:type="dxa" w:w="900"/>
+            <w:tcW w:type="dxa" w:w="1157"/>
             <w:shd w:fill="FFFFFF" w:color="auto" w:val="clear"/>
             <w:tcMar>
               <w:top w:type="dxa" w:w="80"/>
@@ -44844,7 +44820,7 @@
         </w:tc>
         <w:tc>
           <w:tcPr>
-            <w:tcW w:type="dxa" w:w="3534"/>
+            <w:tcW w:type="dxa" w:w="2827"/>
             <w:shd w:fill="FFFFFF" w:color="auto" w:val="clear"/>
             <w:tcMar>
               <w:top w:type="dxa" w:w="80"/>
@@ -44875,7 +44851,7 @@
         </w:trPr>
         <w:tc>
           <w:tcPr>
-            <w:tcW w:type="dxa" w:w="900"/>
+            <w:tcW w:type="dxa" w:w="1157"/>
             <w:shd w:fill="F7F5F0" w:color="auto" w:val="clear"/>
             <w:tcMar>
               <w:top w:type="dxa" w:w="80"/>
@@ -44901,7 +44877,7 @@
         </w:tc>
         <w:tc>
           <w:tcPr>
-            <w:tcW w:type="dxa" w:w="3404"/>
+            <w:tcW w:type="dxa" w:w="3340"/>
             <w:shd w:fill="F7F5F0" w:color="auto" w:val="clear"/>
             <w:tcMar>
               <w:top w:type="dxa" w:w="80"/>
@@ -44928,7 +44904,7 @@
         </w:tc>
         <w:tc>
           <w:tcPr>
-            <w:tcW w:type="dxa" w:w="900"/>
+            <w:tcW w:type="dxa" w:w="1157"/>
             <w:shd w:fill="F7F5F0" w:color="auto" w:val="clear"/>
             <w:tcMar>
               <w:top w:type="dxa" w:w="80"/>
@@ -44954,7 +44930,7 @@
         </w:tc>
         <w:tc>
           <w:tcPr>
-            <w:tcW w:type="dxa" w:w="900"/>
+            <w:tcW w:type="dxa" w:w="1157"/>
             <w:shd w:fill="F7F5F0" w:color="auto" w:val="clear"/>
             <w:tcMar>
               <w:top w:type="dxa" w:w="80"/>
@@ -44980,7 +44956,7 @@
         </w:tc>
         <w:tc>
           <w:tcPr>
-            <w:tcW w:type="dxa" w:w="3534"/>
+            <w:tcW w:type="dxa" w:w="2827"/>
             <w:shd w:fill="F7F5F0" w:color="auto" w:val="clear"/>
             <w:tcMar>
               <w:top w:type="dxa" w:w="80"/>
@@ -45011,7 +44987,7 @@
         </w:trPr>
         <w:tc>
           <w:tcPr>
-            <w:tcW w:type="dxa" w:w="900"/>
+            <w:tcW w:type="dxa" w:w="1157"/>
             <w:shd w:fill="FFFFFF" w:color="auto" w:val="clear"/>
             <w:tcMar>
               <w:top w:type="dxa" w:w="80"/>
@@ -45037,7 +45013,7 @@
         </w:tc>
         <w:tc>
           <w:tcPr>
-            <w:tcW w:type="dxa" w:w="3404"/>
+            <w:tcW w:type="dxa" w:w="3340"/>
             <w:shd w:fill="FFFFFF" w:color="auto" w:val="clear"/>
             <w:tcMar>
               <w:top w:type="dxa" w:w="80"/>
@@ -45064,7 +45040,7 @@
         </w:tc>
         <w:tc>
           <w:tcPr>
-            <w:tcW w:type="dxa" w:w="900"/>
+            <w:tcW w:type="dxa" w:w="1157"/>
             <w:shd w:fill="FFFFFF" w:color="auto" w:val="clear"/>
             <w:tcMar>
               <w:top w:type="dxa" w:w="80"/>
@@ -45090,7 +45066,7 @@
         </w:tc>
         <w:tc>
           <w:tcPr>
-            <w:tcW w:type="dxa" w:w="900"/>
+            <w:tcW w:type="dxa" w:w="1157"/>
             <w:shd w:fill="FFFFFF" w:color="auto" w:val="clear"/>
             <w:tcMar>
               <w:top w:type="dxa" w:w="80"/>
@@ -45116,7 +45092,7 @@
         </w:tc>
         <w:tc>
           <w:tcPr>
-            <w:tcW w:type="dxa" w:w="3534"/>
+            <w:tcW w:type="dxa" w:w="2827"/>
             <w:shd w:fill="FFFFFF" w:color="auto" w:val="clear"/>
             <w:tcMar>
               <w:top w:type="dxa" w:w="80"/>
@@ -45147,7 +45123,7 @@
         </w:trPr>
         <w:tc>
           <w:tcPr>
-            <w:tcW w:type="dxa" w:w="900"/>
+            <w:tcW w:type="dxa" w:w="1157"/>
             <w:shd w:fill="F7F5F0" w:color="auto" w:val="clear"/>
             <w:tcMar>
               <w:top w:type="dxa" w:w="80"/>
@@ -45173,7 +45149,7 @@
         </w:tc>
         <w:tc>
           <w:tcPr>
-            <w:tcW w:type="dxa" w:w="3404"/>
+            <w:tcW w:type="dxa" w:w="3340"/>
             <w:shd w:fill="F7F5F0" w:color="auto" w:val="clear"/>
             <w:tcMar>
               <w:top w:type="dxa" w:w="80"/>
@@ -45200,7 +45176,7 @@
         </w:tc>
         <w:tc>
           <w:tcPr>
-            <w:tcW w:type="dxa" w:w="900"/>
+            <w:tcW w:type="dxa" w:w="1157"/>
             <w:shd w:fill="F7F5F0" w:color="auto" w:val="clear"/>
             <w:tcMar>
               <w:top w:type="dxa" w:w="80"/>
@@ -45226,7 +45202,7 @@
         </w:tc>
         <w:tc>
           <w:tcPr>
-            <w:tcW w:type="dxa" w:w="900"/>
+            <w:tcW w:type="dxa" w:w="1157"/>
             <w:shd w:fill="F7F5F0" w:color="auto" w:val="clear"/>
             <w:tcMar>
               <w:top w:type="dxa" w:w="80"/>
@@ -45252,7 +45228,7 @@
         </w:tc>
         <w:tc>
           <w:tcPr>
-            <w:tcW w:type="dxa" w:w="3534"/>
+            <w:tcW w:type="dxa" w:w="2827"/>
             <w:shd w:fill="F7F5F0" w:color="auto" w:val="clear"/>
             <w:tcMar>
               <w:top w:type="dxa" w:w="80"/>
@@ -45283,7 +45259,7 @@
         </w:trPr>
         <w:tc>
           <w:tcPr>
-            <w:tcW w:type="dxa" w:w="900"/>
+            <w:tcW w:type="dxa" w:w="1157"/>
             <w:shd w:fill="FFFFFF" w:color="auto" w:val="clear"/>
             <w:tcMar>
               <w:top w:type="dxa" w:w="80"/>
@@ -45309,7 +45285,7 @@
         </w:tc>
         <w:tc>
           <w:tcPr>
-            <w:tcW w:type="dxa" w:w="3404"/>
+            <w:tcW w:type="dxa" w:w="3340"/>
             <w:shd w:fill="FFFFFF" w:color="auto" w:val="clear"/>
             <w:tcMar>
               <w:top w:type="dxa" w:w="80"/>
@@ -45336,7 +45312,7 @@
         </w:tc>
         <w:tc>
           <w:tcPr>
-            <w:tcW w:type="dxa" w:w="900"/>
+            <w:tcW w:type="dxa" w:w="1157"/>
             <w:shd w:fill="FFFFFF" w:color="auto" w:val="clear"/>
             <w:tcMar>
               <w:top w:type="dxa" w:w="80"/>
@@ -45362,7 +45338,7 @@
         </w:tc>
         <w:tc>
           <w:tcPr>
-            <w:tcW w:type="dxa" w:w="900"/>
+            <w:tcW w:type="dxa" w:w="1157"/>
             <w:shd w:fill="FFFFFF" w:color="auto" w:val="clear"/>
             <w:tcMar>
               <w:top w:type="dxa" w:w="80"/>
@@ -45388,7 +45364,7 @@
         </w:tc>
         <w:tc>
           <w:tcPr>
-            <w:tcW w:type="dxa" w:w="3534"/>
+            <w:tcW w:type="dxa" w:w="2827"/>
             <w:shd w:fill="FFFFFF" w:color="auto" w:val="clear"/>
             <w:tcMar>
               <w:top w:type="dxa" w:w="80"/>
@@ -45419,7 +45395,7 @@
         </w:trPr>
         <w:tc>
           <w:tcPr>
-            <w:tcW w:type="dxa" w:w="900"/>
+            <w:tcW w:type="dxa" w:w="1157"/>
             <w:shd w:fill="F7F5F0" w:color="auto" w:val="clear"/>
             <w:tcMar>
               <w:top w:type="dxa" w:w="80"/>
@@ -45445,7 +45421,7 @@
         </w:tc>
         <w:tc>
           <w:tcPr>
-            <w:tcW w:type="dxa" w:w="3404"/>
+            <w:tcW w:type="dxa" w:w="3340"/>
             <w:shd w:fill="F7F5F0" w:color="auto" w:val="clear"/>
             <w:tcMar>
               <w:top w:type="dxa" w:w="80"/>
@@ -45472,7 +45448,7 @@
         </w:tc>
         <w:tc>
           <w:tcPr>
-            <w:tcW w:type="dxa" w:w="900"/>
+            <w:tcW w:type="dxa" w:w="1157"/>
             <w:shd w:fill="F7F5F0" w:color="auto" w:val="clear"/>
             <w:tcMar>
               <w:top w:type="dxa" w:w="80"/>
@@ -45498,7 +45474,7 @@
         </w:tc>
         <w:tc>
           <w:tcPr>
-            <w:tcW w:type="dxa" w:w="900"/>
+            <w:tcW w:type="dxa" w:w="1157"/>
             <w:shd w:fill="F7F5F0" w:color="auto" w:val="clear"/>
             <w:tcMar>
               <w:top w:type="dxa" w:w="80"/>
@@ -45524,7 +45500,7 @@
         </w:tc>
         <w:tc>
           <w:tcPr>
-            <w:tcW w:type="dxa" w:w="3534"/>
+            <w:tcW w:type="dxa" w:w="2827"/>
             <w:shd w:fill="F7F5F0" w:color="auto" w:val="clear"/>
             <w:tcMar>
               <w:top w:type="dxa" w:w="80"/>
@@ -45555,7 +45531,7 @@
         </w:trPr>
         <w:tc>
           <w:tcPr>
-            <w:tcW w:type="dxa" w:w="900"/>
+            <w:tcW w:type="dxa" w:w="1157"/>
             <w:shd w:fill="FFFFFF" w:color="auto" w:val="clear"/>
             <w:tcMar>
               <w:top w:type="dxa" w:w="80"/>
@@ -45581,7 +45557,7 @@
         </w:tc>
         <w:tc>
           <w:tcPr>
-            <w:tcW w:type="dxa" w:w="3404"/>
+            <w:tcW w:type="dxa" w:w="3340"/>
             <w:shd w:fill="FFFFFF" w:color="auto" w:val="clear"/>
             <w:tcMar>
               <w:top w:type="dxa" w:w="80"/>
@@ -45608,7 +45584,7 @@
         </w:tc>
         <w:tc>
           <w:tcPr>
-            <w:tcW w:type="dxa" w:w="900"/>
+            <w:tcW w:type="dxa" w:w="1157"/>
             <w:shd w:fill="FFFFFF" w:color="auto" w:val="clear"/>
             <w:tcMar>
               <w:top w:type="dxa" w:w="80"/>
@@ -45634,7 +45610,7 @@
         </w:tc>
         <w:tc>
           <w:tcPr>
-            <w:tcW w:type="dxa" w:w="900"/>
+            <w:tcW w:type="dxa" w:w="1157"/>
             <w:shd w:fill="FFFFFF" w:color="auto" w:val="clear"/>
             <w:tcMar>
               <w:top w:type="dxa" w:w="80"/>
@@ -45660,7 +45636,7 @@
         </w:tc>
         <w:tc>
           <w:tcPr>
-            <w:tcW w:type="dxa" w:w="3534"/>
+            <w:tcW w:type="dxa" w:w="2827"/>
             <w:shd w:fill="FFFFFF" w:color="auto" w:val="clear"/>
             <w:tcMar>
               <w:top w:type="dxa" w:w="80"/>
@@ -45691,7 +45667,7 @@
         </w:trPr>
         <w:tc>
           <w:tcPr>
-            <w:tcW w:type="dxa" w:w="900"/>
+            <w:tcW w:type="dxa" w:w="1157"/>
             <w:shd w:fill="F7F5F0" w:color="auto" w:val="clear"/>
             <w:tcMar>
               <w:top w:type="dxa" w:w="80"/>
@@ -45717,7 +45693,7 @@
         </w:tc>
         <w:tc>
           <w:tcPr>
-            <w:tcW w:type="dxa" w:w="3404"/>
+            <w:tcW w:type="dxa" w:w="3340"/>
             <w:shd w:fill="F7F5F0" w:color="auto" w:val="clear"/>
             <w:tcMar>
               <w:top w:type="dxa" w:w="80"/>
@@ -45744,7 +45720,7 @@
         </w:tc>
         <w:tc>
           <w:tcPr>
-            <w:tcW w:type="dxa" w:w="900"/>
+            <w:tcW w:type="dxa" w:w="1157"/>
             <w:shd w:fill="F7F5F0" w:color="auto" w:val="clear"/>
             <w:tcMar>
               <w:top w:type="dxa" w:w="80"/>
@@ -45770,7 +45746,7 @@
         </w:tc>
         <w:tc>
           <w:tcPr>
-            <w:tcW w:type="dxa" w:w="900"/>
+            <w:tcW w:type="dxa" w:w="1157"/>
             <w:shd w:fill="F7F5F0" w:color="auto" w:val="clear"/>
             <w:tcMar>
               <w:top w:type="dxa" w:w="80"/>
@@ -45796,7 +45772,7 @@
         </w:tc>
         <w:tc>
           <w:tcPr>
-            <w:tcW w:type="dxa" w:w="3534"/>
+            <w:tcW w:type="dxa" w:w="2827"/>
             <w:shd w:fill="F7F5F0" w:color="auto" w:val="clear"/>
             <w:tcMar>
               <w:top w:type="dxa" w:w="80"/>
@@ -45827,7 +45803,7 @@
         </w:trPr>
         <w:tc>
           <w:tcPr>
-            <w:tcW w:type="dxa" w:w="900"/>
+            <w:tcW w:type="dxa" w:w="1157"/>
             <w:shd w:fill="FFFFFF" w:color="auto" w:val="clear"/>
             <w:tcMar>
               <w:top w:type="dxa" w:w="80"/>
@@ -45853,7 +45829,7 @@
         </w:tc>
         <w:tc>
           <w:tcPr>
-            <w:tcW w:type="dxa" w:w="3404"/>
+            <w:tcW w:type="dxa" w:w="3340"/>
             <w:shd w:fill="FFFFFF" w:color="auto" w:val="clear"/>
             <w:tcMar>
               <w:top w:type="dxa" w:w="80"/>
@@ -45880,7 +45856,7 @@
         </w:tc>
         <w:tc>
           <w:tcPr>
-            <w:tcW w:type="dxa" w:w="900"/>
+            <w:tcW w:type="dxa" w:w="1157"/>
             <w:shd w:fill="FFFFFF" w:color="auto" w:val="clear"/>
             <w:tcMar>
               <w:top w:type="dxa" w:w="80"/>
@@ -45906,7 +45882,7 @@
         </w:tc>
         <w:tc>
           <w:tcPr>
-            <w:tcW w:type="dxa" w:w="900"/>
+            <w:tcW w:type="dxa" w:w="1157"/>
             <w:shd w:fill="FFFFFF" w:color="auto" w:val="clear"/>
             <w:tcMar>
               <w:top w:type="dxa" w:w="80"/>
@@ -45932,7 +45908,7 @@
         </w:tc>
         <w:tc>
           <w:tcPr>
-            <w:tcW w:type="dxa" w:w="3534"/>
+            <w:tcW w:type="dxa" w:w="2827"/>
             <w:shd w:fill="FFFFFF" w:color="auto" w:val="clear"/>
             <w:tcMar>
               <w:top w:type="dxa" w:w="80"/>
@@ -45963,7 +45939,7 @@
         </w:trPr>
         <w:tc>
           <w:tcPr>
-            <w:tcW w:type="dxa" w:w="900"/>
+            <w:tcW w:type="dxa" w:w="1157"/>
             <w:shd w:fill="F7F5F0" w:color="auto" w:val="clear"/>
             <w:tcMar>
               <w:top w:type="dxa" w:w="80"/>
@@ -45989,7 +45965,7 @@
         </w:tc>
         <w:tc>
           <w:tcPr>
-            <w:tcW w:type="dxa" w:w="3404"/>
+            <w:tcW w:type="dxa" w:w="3340"/>
             <w:shd w:fill="F7F5F0" w:color="auto" w:val="clear"/>
             <w:tcMar>
               <w:top w:type="dxa" w:w="80"/>
@@ -46016,7 +45992,7 @@
         </w:tc>
         <w:tc>
           <w:tcPr>
-            <w:tcW w:type="dxa" w:w="900"/>
+            <w:tcW w:type="dxa" w:w="1157"/>
             <w:shd w:fill="F7F5F0" w:color="auto" w:val="clear"/>
             <w:tcMar>
               <w:top w:type="dxa" w:w="80"/>
@@ -46042,7 +46018,7 @@
         </w:tc>
         <w:tc>
           <w:tcPr>
-            <w:tcW w:type="dxa" w:w="900"/>
+            <w:tcW w:type="dxa" w:w="1157"/>
             <w:shd w:fill="F7F5F0" w:color="auto" w:val="clear"/>
             <w:tcMar>
               <w:top w:type="dxa" w:w="80"/>
@@ -46068,7 +46044,7 @@
         </w:tc>
         <w:tc>
           <w:tcPr>
-            <w:tcW w:type="dxa" w:w="3534"/>
+            <w:tcW w:type="dxa" w:w="2827"/>
             <w:shd w:fill="F7F5F0" w:color="auto" w:val="clear"/>
             <w:tcMar>
               <w:top w:type="dxa" w:w="80"/>
@@ -46099,7 +46075,7 @@
         </w:trPr>
         <w:tc>
           <w:tcPr>
-            <w:tcW w:type="dxa" w:w="900"/>
+            <w:tcW w:type="dxa" w:w="1157"/>
             <w:shd w:fill="FFFFFF" w:color="auto" w:val="clear"/>
             <w:tcMar>
               <w:top w:type="dxa" w:w="80"/>
@@ -46125,7 +46101,7 @@
         </w:tc>
         <w:tc>
           <w:tcPr>
-            <w:tcW w:type="dxa" w:w="3404"/>
+            <w:tcW w:type="dxa" w:w="3340"/>
             <w:shd w:fill="FFFFFF" w:color="auto" w:val="clear"/>
             <w:tcMar>
               <w:top w:type="dxa" w:w="80"/>
@@ -46152,7 +46128,7 @@
         </w:tc>
         <w:tc>
           <w:tcPr>
-            <w:tcW w:type="dxa" w:w="900"/>
+            <w:tcW w:type="dxa" w:w="1157"/>
             <w:shd w:fill="FFFFFF" w:color="auto" w:val="clear"/>
             <w:tcMar>
               <w:top w:type="dxa" w:w="80"/>
@@ -46178,7 +46154,7 @@
         </w:tc>
         <w:tc>
           <w:tcPr>
-            <w:tcW w:type="dxa" w:w="900"/>
+            <w:tcW w:type="dxa" w:w="1157"/>
             <w:shd w:fill="FFFFFF" w:color="auto" w:val="clear"/>
             <w:tcMar>
               <w:top w:type="dxa" w:w="80"/>
@@ -46204,7 +46180,7 @@
         </w:tc>
         <w:tc>
           <w:tcPr>
-            <w:tcW w:type="dxa" w:w="3534"/>
+            <w:tcW w:type="dxa" w:w="2827"/>
             <w:shd w:fill="FFFFFF" w:color="auto" w:val="clear"/>
             <w:tcMar>
               <w:top w:type="dxa" w:w="80"/>
@@ -46235,7 +46211,7 @@
         </w:trPr>
         <w:tc>
           <w:tcPr>
-            <w:tcW w:type="dxa" w:w="900"/>
+            <w:tcW w:type="dxa" w:w="1157"/>
             <w:shd w:fill="F7F5F0" w:color="auto" w:val="clear"/>
             <w:tcMar>
               <w:top w:type="dxa" w:w="80"/>
@@ -46261,7 +46237,7 @@
         </w:tc>
         <w:tc>
           <w:tcPr>
-            <w:tcW w:type="dxa" w:w="3404"/>
+            <w:tcW w:type="dxa" w:w="3340"/>
             <w:shd w:fill="F7F5F0" w:color="auto" w:val="clear"/>
             <w:tcMar>
               <w:top w:type="dxa" w:w="80"/>
@@ -46288,7 +46264,7 @@
         </w:tc>
         <w:tc>
           <w:tcPr>
-            <w:tcW w:type="dxa" w:w="900"/>
+            <w:tcW w:type="dxa" w:w="1157"/>
             <w:shd w:fill="F7F5F0" w:color="auto" w:val="clear"/>
             <w:tcMar>
               <w:top w:type="dxa" w:w="80"/>
@@ -46314,7 +46290,7 @@
         </w:tc>
         <w:tc>
           <w:tcPr>
-            <w:tcW w:type="dxa" w:w="900"/>
+            <w:tcW w:type="dxa" w:w="1157"/>
             <w:shd w:fill="F7F5F0" w:color="auto" w:val="clear"/>
             <w:tcMar>
               <w:top w:type="dxa" w:w="80"/>
@@ -46340,7 +46316,7 @@
         </w:tc>
         <w:tc>
           <w:tcPr>
-            <w:tcW w:type="dxa" w:w="3534"/>
+            <w:tcW w:type="dxa" w:w="2827"/>
             <w:shd w:fill="F7F5F0" w:color="auto" w:val="clear"/>
             <w:tcMar>
               <w:top w:type="dxa" w:w="80"/>
@@ -46371,7 +46347,7 @@
         </w:trPr>
         <w:tc>
           <w:tcPr>
-            <w:tcW w:type="dxa" w:w="900"/>
+            <w:tcW w:type="dxa" w:w="1157"/>
             <w:shd w:fill="FFFFFF" w:color="auto" w:val="clear"/>
             <w:tcMar>
               <w:top w:type="dxa" w:w="80"/>
@@ -46397,7 +46373,7 @@
         </w:tc>
         <w:tc>
           <w:tcPr>
-            <w:tcW w:type="dxa" w:w="3404"/>
+            <w:tcW w:type="dxa" w:w="3340"/>
             <w:shd w:fill="FFFFFF" w:color="auto" w:val="clear"/>
             <w:tcMar>
               <w:top w:type="dxa" w:w="80"/>
@@ -46424,7 +46400,7 @@
         </w:tc>
         <w:tc>
           <w:tcPr>
-            <w:tcW w:type="dxa" w:w="900"/>
+            <w:tcW w:type="dxa" w:w="1157"/>
             <w:shd w:fill="FFFFFF" w:color="auto" w:val="clear"/>
             <w:tcMar>
               <w:top w:type="dxa" w:w="80"/>
@@ -46450,7 +46426,7 @@
         </w:tc>
         <w:tc>
           <w:tcPr>
-            <w:tcW w:type="dxa" w:w="900"/>
+            <w:tcW w:type="dxa" w:w="1157"/>
             <w:shd w:fill="FFFFFF" w:color="auto" w:val="clear"/>
             <w:tcMar>
               <w:top w:type="dxa" w:w="80"/>
@@ -46476,7 +46452,7 @@
         </w:tc>
         <w:tc>
           <w:tcPr>
-            <w:tcW w:type="dxa" w:w="3534"/>
+            <w:tcW w:type="dxa" w:w="2827"/>
             <w:shd w:fill="FFFFFF" w:color="auto" w:val="clear"/>
             <w:tcMar>
               <w:top w:type="dxa" w:w="80"/>
@@ -46507,7 +46483,7 @@
         </w:trPr>
         <w:tc>
           <w:tcPr>
-            <w:tcW w:type="dxa" w:w="900"/>
+            <w:tcW w:type="dxa" w:w="1157"/>
             <w:shd w:fill="F7F5F0" w:color="auto" w:val="clear"/>
             <w:tcMar>
               <w:top w:type="dxa" w:w="80"/>
@@ -46533,7 +46509,7 @@
         </w:tc>
         <w:tc>
           <w:tcPr>
-            <w:tcW w:type="dxa" w:w="3404"/>
+            <w:tcW w:type="dxa" w:w="3340"/>
             <w:shd w:fill="F7F5F0" w:color="auto" w:val="clear"/>
             <w:tcMar>
               <w:top w:type="dxa" w:w="80"/>
@@ -46560,7 +46536,7 @@
         </w:tc>
         <w:tc>
           <w:tcPr>
-            <w:tcW w:type="dxa" w:w="900"/>
+            <w:tcW w:type="dxa" w:w="1157"/>
             <w:shd w:fill="F7F5F0" w:color="auto" w:val="clear"/>
             <w:tcMar>
               <w:top w:type="dxa" w:w="80"/>
@@ -46586,7 +46562,7 @@
         </w:tc>
         <w:tc>
           <w:tcPr>
-            <w:tcW w:type="dxa" w:w="900"/>
+            <w:tcW w:type="dxa" w:w="1157"/>
             <w:shd w:fill="F7F5F0" w:color="auto" w:val="clear"/>
             <w:tcMar>
               <w:top w:type="dxa" w:w="80"/>
@@ -46612,7 +46588,7 @@
         </w:tc>
         <w:tc>
           <w:tcPr>
-            <w:tcW w:type="dxa" w:w="3534"/>
+            <w:tcW w:type="dxa" w:w="2827"/>
             <w:shd w:fill="F7F5F0" w:color="auto" w:val="clear"/>
             <w:tcMar>
               <w:top w:type="dxa" w:w="80"/>
@@ -46643,7 +46619,7 @@
         </w:trPr>
         <w:tc>
           <w:tcPr>
-            <w:tcW w:type="dxa" w:w="900"/>
+            <w:tcW w:type="dxa" w:w="1157"/>
             <w:shd w:fill="FFFFFF" w:color="auto" w:val="clear"/>
             <w:tcMar>
               <w:top w:type="dxa" w:w="80"/>
@@ -46669,7 +46645,7 @@
         </w:tc>
         <w:tc>
           <w:tcPr>
-            <w:tcW w:type="dxa" w:w="3404"/>
+            <w:tcW w:type="dxa" w:w="3340"/>
             <w:shd w:fill="FFFFFF" w:color="auto" w:val="clear"/>
             <w:tcMar>
               <w:top w:type="dxa" w:w="80"/>
@@ -46696,7 +46672,7 @@
         </w:tc>
         <w:tc>
           <w:tcPr>
-            <w:tcW w:type="dxa" w:w="900"/>
+            <w:tcW w:type="dxa" w:w="1157"/>
             <w:shd w:fill="FFFFFF" w:color="auto" w:val="clear"/>
             <w:tcMar>
               <w:top w:type="dxa" w:w="80"/>
@@ -46722,7 +46698,7 @@
         </w:tc>
         <w:tc>
           <w:tcPr>
-            <w:tcW w:type="dxa" w:w="900"/>
+            <w:tcW w:type="dxa" w:w="1157"/>
             <w:shd w:fill="FFFFFF" w:color="auto" w:val="clear"/>
             <w:tcMar>
               <w:top w:type="dxa" w:w="80"/>
@@ -46748,7 +46724,7 @@
         </w:tc>
         <w:tc>
           <w:tcPr>
-            <w:tcW w:type="dxa" w:w="3534"/>
+            <w:tcW w:type="dxa" w:w="2827"/>
             <w:shd w:fill="FFFFFF" w:color="auto" w:val="clear"/>
             <w:tcMar>
               <w:top w:type="dxa" w:w="80"/>
@@ -46779,7 +46755,7 @@
         </w:trPr>
         <w:tc>
           <w:tcPr>
-            <w:tcW w:type="dxa" w:w="900"/>
+            <w:tcW w:type="dxa" w:w="1157"/>
             <w:shd w:fill="F7F5F0" w:color="auto" w:val="clear"/>
             <w:tcMar>
               <w:top w:type="dxa" w:w="80"/>
@@ -46805,7 +46781,7 @@
         </w:tc>
         <w:tc>
           <w:tcPr>
-            <w:tcW w:type="dxa" w:w="3404"/>
+            <w:tcW w:type="dxa" w:w="3340"/>
             <w:shd w:fill="F7F5F0" w:color="auto" w:val="clear"/>
             <w:tcMar>
               <w:top w:type="dxa" w:w="80"/>
@@ -46832,7 +46808,7 @@
         </w:tc>
         <w:tc>
           <w:tcPr>
-            <w:tcW w:type="dxa" w:w="900"/>
+            <w:tcW w:type="dxa" w:w="1157"/>
             <w:shd w:fill="F7F5F0" w:color="auto" w:val="clear"/>
             <w:tcMar>
               <w:top w:type="dxa" w:w="80"/>
@@ -46858,7 +46834,7 @@
         </w:tc>
         <w:tc>
           <w:tcPr>
-            <w:tcW w:type="dxa" w:w="900"/>
+            <w:tcW w:type="dxa" w:w="1157"/>
             <w:shd w:fill="F7F5F0" w:color="auto" w:val="clear"/>
             <w:tcMar>
               <w:top w:type="dxa" w:w="80"/>
@@ -46884,7 +46860,7 @@
         </w:tc>
         <w:tc>
           <w:tcPr>
-            <w:tcW w:type="dxa" w:w="3534"/>
+            <w:tcW w:type="dxa" w:w="2827"/>
             <w:shd w:fill="F7F5F0" w:color="auto" w:val="clear"/>
             <w:tcMar>
               <w:top w:type="dxa" w:w="80"/>
@@ -46915,7 +46891,7 @@
         </w:trPr>
         <w:tc>
           <w:tcPr>
-            <w:tcW w:type="dxa" w:w="900"/>
+            <w:tcW w:type="dxa" w:w="1157"/>
             <w:shd w:fill="FFFFFF" w:color="auto" w:val="clear"/>
             <w:tcMar>
               <w:top w:type="dxa" w:w="80"/>
@@ -46941,7 +46917,7 @@
         </w:tc>
         <w:tc>
           <w:tcPr>
-            <w:tcW w:type="dxa" w:w="3404"/>
+            <w:tcW w:type="dxa" w:w="3340"/>
             <w:shd w:fill="FFFFFF" w:color="auto" w:val="clear"/>
             <w:tcMar>
               <w:top w:type="dxa" w:w="80"/>
@@ -46968,7 +46944,7 @@
         </w:tc>
         <w:tc>
           <w:tcPr>
-            <w:tcW w:type="dxa" w:w="900"/>
+            <w:tcW w:type="dxa" w:w="1157"/>
             <w:shd w:fill="FFFFFF" w:color="auto" w:val="clear"/>
             <w:tcMar>
               <w:top w:type="dxa" w:w="80"/>
@@ -46994,7 +46970,7 @@
         </w:tc>
         <w:tc>
           <w:tcPr>
-            <w:tcW w:type="dxa" w:w="900"/>
+            <w:tcW w:type="dxa" w:w="1157"/>
             <w:shd w:fill="FFFFFF" w:color="auto" w:val="clear"/>
             <w:tcMar>
               <w:top w:type="dxa" w:w="80"/>
@@ -47020,7 +46996,7 @@
         </w:tc>
         <w:tc>
           <w:tcPr>
-            <w:tcW w:type="dxa" w:w="3534"/>
+            <w:tcW w:type="dxa" w:w="2827"/>
             <w:shd w:fill="FFFFFF" w:color="auto" w:val="clear"/>
             <w:tcMar>
               <w:top w:type="dxa" w:w="80"/>
@@ -47051,7 +47027,7 @@
         </w:trPr>
         <w:tc>
           <w:tcPr>
-            <w:tcW w:type="dxa" w:w="900"/>
+            <w:tcW w:type="dxa" w:w="1157"/>
             <w:shd w:fill="F7F5F0" w:color="auto" w:val="clear"/>
             <w:tcMar>
               <w:top w:type="dxa" w:w="80"/>
@@ -47077,7 +47053,7 @@
         </w:tc>
         <w:tc>
           <w:tcPr>
-            <w:tcW w:type="dxa" w:w="3404"/>
+            <w:tcW w:type="dxa" w:w="3340"/>
             <w:shd w:fill="F7F5F0" w:color="auto" w:val="clear"/>
             <w:tcMar>
               <w:top w:type="dxa" w:w="80"/>
@@ -47104,7 +47080,7 @@
         </w:tc>
         <w:tc>
           <w:tcPr>
-            <w:tcW w:type="dxa" w:w="900"/>
+            <w:tcW w:type="dxa" w:w="1157"/>
             <w:shd w:fill="F7F5F0" w:color="auto" w:val="clear"/>
             <w:tcMar>
               <w:top w:type="dxa" w:w="80"/>
@@ -47130,7 +47106,7 @@
         </w:tc>
         <w:tc>
           <w:tcPr>
-            <w:tcW w:type="dxa" w:w="900"/>
+            <w:tcW w:type="dxa" w:w="1157"/>
             <w:shd w:fill="F7F5F0" w:color="auto" w:val="clear"/>
             <w:tcMar>
               <w:top w:type="dxa" w:w="80"/>
@@ -47156,7 +47132,7 @@
         </w:tc>
         <w:tc>
           <w:tcPr>
-            <w:tcW w:type="dxa" w:w="3534"/>
+            <w:tcW w:type="dxa" w:w="2827"/>
             <w:shd w:fill="F7F5F0" w:color="auto" w:val="clear"/>
             <w:tcMar>
               <w:top w:type="dxa" w:w="80"/>
@@ -47187,7 +47163,7 @@
         </w:trPr>
         <w:tc>
           <w:tcPr>
-            <w:tcW w:type="dxa" w:w="900"/>
+            <w:tcW w:type="dxa" w:w="1157"/>
             <w:shd w:fill="FFFFFF" w:color="auto" w:val="clear"/>
             <w:tcMar>
               <w:top w:type="dxa" w:w="80"/>
@@ -47213,7 +47189,7 @@
         </w:tc>
         <w:tc>
           <w:tcPr>
-            <w:tcW w:type="dxa" w:w="3404"/>
+            <w:tcW w:type="dxa" w:w="3340"/>
             <w:shd w:fill="FFFFFF" w:color="auto" w:val="clear"/>
             <w:tcMar>
               <w:top w:type="dxa" w:w="80"/>
@@ -47240,7 +47216,7 @@
         </w:tc>
         <w:tc>
           <w:tcPr>
-            <w:tcW w:type="dxa" w:w="900"/>
+            <w:tcW w:type="dxa" w:w="1157"/>
             <w:shd w:fill="FFFFFF" w:color="auto" w:val="clear"/>
             <w:tcMar>
               <w:top w:type="dxa" w:w="80"/>
@@ -47266,7 +47242,7 @@
         </w:tc>
         <w:tc>
           <w:tcPr>
-            <w:tcW w:type="dxa" w:w="900"/>
+            <w:tcW w:type="dxa" w:w="1157"/>
             <w:shd w:fill="FFFFFF" w:color="auto" w:val="clear"/>
             <w:tcMar>
               <w:top w:type="dxa" w:w="80"/>
@@ -47292,7 +47268,7 @@
         </w:tc>
         <w:tc>
           <w:tcPr>
-            <w:tcW w:type="dxa" w:w="3534"/>
+            <w:tcW w:type="dxa" w:w="2827"/>
             <w:shd w:fill="FFFFFF" w:color="auto" w:val="clear"/>
             <w:tcMar>
               <w:top w:type="dxa" w:w="80"/>
@@ -47323,7 +47299,7 @@
         </w:trPr>
         <w:tc>
           <w:tcPr>
-            <w:tcW w:type="dxa" w:w="900"/>
+            <w:tcW w:type="dxa" w:w="1157"/>
             <w:shd w:fill="F7F5F0" w:color="auto" w:val="clear"/>
             <w:tcMar>
               <w:top w:type="dxa" w:w="80"/>
@@ -47349,7 +47325,7 @@
         </w:tc>
         <w:tc>
           <w:tcPr>
-            <w:tcW w:type="dxa" w:w="3404"/>
+            <w:tcW w:type="dxa" w:w="3340"/>
             <w:shd w:fill="F7F5F0" w:color="auto" w:val="clear"/>
             <w:tcMar>
               <w:top w:type="dxa" w:w="80"/>
@@ -47376,7 +47352,7 @@
         </w:tc>
         <w:tc>
           <w:tcPr>
-            <w:tcW w:type="dxa" w:w="900"/>
+            <w:tcW w:type="dxa" w:w="1157"/>
             <w:shd w:fill="F7F5F0" w:color="auto" w:val="clear"/>
             <w:tcMar>
               <w:top w:type="dxa" w:w="80"/>
@@ -47402,7 +47378,7 @@
         </w:tc>
         <w:tc>
           <w:tcPr>
-            <w:tcW w:type="dxa" w:w="900"/>
+            <w:tcW w:type="dxa" w:w="1157"/>
             <w:shd w:fill="F7F5F0" w:color="auto" w:val="clear"/>
             <w:tcMar>
               <w:top w:type="dxa" w:w="80"/>
@@ -47428,7 +47404,7 @@
         </w:tc>
         <w:tc>
           <w:tcPr>
-            <w:tcW w:type="dxa" w:w="3534"/>
+            <w:tcW w:type="dxa" w:w="2827"/>
             <w:shd w:fill="F7F5F0" w:color="auto" w:val="clear"/>
             <w:tcMar>
               <w:top w:type="dxa" w:w="80"/>
@@ -47459,7 +47435,7 @@
         </w:trPr>
         <w:tc>
           <w:tcPr>
-            <w:tcW w:type="dxa" w:w="900"/>
+            <w:tcW w:type="dxa" w:w="1157"/>
             <w:shd w:fill="FFFFFF" w:color="auto" w:val="clear"/>
             <w:tcMar>
               <w:top w:type="dxa" w:w="80"/>
@@ -47485,7 +47461,7 @@
         </w:tc>
         <w:tc>
           <w:tcPr>
-            <w:tcW w:type="dxa" w:w="3404"/>
+            <w:tcW w:type="dxa" w:w="3340"/>
             <w:shd w:fill="FFFFFF" w:color="auto" w:val="clear"/>
             <w:tcMar>
               <w:top w:type="dxa" w:w="80"/>
@@ -47512,7 +47488,7 @@
         </w:tc>
         <w:tc>
           <w:tcPr>
-            <w:tcW w:type="dxa" w:w="900"/>
+            <w:tcW w:type="dxa" w:w="1157"/>
             <w:shd w:fill="FFFFFF" w:color="auto" w:val="clear"/>
             <w:tcMar>
               <w:top w:type="dxa" w:w="80"/>
@@ -47538,7 +47514,7 @@
         </w:tc>
         <w:tc>
           <w:tcPr>
-            <w:tcW w:type="dxa" w:w="900"/>
+            <w:tcW w:type="dxa" w:w="1157"/>
             <w:shd w:fill="FFFFFF" w:color="auto" w:val="clear"/>
             <w:tcMar>
               <w:top w:type="dxa" w:w="80"/>
@@ -47564,7 +47540,7 @@
         </w:tc>
         <w:tc>
           <w:tcPr>
-            <w:tcW w:type="dxa" w:w="3534"/>
+            <w:tcW w:type="dxa" w:w="2827"/>
             <w:shd w:fill="FFFFFF" w:color="auto" w:val="clear"/>
             <w:tcMar>
               <w:top w:type="dxa" w:w="80"/>
@@ -47595,7 +47571,7 @@
         </w:trPr>
         <w:tc>
           <w:tcPr>
-            <w:tcW w:type="dxa" w:w="900"/>
+            <w:tcW w:type="dxa" w:w="1157"/>
             <w:shd w:fill="F7F5F0" w:color="auto" w:val="clear"/>
             <w:tcMar>
               <w:top w:type="dxa" w:w="80"/>
@@ -47621,7 +47597,7 @@
         </w:tc>
         <w:tc>
           <w:tcPr>
-            <w:tcW w:type="dxa" w:w="3404"/>
+            <w:tcW w:type="dxa" w:w="3340"/>
             <w:shd w:fill="F7F5F0" w:color="auto" w:val="clear"/>
             <w:tcMar>
               <w:top w:type="dxa" w:w="80"/>
@@ -47648,7 +47624,7 @@
         </w:tc>
         <w:tc>
           <w:tcPr>
-            <w:tcW w:type="dxa" w:w="900"/>
+            <w:tcW w:type="dxa" w:w="1157"/>
             <w:shd w:fill="F7F5F0" w:color="auto" w:val="clear"/>
             <w:tcMar>
               <w:top w:type="dxa" w:w="80"/>
@@ -47674,7 +47650,7 @@
         </w:tc>
         <w:tc>
           <w:tcPr>
-            <w:tcW w:type="dxa" w:w="900"/>
+            <w:tcW w:type="dxa" w:w="1157"/>
             <w:shd w:fill="F7F5F0" w:color="auto" w:val="clear"/>
             <w:tcMar>
               <w:top w:type="dxa" w:w="80"/>
@@ -47700,7 +47676,7 @@
         </w:tc>
         <w:tc>
           <w:tcPr>
-            <w:tcW w:type="dxa" w:w="3534"/>
+            <w:tcW w:type="dxa" w:w="2827"/>
             <w:shd w:fill="F7F5F0" w:color="auto" w:val="clear"/>
             <w:tcMar>
               <w:top w:type="dxa" w:w="80"/>
@@ -47731,7 +47707,7 @@
         </w:trPr>
         <w:tc>
           <w:tcPr>
-            <w:tcW w:type="dxa" w:w="900"/>
+            <w:tcW w:type="dxa" w:w="1157"/>
             <w:shd w:fill="FFFFFF" w:color="auto" w:val="clear"/>
             <w:tcMar>
               <w:top w:type="dxa" w:w="80"/>
@@ -47757,7 +47733,7 @@
         </w:tc>
         <w:tc>
           <w:tcPr>
-            <w:tcW w:type="dxa" w:w="3404"/>
+            <w:tcW w:type="dxa" w:w="3340"/>
             <w:shd w:fill="FFFFFF" w:color="auto" w:val="clear"/>
             <w:tcMar>
               <w:top w:type="dxa" w:w="80"/>
@@ -47784,7 +47760,7 @@
         </w:tc>
         <w:tc>
           <w:tcPr>
-            <w:tcW w:type="dxa" w:w="900"/>
+            <w:tcW w:type="dxa" w:w="1157"/>
             <w:shd w:fill="FFFFFF" w:color="auto" w:val="clear"/>
             <w:tcMar>
               <w:top w:type="dxa" w:w="80"/>
@@ -47810,7 +47786,7 @@
         </w:tc>
         <w:tc>
           <w:tcPr>
-            <w:tcW w:type="dxa" w:w="900"/>
+            <w:tcW w:type="dxa" w:w="1157"/>
             <w:shd w:fill="FFFFFF" w:color="auto" w:val="clear"/>
             <w:tcMar>
               <w:top w:type="dxa" w:w="80"/>
@@ -47836,7 +47812,7 @@
         </w:tc>
         <w:tc>
           <w:tcPr>
-            <w:tcW w:type="dxa" w:w="3534"/>
+            <w:tcW w:type="dxa" w:w="2827"/>
             <w:shd w:fill="FFFFFF" w:color="auto" w:val="clear"/>
             <w:tcMar>
               <w:top w:type="dxa" w:w="80"/>
@@ -47867,7 +47843,7 @@
         </w:trPr>
         <w:tc>
           <w:tcPr>
-            <w:tcW w:type="dxa" w:w="900"/>
+            <w:tcW w:type="dxa" w:w="1157"/>
             <w:shd w:fill="F7F5F0" w:color="auto" w:val="clear"/>
             <w:tcMar>
               <w:top w:type="dxa" w:w="80"/>
@@ -47893,7 +47869,7 @@
         </w:tc>
         <w:tc>
           <w:tcPr>
-            <w:tcW w:type="dxa" w:w="3404"/>
+            <w:tcW w:type="dxa" w:w="3340"/>
             <w:shd w:fill="F7F5F0" w:color="auto" w:val="clear"/>
             <w:tcMar>
               <w:top w:type="dxa" w:w="80"/>
@@ -47920,7 +47896,7 @@
         </w:tc>
         <w:tc>
           <w:tcPr>
-            <w:tcW w:type="dxa" w:w="900"/>
+            <w:tcW w:type="dxa" w:w="1157"/>
             <w:shd w:fill="F7F5F0" w:color="auto" w:val="clear"/>
             <w:tcMar>
               <w:top w:type="dxa" w:w="80"/>
@@ -47946,7 +47922,7 @@
         </w:tc>
         <w:tc>
           <w:tcPr>
-            <w:tcW w:type="dxa" w:w="900"/>
+            <w:tcW w:type="dxa" w:w="1157"/>
             <w:shd w:fill="F7F5F0" w:color="auto" w:val="clear"/>
             <w:tcMar>
               <w:top w:type="dxa" w:w="80"/>
@@ -47972,7 +47948,7 @@
         </w:tc>
         <w:tc>
           <w:tcPr>
-            <w:tcW w:type="dxa" w:w="3534"/>
+            <w:tcW w:type="dxa" w:w="2827"/>
             <w:shd w:fill="F7F5F0" w:color="auto" w:val="clear"/>
             <w:tcMar>
               <w:top w:type="dxa" w:w="80"/>
@@ -48003,7 +47979,7 @@
         </w:trPr>
         <w:tc>
           <w:tcPr>
-            <w:tcW w:type="dxa" w:w="900"/>
+            <w:tcW w:type="dxa" w:w="1157"/>
             <w:shd w:fill="FFFFFF" w:color="auto" w:val="clear"/>
             <w:tcMar>
               <w:top w:type="dxa" w:w="80"/>
@@ -48029,7 +48005,7 @@
         </w:tc>
         <w:tc>
           <w:tcPr>
-            <w:tcW w:type="dxa" w:w="3404"/>
+            <w:tcW w:type="dxa" w:w="3340"/>
             <w:shd w:fill="FFFFFF" w:color="auto" w:val="clear"/>
             <w:tcMar>
               <w:top w:type="dxa" w:w="80"/>
@@ -48056,7 +48032,7 @@
         </w:tc>
         <w:tc>
           <w:tcPr>
-            <w:tcW w:type="dxa" w:w="900"/>
+            <w:tcW w:type="dxa" w:w="1157"/>
             <w:shd w:fill="FFFFFF" w:color="auto" w:val="clear"/>
             <w:tcMar>
               <w:top w:type="dxa" w:w="80"/>
@@ -48082,7 +48058,7 @@
         </w:tc>
         <w:tc>
           <w:tcPr>
-            <w:tcW w:type="dxa" w:w="900"/>
+            <w:tcW w:type="dxa" w:w="1157"/>
             <w:shd w:fill="FFFFFF" w:color="auto" w:val="clear"/>
             <w:tcMar>
               <w:top w:type="dxa" w:w="80"/>
@@ -48108,7 +48084,7 @@
         </w:tc>
         <w:tc>
           <w:tcPr>
-            <w:tcW w:type="dxa" w:w="3534"/>
+            <w:tcW w:type="dxa" w:w="2827"/>
             <w:shd w:fill="FFFFFF" w:color="auto" w:val="clear"/>
             <w:tcMar>
               <w:top w:type="dxa" w:w="80"/>
@@ -48139,7 +48115,7 @@
         </w:trPr>
         <w:tc>
           <w:tcPr>
-            <w:tcW w:type="dxa" w:w="900"/>
+            <w:tcW w:type="dxa" w:w="1157"/>
             <w:shd w:fill="F7F5F0" w:color="auto" w:val="clear"/>
             <w:tcMar>
               <w:top w:type="dxa" w:w="80"/>
@@ -48165,7 +48141,7 @@
         </w:tc>
         <w:tc>
           <w:tcPr>
-            <w:tcW w:type="dxa" w:w="3404"/>
+            <w:tcW w:type="dxa" w:w="3340"/>
             <w:shd w:fill="F7F5F0" w:color="auto" w:val="clear"/>
             <w:tcMar>
               <w:top w:type="dxa" w:w="80"/>
@@ -48192,7 +48168,7 @@
         </w:tc>
         <w:tc>
           <w:tcPr>
-            <w:tcW w:type="dxa" w:w="900"/>
+            <w:tcW w:type="dxa" w:w="1157"/>
             <w:shd w:fill="F7F5F0" w:color="auto" w:val="clear"/>
             <w:tcMar>
               <w:top w:type="dxa" w:w="80"/>
@@ -48218,7 +48194,7 @@
         </w:tc>
         <w:tc>
           <w:tcPr>
-            <w:tcW w:type="dxa" w:w="900"/>
+            <w:tcW w:type="dxa" w:w="1157"/>
             <w:shd w:fill="F7F5F0" w:color="auto" w:val="clear"/>
             <w:tcMar>
               <w:top w:type="dxa" w:w="80"/>
@@ -48244,7 +48220,7 @@
         </w:tc>
         <w:tc>
           <w:tcPr>
-            <w:tcW w:type="dxa" w:w="3534"/>
+            <w:tcW w:type="dxa" w:w="2827"/>
             <w:shd w:fill="F7F5F0" w:color="auto" w:val="clear"/>
             <w:tcMar>
               <w:top w:type="dxa" w:w="80"/>
@@ -48273,14 +48249,6 @@
     <w:p>
       <w:pPr>
         <w:spacing w:after="220"/>
-      </w:pPr>
-    </w:p>
-    <w:p>
-      <w:pPr>
-        <w:pBdr>
-          <w:bottom w:val="single" w:color="D9D4C8" w:sz="6"/>
-        </w:pBdr>
-        <w:spacing w:after="220" w:before="220"/>
       </w:pPr>
     </w:p>
     <w:p>
@@ -53070,14 +53038,6 @@
     </w:p>
     <w:p>
       <w:pPr>
-        <w:pBdr>
-          <w:bottom w:val="single" w:color="D9D4C8" w:sz="6"/>
-        </w:pBdr>
-        <w:spacing w:after="220" w:before="220"/>
-      </w:pPr>
-    </w:p>
-    <w:p>
-      <w:pPr>
         <w:pStyle w:val="Heading1"/>
         <w:pageBreakBefore/>
         <w:shd w:fill="0B4F4A" w:color="auto" w:val="clear"/>
@@ -53130,9 +53090,9 @@
         <w:tblLayout w:type="fixed"/>
       </w:tblPr>
       <w:tblGrid>
-        <w:gridCol w:w="1415"/>
-        <w:gridCol w:w="5924"/>
-        <w:gridCol w:w="2299"/>
+        <w:gridCol w:w="2496"/>
+        <w:gridCol w:w="4646"/>
+        <w:gridCol w:w="2496"/>
       </w:tblGrid>
       <w:tr>
         <w:trPr>
@@ -53141,7 +53101,7 @@
         </w:trPr>
         <w:tc>
           <w:tcPr>
-            <w:tcW w:type="dxa" w:w="1415"/>
+            <w:tcW w:type="dxa" w:w="2496"/>
             <w:shd w:fill="0F766E" w:color="auto" w:val="clear"/>
             <w:tcMar>
               <w:top w:type="dxa" w:w="80"/>
@@ -53169,7 +53129,7 @@
         </w:tc>
         <w:tc>
           <w:tcPr>
-            <w:tcW w:type="dxa" w:w="5924"/>
+            <w:tcW w:type="dxa" w:w="4646"/>
             <w:shd w:fill="0F766E" w:color="auto" w:val="clear"/>
             <w:tcMar>
               <w:top w:type="dxa" w:w="80"/>
@@ -53197,7 +53157,7 @@
         </w:tc>
         <w:tc>
           <w:tcPr>
-            <w:tcW w:type="dxa" w:w="2299"/>
+            <w:tcW w:type="dxa" w:w="2496"/>
             <w:shd w:fill="0F766E" w:color="auto" w:val="clear"/>
             <w:tcMar>
               <w:top w:type="dxa" w:w="80"/>
@@ -53230,7 +53190,7 @@
         </w:trPr>
         <w:tc>
           <w:tcPr>
-            <w:tcW w:type="dxa" w:w="1415"/>
+            <w:tcW w:type="dxa" w:w="2496"/>
             <w:shd w:fill="FFFFFF" w:color="auto" w:val="clear"/>
             <w:tcMar>
               <w:top w:type="dxa" w:w="80"/>
@@ -53256,7 +53216,7 @@
         </w:tc>
         <w:tc>
           <w:tcPr>
-            <w:tcW w:type="dxa" w:w="5924"/>
+            <w:tcW w:type="dxa" w:w="4646"/>
             <w:shd w:fill="FFFFFF" w:color="auto" w:val="clear"/>
             <w:tcMar>
               <w:top w:type="dxa" w:w="80"/>
@@ -53300,7 +53260,7 @@
         </w:tc>
         <w:tc>
           <w:tcPr>
-            <w:tcW w:type="dxa" w:w="2299"/>
+            <w:tcW w:type="dxa" w:w="2496"/>
             <w:shd w:fill="FFFFFF" w:color="auto" w:val="clear"/>
             <w:tcMar>
               <w:top w:type="dxa" w:w="80"/>
@@ -53331,7 +53291,7 @@
         </w:trPr>
         <w:tc>
           <w:tcPr>
-            <w:tcW w:type="dxa" w:w="1415"/>
+            <w:tcW w:type="dxa" w:w="2496"/>
             <w:shd w:fill="F7F5F0" w:color="auto" w:val="clear"/>
             <w:tcMar>
               <w:top w:type="dxa" w:w="80"/>
@@ -53357,7 +53317,7 @@
         </w:tc>
         <w:tc>
           <w:tcPr>
-            <w:tcW w:type="dxa" w:w="5924"/>
+            <w:tcW w:type="dxa" w:w="4646"/>
             <w:shd w:fill="F7F5F0" w:color="auto" w:val="clear"/>
             <w:tcMar>
               <w:top w:type="dxa" w:w="80"/>
@@ -53429,7 +53389,7 @@
         </w:tc>
         <w:tc>
           <w:tcPr>
-            <w:tcW w:type="dxa" w:w="2299"/>
+            <w:tcW w:type="dxa" w:w="2496"/>
             <w:shd w:fill="F7F5F0" w:color="auto" w:val="clear"/>
             <w:tcMar>
               <w:top w:type="dxa" w:w="80"/>
@@ -53460,7 +53420,7 @@
         </w:trPr>
         <w:tc>
           <w:tcPr>
-            <w:tcW w:type="dxa" w:w="1415"/>
+            <w:tcW w:type="dxa" w:w="2496"/>
             <w:shd w:fill="FFFFFF" w:color="auto" w:val="clear"/>
             <w:tcMar>
               <w:top w:type="dxa" w:w="80"/>
@@ -53486,7 +53446,7 @@
         </w:tc>
         <w:tc>
           <w:tcPr>
-            <w:tcW w:type="dxa" w:w="5924"/>
+            <w:tcW w:type="dxa" w:w="4646"/>
             <w:shd w:fill="FFFFFF" w:color="auto" w:val="clear"/>
             <w:tcMar>
               <w:top w:type="dxa" w:w="80"/>
@@ -53522,7 +53482,7 @@
         </w:tc>
         <w:tc>
           <w:tcPr>
-            <w:tcW w:type="dxa" w:w="2299"/>
+            <w:tcW w:type="dxa" w:w="2496"/>
             <w:shd w:fill="FFFFFF" w:color="auto" w:val="clear"/>
             <w:tcMar>
               <w:top w:type="dxa" w:w="80"/>

--- a/docx/DSH科研工具手册.docx
+++ b/docx/DSH科研工具手册.docx
@@ -1806,6 +1806,8 @@
     </w:p>
     <w:p>
       <w:pPr>
+        <w:keepNext/>
+        <w:keepLines/>
         <w:pBdr>
           <w:bottom w:val="single" w:color="D9D4C8" w:sz="6"/>
         </w:pBdr>
@@ -16437,14 +16439,6 @@
     </w:p>
     <w:p>
       <w:pPr>
-        <w:pBdr>
-          <w:bottom w:val="single" w:color="D9D4C8" w:sz="6"/>
-        </w:pBdr>
-        <w:spacing w:after="220" w:before="220"/>
-      </w:pPr>
-    </w:p>
-    <w:p>
-      <w:pPr>
         <w:spacing w:after="130" w:before="60" w:line="320" w:lineRule="auto"/>
       </w:pPr>
       <w:r>
@@ -17997,14 +17991,6 @@
     </w:p>
     <w:p>
       <w:pPr>
-        <w:pBdr>
-          <w:bottom w:val="single" w:color="D9D4C8" w:sz="6"/>
-        </w:pBdr>
-        <w:spacing w:after="220" w:before="220"/>
-      </w:pPr>
-    </w:p>
-    <w:p>
-      <w:pPr>
         <w:spacing w:after="130" w:before="60" w:line="320" w:lineRule="auto"/>
       </w:pPr>
       <w:r>
@@ -18364,14 +18350,6 @@
     </w:p>
     <w:p>
       <w:pPr>
-        <w:pBdr>
-          <w:bottom w:val="single" w:color="D9D4C8" w:sz="6"/>
-        </w:pBdr>
-        <w:spacing w:after="220" w:before="220"/>
-      </w:pPr>
-    </w:p>
-    <w:p>
-      <w:pPr>
         <w:pStyle w:val="Heading3"/>
         <w:pBdr>
           <w:bottom w:val="single" w:color="D9D4C8" w:sz="6"/>
@@ -19555,14 +19533,6 @@
     </w:p>
     <w:p>
       <w:pPr>
-        <w:pBdr>
-          <w:bottom w:val="single" w:color="D9D4C8" w:sz="6"/>
-        </w:pBdr>
-        <w:spacing w:after="220" w:before="220"/>
-      </w:pPr>
-    </w:p>
-    <w:p>
-      <w:pPr>
         <w:pStyle w:val="Heading3"/>
         <w:pBdr>
           <w:bottom w:val="single" w:color="D9D4C8" w:sz="6"/>
@@ -20488,14 +20458,6 @@
     </w:p>
     <w:p>
       <w:pPr>
-        <w:pBdr>
-          <w:bottom w:val="single" w:color="D9D4C8" w:sz="6"/>
-        </w:pBdr>
-        <w:spacing w:after="220" w:before="220"/>
-      </w:pPr>
-    </w:p>
-    <w:p>
-      <w:pPr>
         <w:pStyle w:val="Heading3"/>
         <w:pBdr>
           <w:bottom w:val="single" w:color="D9D4C8" w:sz="6"/>
@@ -21770,14 +21732,6 @@
     </w:p>
     <w:p>
       <w:pPr>
-        <w:pBdr>
-          <w:bottom w:val="single" w:color="D9D4C8" w:sz="6"/>
-        </w:pBdr>
-        <w:spacing w:after="220" w:before="220"/>
-      </w:pPr>
-    </w:p>
-    <w:p>
-      <w:pPr>
         <w:pStyle w:val="Heading3"/>
         <w:pBdr>
           <w:bottom w:val="single" w:color="D9D4C8" w:sz="6"/>
@@ -22633,14 +22587,6 @@
     </w:p>
     <w:p>
       <w:pPr>
-        <w:pBdr>
-          <w:bottom w:val="single" w:color="D9D4C8" w:sz="6"/>
-        </w:pBdr>
-        <w:spacing w:after="220" w:before="220"/>
-      </w:pPr>
-    </w:p>
-    <w:p>
-      <w:pPr>
         <w:spacing w:after="130" w:before="60" w:line="320" w:lineRule="auto"/>
       </w:pPr>
       <w:r>
@@ -24047,14 +23993,6 @@
         </w:rPr>
         <w:t xml:space="preserve">：DSH ≥ 0.1.1-rc.2、Node ≥ 20；本地 Zotero 可选（8.x）。</w:t>
       </w:r>
-    </w:p>
-    <w:p>
-      <w:pPr>
-        <w:pBdr>
-          <w:bottom w:val="single" w:color="D9D4C8" w:sz="6"/>
-        </w:pBdr>
-        <w:spacing w:after="220" w:before="220"/>
-      </w:pPr>
     </w:p>
     <w:p>
       <w:pPr>
@@ -28081,14 +28019,6 @@
     </w:p>
     <w:p>
       <w:pPr>
-        <w:pBdr>
-          <w:bottom w:val="single" w:color="D9D4C8" w:sz="6"/>
-        </w:pBdr>
-        <w:spacing w:after="220" w:before="220"/>
-      </w:pPr>
-    </w:p>
-    <w:p>
-      <w:pPr>
         <w:spacing w:after="130" w:before="60" w:line="320" w:lineRule="auto"/>
       </w:pPr>
       <w:r>
@@ -29911,14 +29841,6 @@
     </w:p>
     <w:p>
       <w:pPr>
-        <w:pBdr>
-          <w:bottom w:val="single" w:color="D9D4C8" w:sz="6"/>
-        </w:pBdr>
-        <w:spacing w:after="220" w:before="220"/>
-      </w:pPr>
-    </w:p>
-    <w:p>
-      <w:pPr>
         <w:spacing w:after="130" w:before="60" w:line="320" w:lineRule="auto"/>
       </w:pPr>
       <w:r>
@@ -30713,14 +30635,6 @@
     </w:p>
     <w:p>
       <w:pPr>
-        <w:pBdr>
-          <w:bottom w:val="single" w:color="D9D4C8" w:sz="6"/>
-        </w:pBdr>
-        <w:spacing w:after="220" w:before="220"/>
-      </w:pPr>
-    </w:p>
-    <w:p>
-      <w:pPr>
         <w:spacing w:after="130" w:before="60" w:line="320" w:lineRule="auto"/>
       </w:pPr>
       <w:r>
@@ -31414,14 +31328,6 @@
     <w:p>
       <w:pPr>
         <w:spacing w:after="90"/>
-      </w:pPr>
-    </w:p>
-    <w:p>
-      <w:pPr>
-        <w:pBdr>
-          <w:bottom w:val="single" w:color="D9D4C8" w:sz="6"/>
-        </w:pBdr>
-        <w:spacing w:after="220" w:before="220"/>
       </w:pPr>
     </w:p>
     <w:p>
@@ -54954,14 +54860,6 @@
     <w:p>
       <w:pPr>
         <w:spacing w:after="90"/>
-      </w:pPr>
-    </w:p>
-    <w:p>
-      <w:pPr>
-        <w:pBdr>
-          <w:bottom w:val="single" w:color="D9D4C8" w:sz="6"/>
-        </w:pBdr>
-        <w:spacing w:after="220" w:before="220"/>
       </w:pPr>
     </w:p>
     <w:p>

--- a/docx/DSH科研工具手册.docx
+++ b/docx/DSH科研工具手册.docx
@@ -55518,6 +55518,21 @@
       </w:pPr>
     </w:pPrDefault>
   </w:docDefaults>
+  <w:style w:type="paragraph" w:default="1" w:styleId="Normal">
+    <w:name w:val="Normal"/>
+    <w:qFormat/>
+    <w:rPr>
+      <w:rFonts w:ascii="微软雅黑" w:eastAsia="微软雅黑" w:hAnsi="微软雅黑" w:cs="微软雅黑"/>
+      <w:sz w:val="21"/>
+      <w:szCs w:val="21"/>
+    </w:rPr>
+  </w:style>
+  <w:style w:type="character" w:default="1" w:styleId="DefaultParagraphFont">
+    <w:name w:val="Default Paragraph Font"/>
+    <w:uiPriority w:val="1"/>
+    <w:semiHidden/>
+    <w:unhideWhenUsed/>
+  </w:style>
   <w:style w:type="paragraph" w:styleId="Title">
     <w:name w:val="Title"/>
     <w:basedOn w:val="Normal"/>
